--- a/Documentacion/05_Despliegue de imagenes.docx
+++ b/Documentacion/05_Despliegue de imagenes.docx
@@ -16,7 +16,15 @@
     </w:p>
     <w:p>
       <w:r>
-        <w:t xml:space="preserve">Si queremos hacer el despliegue en un Host directamente desde el menú de Full Registration, </w:t>
+        <w:t xml:space="preserve">Si queremos hacer el despliegue en un Host directamente desde el menú de Full </w:t>
+      </w:r>
+      <w:proofErr w:type="spellStart"/>
+      <w:r>
+        <w:t>Registration</w:t>
+      </w:r>
+      <w:proofErr w:type="spellEnd"/>
+      <w:r>
+        <w:t xml:space="preserve">, </w:t>
       </w:r>
       <w:r>
         <w:rPr>
@@ -177,7 +185,25 @@
           <w:bCs/>
           <w:color w:val="EE0000"/>
         </w:rPr>
-        <w:t>VIDEO: Deploying after full registration.mp4</w:t>
+        <w:t xml:space="preserve">VIDEO: </w:t>
+      </w:r>
+      <w:proofErr w:type="spellStart"/>
+      <w:r>
+        <w:rPr>
+          <w:b/>
+          <w:bCs/>
+          <w:color w:val="EE0000"/>
+        </w:rPr>
+        <w:t>Deploying</w:t>
+      </w:r>
+      <w:proofErr w:type="spellEnd"/>
+      <w:r>
+        <w:rPr>
+          <w:b/>
+          <w:bCs/>
+          <w:color w:val="EE0000"/>
+        </w:rPr>
+        <w:t xml:space="preserve"> after full registration.mp4</w:t>
       </w:r>
     </w:p>
     <w:p/>
@@ -214,7 +240,23 @@
     </w:p>
     <w:p>
       <w:r>
-        <w:t>Arrancamos la máquina y llegamos al Menú de FOG y le damos a “Deploy Image”</w:t>
+        <w:t>Arrancamos la máquina y llegamos al Menú de FOG y le damos a “</w:t>
+      </w:r>
+      <w:proofErr w:type="spellStart"/>
+      <w:r>
+        <w:t>Deploy</w:t>
+      </w:r>
+      <w:proofErr w:type="spellEnd"/>
+      <w:r>
+        <w:t xml:space="preserve"> </w:t>
+      </w:r>
+      <w:proofErr w:type="spellStart"/>
+      <w:r>
+        <w:t>Image</w:t>
+      </w:r>
+      <w:proofErr w:type="spellEnd"/>
+      <w:r>
+        <w:t>”</w:t>
       </w:r>
     </w:p>
     <w:p>
@@ -384,14 +426,32 @@
           <w:bCs/>
           <w:color w:val="EE0000"/>
         </w:rPr>
-        <w:t>Quick Deploy Image</w:t>
-      </w:r>
+        <w:t xml:space="preserve">Quick </w:t>
+      </w:r>
+      <w:proofErr w:type="spellStart"/>
       <w:r>
         <w:rPr>
           <w:b/>
           <w:bCs/>
           <w:color w:val="EE0000"/>
         </w:rPr>
+        <w:t>Deploy</w:t>
+      </w:r>
+      <w:proofErr w:type="spellEnd"/>
+      <w:r>
+        <w:rPr>
+          <w:b/>
+          <w:bCs/>
+          <w:color w:val="EE0000"/>
+        </w:rPr>
+        <w:t xml:space="preserve"> Image</w:t>
+      </w:r>
+      <w:r>
+        <w:rPr>
+          <w:b/>
+          <w:bCs/>
+          <w:color w:val="EE0000"/>
+        </w:rPr>
         <w:t>.mp4</w:t>
       </w:r>
     </w:p>
@@ -408,7 +468,23 @@
           <w:bCs/>
         </w:rPr>
         <w:lastRenderedPageBreak/>
-        <w:t>Despliegue Unicast desde la interfaz web.</w:t>
+        <w:t xml:space="preserve">Despliegue </w:t>
+      </w:r>
+      <w:proofErr w:type="spellStart"/>
+      <w:r>
+        <w:rPr>
+          <w:b/>
+          <w:bCs/>
+        </w:rPr>
+        <w:t>Unicast</w:t>
+      </w:r>
+      <w:proofErr w:type="spellEnd"/>
+      <w:r>
+        <w:rPr>
+          <w:b/>
+          <w:bCs/>
+        </w:rPr>
+        <w:t xml:space="preserve"> desde la interfaz web.</w:t>
       </w:r>
     </w:p>
     <w:p>
@@ -465,15 +541,25 @@
       <w:r>
         <w:t xml:space="preserve">Basic </w:t>
       </w:r>
-      <w:r>
-        <w:t xml:space="preserve">Tasks </w:t>
+      <w:proofErr w:type="spellStart"/>
+      <w:r>
+        <w:t>Tasks</w:t>
+      </w:r>
+      <w:proofErr w:type="spellEnd"/>
+      <w:r>
+        <w:t xml:space="preserve"> </w:t>
       </w:r>
       <w:r>
         <w:sym w:font="Wingdings" w:char="F0E0"/>
       </w:r>
       <w:r>
-        <w:t xml:space="preserve"> Deploy</w:t>
-      </w:r>
+        <w:t xml:space="preserve"> </w:t>
+      </w:r>
+      <w:proofErr w:type="spellStart"/>
+      <w:r>
+        <w:t>Deploy</w:t>
+      </w:r>
+      <w:proofErr w:type="spellEnd"/>
     </w:p>
     <w:p>
       <w:r>
@@ -767,7 +853,15 @@
     <w:p>
       <w:r>
         <w:lastRenderedPageBreak/>
-        <w:t xml:space="preserve">En Hosts podemos ver como en “Imaged” (se </w:t>
+        <w:t>En Hosts podemos ver como en “</w:t>
+      </w:r>
+      <w:proofErr w:type="spellStart"/>
+      <w:r>
+        <w:t>Imaged</w:t>
+      </w:r>
+      <w:proofErr w:type="spellEnd"/>
+      <w:r>
+        <w:t xml:space="preserve">” (se </w:t>
       </w:r>
       <w:r>
         <w:t>indica última vez que se capturó/desplegó una imagen en el host), ahora aparece la fecha y hora.</w:t>
@@ -831,13 +925,23 @@
         </w:rPr>
         <w:t xml:space="preserve">VIDEO: </w:t>
       </w:r>
+      <w:proofErr w:type="spellStart"/>
       <w:r>
         <w:rPr>
           <w:b/>
           <w:bCs/>
           <w:color w:val="EE0000"/>
         </w:rPr>
-        <w:t>Unicast Deployment.mp4</w:t>
+        <w:t>Unicast</w:t>
+      </w:r>
+      <w:proofErr w:type="spellEnd"/>
+      <w:r>
+        <w:rPr>
+          <w:b/>
+          <w:bCs/>
+          <w:color w:val="EE0000"/>
+        </w:rPr>
+        <w:t xml:space="preserve"> Deployment.mp4</w:t>
       </w:r>
     </w:p>
     <w:p>
@@ -858,9 +962,30 @@
           <w:numId w:val="1"/>
         </w:numPr>
       </w:pPr>
+      <w:proofErr w:type="spellStart"/>
       <w:r>
         <w:lastRenderedPageBreak/>
-        <w:t>Deploying to multiple hosts.</w:t>
+        <w:t>Deploying</w:t>
+      </w:r>
+      <w:proofErr w:type="spellEnd"/>
+      <w:r>
+        <w:t xml:space="preserve"> </w:t>
+      </w:r>
+      <w:proofErr w:type="spellStart"/>
+      <w:r>
+        <w:t>to</w:t>
+      </w:r>
+      <w:proofErr w:type="spellEnd"/>
+      <w:r>
+        <w:t xml:space="preserve"> </w:t>
+      </w:r>
+      <w:proofErr w:type="spellStart"/>
+      <w:r>
+        <w:t>multiple</w:t>
+      </w:r>
+      <w:proofErr w:type="spellEnd"/>
+      <w:r>
+        <w:t xml:space="preserve"> hosts.</w:t>
       </w:r>
     </w:p>
     <w:p>
@@ -869,14 +994,27 @@
       </w:r>
     </w:p>
     <w:p>
-      <w:r>
-        <w:t xml:space="preserve">Groups </w:t>
+      <w:proofErr w:type="spellStart"/>
+      <w:r>
+        <w:t>Groups</w:t>
+      </w:r>
+      <w:proofErr w:type="spellEnd"/>
+      <w:r>
+        <w:t xml:space="preserve"> </w:t>
       </w:r>
       <w:r>
         <w:sym w:font="Wingdings" w:char="F0E0"/>
       </w:r>
       <w:r>
-        <w:t xml:space="preserve"> Create New Group</w:t>
+        <w:t xml:space="preserve"> </w:t>
+      </w:r>
+      <w:proofErr w:type="spellStart"/>
+      <w:r>
+        <w:t>Create</w:t>
+      </w:r>
+      <w:proofErr w:type="spellEnd"/>
+      <w:r>
+        <w:t xml:space="preserve"> New Group</w:t>
       </w:r>
     </w:p>
     <w:p>
@@ -934,7 +1072,23 @@
     </w:p>
     <w:p>
       <w:r>
-        <w:t>Si volvemos a List All Groups y seleccionamos el grupo, ya podremos acceder a su configuración.</w:t>
+        <w:t xml:space="preserve">Si volvemos a List </w:t>
+      </w:r>
+      <w:proofErr w:type="spellStart"/>
+      <w:r>
+        <w:t>All</w:t>
+      </w:r>
+      <w:proofErr w:type="spellEnd"/>
+      <w:r>
+        <w:t xml:space="preserve"> </w:t>
+      </w:r>
+      <w:proofErr w:type="spellStart"/>
+      <w:r>
+        <w:t>Groups</w:t>
+      </w:r>
+      <w:proofErr w:type="spellEnd"/>
+      <w:r>
+        <w:t xml:space="preserve"> y seleccionamos el grupo, ya podremos acceder a su configuración.</w:t>
       </w:r>
     </w:p>
     <w:p>
@@ -995,7 +1149,31 @@
         <w:t>Ahora lo primero que debemos hacer es asociar al grupo con una imagen.</w:t>
       </w:r>
       <w:r>
-        <w:t xml:space="preserve"> Para ello nos dirigimos a “Image Association”. Una vez seleccionada le damos a Update.</w:t>
+        <w:t xml:space="preserve"> Para ello nos dirigimos a “</w:t>
+      </w:r>
+      <w:proofErr w:type="spellStart"/>
+      <w:r>
+        <w:t>Image</w:t>
+      </w:r>
+      <w:proofErr w:type="spellEnd"/>
+      <w:r>
+        <w:t xml:space="preserve"> </w:t>
+      </w:r>
+      <w:proofErr w:type="spellStart"/>
+      <w:r>
+        <w:t>Association</w:t>
+      </w:r>
+      <w:proofErr w:type="spellEnd"/>
+      <w:r>
+        <w:t xml:space="preserve">”. Una vez seleccionada le damos a </w:t>
+      </w:r>
+      <w:proofErr w:type="spellStart"/>
+      <w:r>
+        <w:t>Update</w:t>
+      </w:r>
+      <w:proofErr w:type="spellEnd"/>
+      <w:r>
+        <w:t>.</w:t>
       </w:r>
     </w:p>
     <w:p>
@@ -1050,12 +1228,36 @@
         <w:t>ATENCIÓN</w:t>
       </w:r>
       <w:r>
-        <w:t>: Esto actualizará también la asociación de imágenes en los hosts que estén en ese momento asociados al grupo. Si añadimos un host posteriormente, tendremos que volver a hacer “Update” en la sección de imagen para que la asociación se le actualiza al nuevo host que hemos añadido. Esto también ocurre con otros elementos como los Snapins.</w:t>
-      </w:r>
-    </w:p>
-    <w:p>
-      <w:r>
-        <w:t>Para añadir hosts al grupo podemos ir a “Membership”. Nos mostrará los hosts que ya son miembros y también aquellos disponibles para unirlos.</w:t>
+        <w:t>: Esto actualizará también la asociación de imágenes en los hosts que estén en ese momento asociados al grupo. Si añadimos un host posteriormente, tendremos que volver a hacer “</w:t>
+      </w:r>
+      <w:proofErr w:type="spellStart"/>
+      <w:r>
+        <w:t>Update</w:t>
+      </w:r>
+      <w:proofErr w:type="spellEnd"/>
+      <w:r>
+        <w:t xml:space="preserve">” en la sección de imagen para que la asociación se le actualiza al nuevo host que hemos añadido. Esto también ocurre con otros elementos como los </w:t>
+      </w:r>
+      <w:proofErr w:type="spellStart"/>
+      <w:r>
+        <w:t>Snapins</w:t>
+      </w:r>
+      <w:proofErr w:type="spellEnd"/>
+      <w:r>
+        <w:t>.</w:t>
+      </w:r>
+    </w:p>
+    <w:p>
+      <w:r>
+        <w:t>Para añadir hosts al grupo podemos ir a “</w:t>
+      </w:r>
+      <w:proofErr w:type="spellStart"/>
+      <w:r>
+        <w:t>Membership</w:t>
+      </w:r>
+      <w:proofErr w:type="spellEnd"/>
+      <w:r>
+        <w:t>”. Nos mostrará los hosts que ya son miembros y también aquellos disponibles para unirlos.</w:t>
       </w:r>
     </w:p>
     <w:p>
@@ -1157,7 +1359,15 @@
         <w:t>RECUERDA</w:t>
       </w:r>
       <w:r>
-        <w:t>: También podemos asociar un host a un grupo durante el Full Registration.</w:t>
+        <w:t xml:space="preserve">: También podemos asociar un host a un grupo durante el Full </w:t>
+      </w:r>
+      <w:proofErr w:type="spellStart"/>
+      <w:r>
+        <w:t>Registration</w:t>
+      </w:r>
+      <w:proofErr w:type="spellEnd"/>
+      <w:r>
+        <w:t>.</w:t>
       </w:r>
     </w:p>
     <w:p>
@@ -1179,7 +1389,15 @@
         <w:sym w:font="Wingdings" w:char="F0E0"/>
       </w:r>
       <w:r>
-        <w:t>List All Hosts: Selecciona los hosts y dale a añadir a grupo</w:t>
+        <w:t xml:space="preserve">List </w:t>
+      </w:r>
+      <w:proofErr w:type="spellStart"/>
+      <w:r>
+        <w:t>All</w:t>
+      </w:r>
+      <w:proofErr w:type="spellEnd"/>
+      <w:r>
+        <w:t xml:space="preserve"> Hosts: Selecciona los hosts y dale a añadir a grupo</w:t>
       </w:r>
       <w:r>
         <w:t>.</w:t>
@@ -1234,8 +1452,13 @@
       <w:r>
         <w:t xml:space="preserve">Basic </w:t>
       </w:r>
-      <w:r>
-        <w:t xml:space="preserve">Tasks y veremos </w:t>
+      <w:proofErr w:type="spellStart"/>
+      <w:r>
+        <w:t>Tasks</w:t>
+      </w:r>
+      <w:proofErr w:type="spellEnd"/>
+      <w:r>
+        <w:t xml:space="preserve"> y veremos </w:t>
       </w:r>
       <w:r>
         <w:t>que</w:t>
@@ -1252,8 +1475,21 @@
           <w:numId w:val="1"/>
         </w:numPr>
       </w:pPr>
-      <w:r>
-        <w:t>Deploy (Unicast)</w:t>
+      <w:proofErr w:type="spellStart"/>
+      <w:r>
+        <w:t>Deploy</w:t>
+      </w:r>
+      <w:proofErr w:type="spellEnd"/>
+      <w:r>
+        <w:t xml:space="preserve"> (</w:t>
+      </w:r>
+      <w:proofErr w:type="spellStart"/>
+      <w:r>
+        <w:t>Unicast</w:t>
+      </w:r>
+      <w:proofErr w:type="spellEnd"/>
+      <w:r>
+        <w:t>)</w:t>
       </w:r>
       <w:r>
         <w:rPr>
@@ -1322,7 +1558,15 @@
         <w:t>Uso ideal:</w:t>
       </w:r>
       <w:r>
-        <w:t xml:space="preserve"> Cuando vas a actualizar solo 2 o 3 equipos, o si tienes un switch básico que no gestiona bien el tráfico multicast.</w:t>
+        <w:t xml:space="preserve"> Cuando vas a actualizar solo 2 o 3 equipos, o si tienes un switch básico que no gestiona bien el tráfico </w:t>
+      </w:r>
+      <w:proofErr w:type="spellStart"/>
+      <w:r>
+        <w:t>multicast</w:t>
+      </w:r>
+      <w:proofErr w:type="spellEnd"/>
+      <w:r>
+        <w:t>.</w:t>
       </w:r>
     </w:p>
     <w:p>
@@ -1353,7 +1597,15 @@
         </w:numPr>
       </w:pPr>
       <w:r>
-        <w:t>El servidor no espera a que todos estén listos. En cuanto un equipo llega al menú iPXE y recibe la orden, empieza la tarea. Si un equipo falla en el despliegue, no afecta a los demás.</w:t>
+        <w:t xml:space="preserve">El servidor no espera a que todos estén listos. En cuanto un equipo llega al menú </w:t>
+      </w:r>
+      <w:proofErr w:type="spellStart"/>
+      <w:r>
+        <w:t>iPXE</w:t>
+      </w:r>
+      <w:proofErr w:type="spellEnd"/>
+      <w:r>
+        <w:t xml:space="preserve"> y recibe la orden, empieza la tarea. Si un equipo falla en el despliegue, no afecta a los demás.</w:t>
       </w:r>
     </w:p>
     <w:p>
@@ -1660,7 +1912,31 @@
         <w:t xml:space="preserve">Requisitos: </w:t>
       </w:r>
       <w:r>
-        <w:t>El tráfico multicast está limitado por defecto al dominio de difusión local y no atraviesa routers. Para desplegar en diferentes redes, es necesario configurar IGMP Proxy o PIM en los routers. Su implementación es inmediata y sencilla si todos los hosts del grupo pertenecen a la misma subred que el servidor FOG.</w:t>
+        <w:t xml:space="preserve">El tráfico </w:t>
+      </w:r>
+      <w:proofErr w:type="spellStart"/>
+      <w:r>
+        <w:t>multicast</w:t>
+      </w:r>
+      <w:proofErr w:type="spellEnd"/>
+      <w:r>
+        <w:t xml:space="preserve"> está limitado por defecto al dominio de difusión local y no atraviesa </w:t>
+      </w:r>
+      <w:proofErr w:type="spellStart"/>
+      <w:r>
+        <w:t>routers</w:t>
+      </w:r>
+      <w:proofErr w:type="spellEnd"/>
+      <w:r>
+        <w:t xml:space="preserve">. Para desplegar en diferentes redes, es necesario configurar IGMP Proxy o PIM en los </w:t>
+      </w:r>
+      <w:proofErr w:type="spellStart"/>
+      <w:r>
+        <w:t>routers</w:t>
+      </w:r>
+      <w:proofErr w:type="spellEnd"/>
+      <w:r>
+        <w:t>. Su implementación es inmediata y sencilla si todos los hosts del grupo pertenecen a la misma subred que el servidor FOG.</w:t>
       </w:r>
     </w:p>
     <w:p>
@@ -1773,7 +2049,15 @@
         </w:numPr>
       </w:pPr>
       <w:r>
-        <w:t xml:space="preserve">Si un host se queda "colgado" (hung up), </w:t>
+        <w:t>Si un host se queda "colgado" (</w:t>
+      </w:r>
+      <w:proofErr w:type="spellStart"/>
+      <w:r>
+        <w:t>hung</w:t>
+      </w:r>
+      <w:proofErr w:type="spellEnd"/>
+      <w:r>
+        <w:t xml:space="preserve"> up), </w:t>
       </w:r>
       <w:r>
         <w:rPr>
@@ -1830,11 +2114,16 @@
       </w:pPr>
       <w:r>
         <w:lastRenderedPageBreak/>
-        <w:t>Primero vamos a comprobar que Multicas</w:t>
+        <w:t xml:space="preserve">Primero vamos a comprobar que </w:t>
+      </w:r>
+      <w:proofErr w:type="spellStart"/>
+      <w:r>
+        <w:t>Multicas</w:t>
       </w:r>
       <w:r>
         <w:t>t</w:t>
       </w:r>
+      <w:proofErr w:type="spellEnd"/>
       <w:r>
         <w:t xml:space="preserve"> funciona cuando </w:t>
       </w:r>
@@ -1843,7 +2132,23 @@
           <w:b/>
           <w:bCs/>
         </w:rPr>
-        <w:t>los hosts están en la misma SubNet que el servidor FOG.</w:t>
+        <w:t xml:space="preserve">los hosts están en la misma </w:t>
+      </w:r>
+      <w:proofErr w:type="spellStart"/>
+      <w:r>
+        <w:rPr>
+          <w:b/>
+          <w:bCs/>
+        </w:rPr>
+        <w:t>SubNet</w:t>
+      </w:r>
+      <w:proofErr w:type="spellEnd"/>
+      <w:r>
+        <w:rPr>
+          <w:b/>
+          <w:bCs/>
+        </w:rPr>
+        <w:t xml:space="preserve"> que el servidor FOG.</w:t>
       </w:r>
     </w:p>
     <w:p>
@@ -1932,8 +2237,29 @@
     </w:p>
     <w:p>
       <w:r>
-        <w:t>Vamos a “Basic Tasks” del group y esta vez elegimos Multi-cast</w:t>
-      </w:r>
+        <w:t xml:space="preserve">Vamos a “Basic </w:t>
+      </w:r>
+      <w:proofErr w:type="spellStart"/>
+      <w:r>
+        <w:t>Tasks</w:t>
+      </w:r>
+      <w:proofErr w:type="spellEnd"/>
+      <w:r>
+        <w:t xml:space="preserve">” del </w:t>
+      </w:r>
+      <w:proofErr w:type="spellStart"/>
+      <w:r>
+        <w:t>group</w:t>
+      </w:r>
+      <w:proofErr w:type="spellEnd"/>
+      <w:r>
+        <w:t xml:space="preserve"> y esta vez elegimos </w:t>
+      </w:r>
+      <w:proofErr w:type="spellStart"/>
+      <w:r>
+        <w:t>Multi-cast</w:t>
+      </w:r>
+      <w:proofErr w:type="spellEnd"/>
     </w:p>
     <w:p>
       <w:r>
@@ -2058,12 +2384,52 @@
     <w:p>
       <w:r>
         <w:lastRenderedPageBreak/>
-        <w:t>Ahora vamos a probar con Multicast cuando los hosts están en una SubNet diferente a la del servidor FOG.</w:t>
-      </w:r>
-    </w:p>
-    <w:p>
-      <w:r>
-        <w:t>No funcionará porque Multicast no atraviesa el router tan facilemente (frontera de difusión).</w:t>
+        <w:t xml:space="preserve">Ahora vamos a probar con </w:t>
+      </w:r>
+      <w:proofErr w:type="spellStart"/>
+      <w:r>
+        <w:t>Multicast</w:t>
+      </w:r>
+      <w:proofErr w:type="spellEnd"/>
+      <w:r>
+        <w:t xml:space="preserve"> cuando los hosts están en una </w:t>
+      </w:r>
+      <w:proofErr w:type="spellStart"/>
+      <w:r>
+        <w:t>SubNet</w:t>
+      </w:r>
+      <w:proofErr w:type="spellEnd"/>
+      <w:r>
+        <w:t xml:space="preserve"> diferente a la del servidor FOG.</w:t>
+      </w:r>
+    </w:p>
+    <w:p>
+      <w:r>
+        <w:t xml:space="preserve">No funcionará porque </w:t>
+      </w:r>
+      <w:proofErr w:type="spellStart"/>
+      <w:r>
+        <w:t>Multicast</w:t>
+      </w:r>
+      <w:proofErr w:type="spellEnd"/>
+      <w:r>
+        <w:t xml:space="preserve"> no atraviesa el </w:t>
+      </w:r>
+      <w:proofErr w:type="spellStart"/>
+      <w:r>
+        <w:t>router</w:t>
+      </w:r>
+      <w:proofErr w:type="spellEnd"/>
+      <w:r>
+        <w:t xml:space="preserve"> tan </w:t>
+      </w:r>
+      <w:proofErr w:type="spellStart"/>
+      <w:r>
+        <w:t>facilemente</w:t>
+      </w:r>
+      <w:proofErr w:type="spellEnd"/>
+      <w:r>
+        <w:t xml:space="preserve"> (frontera de difusión).</w:t>
       </w:r>
     </w:p>
     <w:p>
@@ -2078,7 +2444,15 @@
     </w:p>
     <w:p>
       <w:r>
-        <w:t>Tendremos que instalar “igmpproxy” en R1-ubuntu</w:t>
+        <w:t>Tendremos que instalar “</w:t>
+      </w:r>
+      <w:proofErr w:type="spellStart"/>
+      <w:r>
+        <w:t>igmpproxy</w:t>
+      </w:r>
+      <w:proofErr w:type="spellEnd"/>
+      <w:r>
+        <w:t>” en R1-ubuntu</w:t>
       </w:r>
     </w:p>
     <w:p>
@@ -2106,13 +2480,466 @@
           <w:i/>
           <w:iCs/>
         </w:rPr>
-        <w:t>FOG Multicasing uses “multicast packets”. Those are not typically forwarded between subnets or over wan links. You will need an igmp proxy to forward multicast packets from one subnet to another, as well as igmp snooping enabled.”</w:t>
-      </w:r>
-    </w:p>
-    <w:p>
-      <w:r>
-        <w:t>Instalación de igmpproxy</w:t>
-      </w:r>
+        <w:t xml:space="preserve">FOG </w:t>
+      </w:r>
+      <w:proofErr w:type="spellStart"/>
+      <w:r>
+        <w:rPr>
+          <w:i/>
+          <w:iCs/>
+        </w:rPr>
+        <w:t>Multicasing</w:t>
+      </w:r>
+      <w:proofErr w:type="spellEnd"/>
+      <w:r>
+        <w:rPr>
+          <w:i/>
+          <w:iCs/>
+        </w:rPr>
+        <w:t xml:space="preserve"> uses “</w:t>
+      </w:r>
+      <w:proofErr w:type="spellStart"/>
+      <w:r>
+        <w:rPr>
+          <w:i/>
+          <w:iCs/>
+        </w:rPr>
+        <w:t>multicast</w:t>
+      </w:r>
+      <w:proofErr w:type="spellEnd"/>
+      <w:r>
+        <w:rPr>
+          <w:i/>
+          <w:iCs/>
+        </w:rPr>
+        <w:t xml:space="preserve"> </w:t>
+      </w:r>
+      <w:proofErr w:type="spellStart"/>
+      <w:r>
+        <w:rPr>
+          <w:i/>
+          <w:iCs/>
+        </w:rPr>
+        <w:t>packets</w:t>
+      </w:r>
+      <w:proofErr w:type="spellEnd"/>
+      <w:r>
+        <w:rPr>
+          <w:i/>
+          <w:iCs/>
+        </w:rPr>
+        <w:t xml:space="preserve">”. </w:t>
+      </w:r>
+      <w:proofErr w:type="spellStart"/>
+      <w:r>
+        <w:rPr>
+          <w:i/>
+          <w:iCs/>
+        </w:rPr>
+        <w:t>Those</w:t>
+      </w:r>
+      <w:proofErr w:type="spellEnd"/>
+      <w:r>
+        <w:rPr>
+          <w:i/>
+          <w:iCs/>
+        </w:rPr>
+        <w:t xml:space="preserve"> are </w:t>
+      </w:r>
+      <w:proofErr w:type="spellStart"/>
+      <w:r>
+        <w:rPr>
+          <w:i/>
+          <w:iCs/>
+        </w:rPr>
+        <w:t>not</w:t>
+      </w:r>
+      <w:proofErr w:type="spellEnd"/>
+      <w:r>
+        <w:rPr>
+          <w:i/>
+          <w:iCs/>
+        </w:rPr>
+        <w:t xml:space="preserve"> </w:t>
+      </w:r>
+      <w:proofErr w:type="spellStart"/>
+      <w:r>
+        <w:rPr>
+          <w:i/>
+          <w:iCs/>
+        </w:rPr>
+        <w:t>typically</w:t>
+      </w:r>
+      <w:proofErr w:type="spellEnd"/>
+      <w:r>
+        <w:rPr>
+          <w:i/>
+          <w:iCs/>
+        </w:rPr>
+        <w:t xml:space="preserve"> </w:t>
+      </w:r>
+      <w:proofErr w:type="spellStart"/>
+      <w:r>
+        <w:rPr>
+          <w:i/>
+          <w:iCs/>
+        </w:rPr>
+        <w:t>forwarded</w:t>
+      </w:r>
+      <w:proofErr w:type="spellEnd"/>
+      <w:r>
+        <w:rPr>
+          <w:i/>
+          <w:iCs/>
+        </w:rPr>
+        <w:t xml:space="preserve"> </w:t>
+      </w:r>
+      <w:proofErr w:type="spellStart"/>
+      <w:r>
+        <w:rPr>
+          <w:i/>
+          <w:iCs/>
+        </w:rPr>
+        <w:t>between</w:t>
+      </w:r>
+      <w:proofErr w:type="spellEnd"/>
+      <w:r>
+        <w:rPr>
+          <w:i/>
+          <w:iCs/>
+        </w:rPr>
+        <w:t xml:space="preserve"> </w:t>
+      </w:r>
+      <w:proofErr w:type="spellStart"/>
+      <w:r>
+        <w:rPr>
+          <w:i/>
+          <w:iCs/>
+        </w:rPr>
+        <w:t>subnets</w:t>
+      </w:r>
+      <w:proofErr w:type="spellEnd"/>
+      <w:r>
+        <w:rPr>
+          <w:i/>
+          <w:iCs/>
+        </w:rPr>
+        <w:t xml:space="preserve"> </w:t>
+      </w:r>
+      <w:proofErr w:type="spellStart"/>
+      <w:r>
+        <w:rPr>
+          <w:i/>
+          <w:iCs/>
+        </w:rPr>
+        <w:t>or</w:t>
+      </w:r>
+      <w:proofErr w:type="spellEnd"/>
+      <w:r>
+        <w:rPr>
+          <w:i/>
+          <w:iCs/>
+        </w:rPr>
+        <w:t xml:space="preserve"> </w:t>
+      </w:r>
+      <w:proofErr w:type="spellStart"/>
+      <w:r>
+        <w:rPr>
+          <w:i/>
+          <w:iCs/>
+        </w:rPr>
+        <w:t>over</w:t>
+      </w:r>
+      <w:proofErr w:type="spellEnd"/>
+      <w:r>
+        <w:rPr>
+          <w:i/>
+          <w:iCs/>
+        </w:rPr>
+        <w:t xml:space="preserve"> </w:t>
+      </w:r>
+      <w:proofErr w:type="spellStart"/>
+      <w:r>
+        <w:rPr>
+          <w:i/>
+          <w:iCs/>
+        </w:rPr>
+        <w:t>wan</w:t>
+      </w:r>
+      <w:proofErr w:type="spellEnd"/>
+      <w:r>
+        <w:rPr>
+          <w:i/>
+          <w:iCs/>
+        </w:rPr>
+        <w:t xml:space="preserve"> links. You </w:t>
+      </w:r>
+      <w:proofErr w:type="spellStart"/>
+      <w:r>
+        <w:rPr>
+          <w:i/>
+          <w:iCs/>
+        </w:rPr>
+        <w:t>will</w:t>
+      </w:r>
+      <w:proofErr w:type="spellEnd"/>
+      <w:r>
+        <w:rPr>
+          <w:i/>
+          <w:iCs/>
+        </w:rPr>
+        <w:t xml:space="preserve"> </w:t>
+      </w:r>
+      <w:proofErr w:type="spellStart"/>
+      <w:r>
+        <w:rPr>
+          <w:i/>
+          <w:iCs/>
+        </w:rPr>
+        <w:t>need</w:t>
+      </w:r>
+      <w:proofErr w:type="spellEnd"/>
+      <w:r>
+        <w:rPr>
+          <w:i/>
+          <w:iCs/>
+        </w:rPr>
+        <w:t xml:space="preserve"> </w:t>
+      </w:r>
+      <w:proofErr w:type="spellStart"/>
+      <w:r>
+        <w:rPr>
+          <w:i/>
+          <w:iCs/>
+        </w:rPr>
+        <w:t>an</w:t>
+      </w:r>
+      <w:proofErr w:type="spellEnd"/>
+      <w:r>
+        <w:rPr>
+          <w:i/>
+          <w:iCs/>
+        </w:rPr>
+        <w:t xml:space="preserve"> </w:t>
+      </w:r>
+      <w:proofErr w:type="spellStart"/>
+      <w:r>
+        <w:rPr>
+          <w:i/>
+          <w:iCs/>
+        </w:rPr>
+        <w:t>igmp</w:t>
+      </w:r>
+      <w:proofErr w:type="spellEnd"/>
+      <w:r>
+        <w:rPr>
+          <w:i/>
+          <w:iCs/>
+        </w:rPr>
+        <w:t xml:space="preserve"> proxy </w:t>
+      </w:r>
+      <w:proofErr w:type="spellStart"/>
+      <w:r>
+        <w:rPr>
+          <w:i/>
+          <w:iCs/>
+        </w:rPr>
+        <w:t>to</w:t>
+      </w:r>
+      <w:proofErr w:type="spellEnd"/>
+      <w:r>
+        <w:rPr>
+          <w:i/>
+          <w:iCs/>
+        </w:rPr>
+        <w:t xml:space="preserve"> forward </w:t>
+      </w:r>
+      <w:proofErr w:type="spellStart"/>
+      <w:r>
+        <w:rPr>
+          <w:i/>
+          <w:iCs/>
+        </w:rPr>
+        <w:t>multicast</w:t>
+      </w:r>
+      <w:proofErr w:type="spellEnd"/>
+      <w:r>
+        <w:rPr>
+          <w:i/>
+          <w:iCs/>
+        </w:rPr>
+        <w:t xml:space="preserve"> </w:t>
+      </w:r>
+      <w:proofErr w:type="spellStart"/>
+      <w:r>
+        <w:rPr>
+          <w:i/>
+          <w:iCs/>
+        </w:rPr>
+        <w:t>packets</w:t>
+      </w:r>
+      <w:proofErr w:type="spellEnd"/>
+      <w:r>
+        <w:rPr>
+          <w:i/>
+          <w:iCs/>
+        </w:rPr>
+        <w:t xml:space="preserve"> </w:t>
+      </w:r>
+      <w:proofErr w:type="spellStart"/>
+      <w:r>
+        <w:rPr>
+          <w:i/>
+          <w:iCs/>
+        </w:rPr>
+        <w:t>from</w:t>
+      </w:r>
+      <w:proofErr w:type="spellEnd"/>
+      <w:r>
+        <w:rPr>
+          <w:i/>
+          <w:iCs/>
+        </w:rPr>
+        <w:t xml:space="preserve"> </w:t>
+      </w:r>
+      <w:proofErr w:type="spellStart"/>
+      <w:r>
+        <w:rPr>
+          <w:i/>
+          <w:iCs/>
+        </w:rPr>
+        <w:t>one</w:t>
+      </w:r>
+      <w:proofErr w:type="spellEnd"/>
+      <w:r>
+        <w:rPr>
+          <w:i/>
+          <w:iCs/>
+        </w:rPr>
+        <w:t xml:space="preserve"> </w:t>
+      </w:r>
+      <w:proofErr w:type="spellStart"/>
+      <w:r>
+        <w:rPr>
+          <w:i/>
+          <w:iCs/>
+        </w:rPr>
+        <w:t>subnet</w:t>
+      </w:r>
+      <w:proofErr w:type="spellEnd"/>
+      <w:r>
+        <w:rPr>
+          <w:i/>
+          <w:iCs/>
+        </w:rPr>
+        <w:t xml:space="preserve"> </w:t>
+      </w:r>
+      <w:proofErr w:type="spellStart"/>
+      <w:r>
+        <w:rPr>
+          <w:i/>
+          <w:iCs/>
+        </w:rPr>
+        <w:t>to</w:t>
+      </w:r>
+      <w:proofErr w:type="spellEnd"/>
+      <w:r>
+        <w:rPr>
+          <w:i/>
+          <w:iCs/>
+        </w:rPr>
+        <w:t xml:space="preserve"> </w:t>
+      </w:r>
+      <w:proofErr w:type="spellStart"/>
+      <w:r>
+        <w:rPr>
+          <w:i/>
+          <w:iCs/>
+        </w:rPr>
+        <w:t>another</w:t>
+      </w:r>
+      <w:proofErr w:type="spellEnd"/>
+      <w:r>
+        <w:rPr>
+          <w:i/>
+          <w:iCs/>
+        </w:rPr>
+        <w:t xml:space="preserve">, as </w:t>
+      </w:r>
+      <w:proofErr w:type="spellStart"/>
+      <w:r>
+        <w:rPr>
+          <w:i/>
+          <w:iCs/>
+        </w:rPr>
+        <w:t>well</w:t>
+      </w:r>
+      <w:proofErr w:type="spellEnd"/>
+      <w:r>
+        <w:rPr>
+          <w:i/>
+          <w:iCs/>
+        </w:rPr>
+        <w:t xml:space="preserve"> as </w:t>
+      </w:r>
+      <w:proofErr w:type="spellStart"/>
+      <w:r>
+        <w:rPr>
+          <w:i/>
+          <w:iCs/>
+        </w:rPr>
+        <w:t>igmp</w:t>
+      </w:r>
+      <w:proofErr w:type="spellEnd"/>
+      <w:r>
+        <w:rPr>
+          <w:i/>
+          <w:iCs/>
+        </w:rPr>
+        <w:t xml:space="preserve"> </w:t>
+      </w:r>
+      <w:proofErr w:type="spellStart"/>
+      <w:r>
+        <w:rPr>
+          <w:i/>
+          <w:iCs/>
+        </w:rPr>
+        <w:t>snooping</w:t>
+      </w:r>
+      <w:proofErr w:type="spellEnd"/>
+      <w:r>
+        <w:rPr>
+          <w:i/>
+          <w:iCs/>
+        </w:rPr>
+        <w:t xml:space="preserve"> </w:t>
+      </w:r>
+      <w:proofErr w:type="spellStart"/>
+      <w:r>
+        <w:rPr>
+          <w:i/>
+          <w:iCs/>
+        </w:rPr>
+        <w:t>enabled</w:t>
+      </w:r>
+      <w:proofErr w:type="spellEnd"/>
+      <w:r>
+        <w:rPr>
+          <w:i/>
+          <w:iCs/>
+        </w:rPr>
+        <w:t>.”</w:t>
+      </w:r>
+    </w:p>
+    <w:p>
+      <w:r>
+        <w:t xml:space="preserve">Instalación de </w:t>
+      </w:r>
+      <w:proofErr w:type="spellStart"/>
+      <w:r>
+        <w:t>igmpproxy</w:t>
+      </w:r>
+      <w:proofErr w:type="spellEnd"/>
     </w:p>
     <w:p>
       <w:pPr>
@@ -2149,33 +2976,108 @@
         <w:t xml:space="preserve">Instalar paquetería: </w:t>
       </w:r>
       <w:r>
-        <w:t>sudo apt update &amp;&amp; sudo apt install -y igmpproxy</w:t>
-      </w:r>
-    </w:p>
-    <w:p>
-      <w:r>
-        <w:t>Habilitar routeo de multicast:</w:t>
-      </w:r>
-    </w:p>
-    <w:p>
-      <w:pPr>
-        <w:rPr>
-          <w:b/>
-          <w:bCs/>
-        </w:rPr>
-      </w:pPr>
-      <w:r>
-        <w:rPr>
-          <w:b/>
-          <w:bCs/>
-        </w:rPr>
-        <w:t>Edita el sysctl</w:t>
-      </w:r>
-    </w:p>
-    <w:p>
-      <w:r>
-        <w:t>nano /etc/sysctl.conf</w:t>
-      </w:r>
+        <w:t xml:space="preserve">sudo </w:t>
+      </w:r>
+      <w:proofErr w:type="spellStart"/>
+      <w:r>
+        <w:t>apt</w:t>
+      </w:r>
+      <w:proofErr w:type="spellEnd"/>
+      <w:r>
+        <w:t xml:space="preserve"> </w:t>
+      </w:r>
+      <w:proofErr w:type="spellStart"/>
+      <w:r>
+        <w:t>update</w:t>
+      </w:r>
+      <w:proofErr w:type="spellEnd"/>
+      <w:r>
+        <w:t xml:space="preserve"> &amp;&amp; sudo </w:t>
+      </w:r>
+      <w:proofErr w:type="spellStart"/>
+      <w:r>
+        <w:t>apt</w:t>
+      </w:r>
+      <w:proofErr w:type="spellEnd"/>
+      <w:r>
+        <w:t xml:space="preserve"> </w:t>
+      </w:r>
+      <w:proofErr w:type="spellStart"/>
+      <w:r>
+        <w:t>install</w:t>
+      </w:r>
+      <w:proofErr w:type="spellEnd"/>
+      <w:r>
+        <w:t xml:space="preserve"> -y </w:t>
+      </w:r>
+      <w:proofErr w:type="spellStart"/>
+      <w:r>
+        <w:t>igmpproxy</w:t>
+      </w:r>
+      <w:proofErr w:type="spellEnd"/>
+    </w:p>
+    <w:p>
+      <w:r>
+        <w:t xml:space="preserve">Habilitar </w:t>
+      </w:r>
+      <w:proofErr w:type="spellStart"/>
+      <w:r>
+        <w:t>routeo</w:t>
+      </w:r>
+      <w:proofErr w:type="spellEnd"/>
+      <w:r>
+        <w:t xml:space="preserve"> de </w:t>
+      </w:r>
+      <w:proofErr w:type="spellStart"/>
+      <w:r>
+        <w:t>multicast</w:t>
+      </w:r>
+      <w:proofErr w:type="spellEnd"/>
+      <w:r>
+        <w:t>:</w:t>
+      </w:r>
+    </w:p>
+    <w:p>
+      <w:pPr>
+        <w:rPr>
+          <w:b/>
+          <w:bCs/>
+        </w:rPr>
+      </w:pPr>
+      <w:r>
+        <w:rPr>
+          <w:b/>
+          <w:bCs/>
+        </w:rPr>
+        <w:t xml:space="preserve">Edita el </w:t>
+      </w:r>
+      <w:proofErr w:type="spellStart"/>
+      <w:r>
+        <w:rPr>
+          <w:b/>
+          <w:bCs/>
+        </w:rPr>
+        <w:t>sysctl</w:t>
+      </w:r>
+      <w:proofErr w:type="spellEnd"/>
+    </w:p>
+    <w:p>
+      <w:r>
+        <w:t>nano /</w:t>
+      </w:r>
+      <w:proofErr w:type="spellStart"/>
+      <w:r>
+        <w:t>etc</w:t>
+      </w:r>
+      <w:proofErr w:type="spellEnd"/>
+      <w:r>
+        <w:t>/</w:t>
+      </w:r>
+      <w:proofErr w:type="spellStart"/>
+      <w:r>
+        <w:t>sysctl.conf</w:t>
+      </w:r>
+      <w:proofErr w:type="spellEnd"/>
     </w:p>
     <w:p>
       <w:r>
@@ -2183,8 +3085,13 @@
       </w:r>
     </w:p>
     <w:p>
-      <w:r>
-        <w:t>net.ipv4.ip_forward=1</w:t>
+      <w:proofErr w:type="gramStart"/>
+      <w:r>
+        <w:t>net.ipv4.ip</w:t>
+      </w:r>
+      <w:proofErr w:type="gramEnd"/>
+      <w:r>
+        <w:t>_forward=1</w:t>
       </w:r>
       <w:r>
         <w:br/>
@@ -2211,13 +3118,34 @@
       </w:r>
     </w:p>
     <w:p>
-      <w:r>
-        <w:t>sysctl -p</w:t>
-      </w:r>
-    </w:p>
-    <w:p>
-      <w:r>
-        <w:t>ESTO NO FUNCIONA, no con las VMs y LXCx actuales:</w:t>
+      <w:proofErr w:type="spellStart"/>
+      <w:r>
+        <w:t>sysctl</w:t>
+      </w:r>
+      <w:proofErr w:type="spellEnd"/>
+      <w:r>
+        <w:t xml:space="preserve"> -p</w:t>
+      </w:r>
+    </w:p>
+    <w:p>
+      <w:r>
+        <w:t xml:space="preserve">ESTO NO FUNCIONA, no con las </w:t>
+      </w:r>
+      <w:proofErr w:type="spellStart"/>
+      <w:r>
+        <w:t>VMs</w:t>
+      </w:r>
+      <w:proofErr w:type="spellEnd"/>
+      <w:r>
+        <w:t xml:space="preserve"> y </w:t>
+      </w:r>
+      <w:proofErr w:type="spellStart"/>
+      <w:r>
+        <w:t>LXCx</w:t>
+      </w:r>
+      <w:proofErr w:type="spellEnd"/>
+      <w:r>
+        <w:t xml:space="preserve"> actuales:</w:t>
       </w:r>
     </w:p>
     <w:p>
@@ -2239,7 +3167,103 @@
           <w:i/>
           <w:iCs/>
         </w:rPr>
-        <w:t>En entornos virtualizados (Proxmox, VirtualBox, Oracle VM), la opción de mc_forwarding no está disponible. Por tanto, el despliegue multicast de FOG solo puede funcionar dentro de la misma subred. Para despliegues entre VLANs, se requiere multicast routing en el host físico o en switches con IGMP proxy habilitado</w:t>
+        <w:t>En entornos virtualizados (</w:t>
+      </w:r>
+      <w:proofErr w:type="spellStart"/>
+      <w:r>
+        <w:rPr>
+          <w:i/>
+          <w:iCs/>
+        </w:rPr>
+        <w:t>Proxmox</w:t>
+      </w:r>
+      <w:proofErr w:type="spellEnd"/>
+      <w:r>
+        <w:rPr>
+          <w:i/>
+          <w:iCs/>
+        </w:rPr>
+        <w:t xml:space="preserve">, VirtualBox, Oracle VM), la opción de </w:t>
+      </w:r>
+      <w:proofErr w:type="spellStart"/>
+      <w:r>
+        <w:rPr>
+          <w:i/>
+          <w:iCs/>
+        </w:rPr>
+        <w:t>mc_forwarding</w:t>
+      </w:r>
+      <w:proofErr w:type="spellEnd"/>
+      <w:r>
+        <w:rPr>
+          <w:i/>
+          <w:iCs/>
+        </w:rPr>
+        <w:t xml:space="preserve"> no está disponible. Por tanto, el despliegue </w:t>
+      </w:r>
+      <w:proofErr w:type="spellStart"/>
+      <w:r>
+        <w:rPr>
+          <w:i/>
+          <w:iCs/>
+        </w:rPr>
+        <w:t>multicast</w:t>
+      </w:r>
+      <w:proofErr w:type="spellEnd"/>
+      <w:r>
+        <w:rPr>
+          <w:i/>
+          <w:iCs/>
+        </w:rPr>
+        <w:t xml:space="preserve"> de FOG solo puede funcionar dentro de la misma subred. Para despliegues entre </w:t>
+      </w:r>
+      <w:proofErr w:type="spellStart"/>
+      <w:r>
+        <w:rPr>
+          <w:i/>
+          <w:iCs/>
+        </w:rPr>
+        <w:t>VLANs</w:t>
+      </w:r>
+      <w:proofErr w:type="spellEnd"/>
+      <w:r>
+        <w:rPr>
+          <w:i/>
+          <w:iCs/>
+        </w:rPr>
+        <w:t xml:space="preserve">, se requiere </w:t>
+      </w:r>
+      <w:proofErr w:type="spellStart"/>
+      <w:r>
+        <w:rPr>
+          <w:i/>
+          <w:iCs/>
+        </w:rPr>
+        <w:t>multicast</w:t>
+      </w:r>
+      <w:proofErr w:type="spellEnd"/>
+      <w:r>
+        <w:rPr>
+          <w:i/>
+          <w:iCs/>
+        </w:rPr>
+        <w:t xml:space="preserve"> </w:t>
+      </w:r>
+      <w:proofErr w:type="spellStart"/>
+      <w:r>
+        <w:rPr>
+          <w:i/>
+          <w:iCs/>
+        </w:rPr>
+        <w:t>routing</w:t>
+      </w:r>
+      <w:proofErr w:type="spellEnd"/>
+      <w:r>
+        <w:rPr>
+          <w:i/>
+          <w:iCs/>
+        </w:rPr>
+        <w:t xml:space="preserve"> en el host físico o en switches con IGMP proxy habilitado</w:t>
       </w:r>
       <w:r>
         <w:t>.”</w:t>
@@ -2262,10 +3286,58 @@
           <w:b/>
           <w:bCs/>
         </w:rPr>
-        <w:t>Haz "Multicast nivel 2" (Puente):</w:t>
-      </w:r>
-      <w:r>
-        <w:t xml:space="preserve"> En Proxmox, en lugar de que R1-ubuntu actúe como un router para el multicast, añade una interfaz de red (Network Device) a tu VM de </w:t>
+        <w:t>Haz "</w:t>
+      </w:r>
+      <w:proofErr w:type="spellStart"/>
+      <w:r>
+        <w:rPr>
+          <w:b/>
+          <w:bCs/>
+        </w:rPr>
+        <w:t>Multicast</w:t>
+      </w:r>
+      <w:proofErr w:type="spellEnd"/>
+      <w:r>
+        <w:rPr>
+          <w:b/>
+          <w:bCs/>
+        </w:rPr>
+        <w:t xml:space="preserve"> nivel 2" (Puente):</w:t>
+      </w:r>
+      <w:r>
+        <w:t xml:space="preserve"> En </w:t>
+      </w:r>
+      <w:proofErr w:type="spellStart"/>
+      <w:r>
+        <w:t>Proxmox</w:t>
+      </w:r>
+      <w:proofErr w:type="spellEnd"/>
+      <w:r>
+        <w:t xml:space="preserve">, en lugar de que R1-ubuntu actúe como un </w:t>
+      </w:r>
+      <w:proofErr w:type="spellStart"/>
+      <w:r>
+        <w:t>router</w:t>
+      </w:r>
+      <w:proofErr w:type="spellEnd"/>
+      <w:r>
+        <w:t xml:space="preserve"> para el </w:t>
+      </w:r>
+      <w:proofErr w:type="spellStart"/>
+      <w:r>
+        <w:t>multicast</w:t>
+      </w:r>
+      <w:proofErr w:type="spellEnd"/>
+      <w:r>
+        <w:t xml:space="preserve">, añade una interfaz de red (Network </w:t>
+      </w:r>
+      <w:proofErr w:type="spellStart"/>
+      <w:r>
+        <w:t>Device</w:t>
+      </w:r>
+      <w:proofErr w:type="spellEnd"/>
+      <w:r>
+        <w:t xml:space="preserve">) a tu VM de </w:t>
       </w:r>
       <w:r>
         <w:rPr>
@@ -2316,17 +3388,57 @@
     </w:p>
     <w:p>
       <w:r>
-        <w:t xml:space="preserve">Al estar en la misma red, el udp-sender de FOG llegará a los clientes por </w:t>
-      </w:r>
-      <w:r>
-        <w:rPr>
-          <w:b/>
-          <w:bCs/>
-        </w:rPr>
-        <w:t>broadcast/multicast directo</w:t>
-      </w:r>
-      <w:r>
-        <w:t>, saltándose por completo la necesidad de que R1-ubuntu tenga que enrutar nada. Es la solución que usamos el 90% de los administradores cuando el routing multicast se pone "rebelde".</w:t>
+        <w:t xml:space="preserve">Al estar en la misma red, el </w:t>
+      </w:r>
+      <w:proofErr w:type="spellStart"/>
+      <w:r>
+        <w:t>udp-sender</w:t>
+      </w:r>
+      <w:proofErr w:type="spellEnd"/>
+      <w:r>
+        <w:t xml:space="preserve"> de FOG llegará a los clientes por </w:t>
+      </w:r>
+      <w:r>
+        <w:rPr>
+          <w:b/>
+          <w:bCs/>
+        </w:rPr>
+        <w:t>broadcast/</w:t>
+      </w:r>
+      <w:proofErr w:type="spellStart"/>
+      <w:r>
+        <w:rPr>
+          <w:b/>
+          <w:bCs/>
+        </w:rPr>
+        <w:t>multicast</w:t>
+      </w:r>
+      <w:proofErr w:type="spellEnd"/>
+      <w:r>
+        <w:rPr>
+          <w:b/>
+          <w:bCs/>
+        </w:rPr>
+        <w:t xml:space="preserve"> directo</w:t>
+      </w:r>
+      <w:r>
+        <w:t xml:space="preserve">, saltándose por completo la necesidad de que R1-ubuntu tenga que enrutar nada. Es la solución que usamos el 90% de los administradores cuando el </w:t>
+      </w:r>
+      <w:proofErr w:type="spellStart"/>
+      <w:r>
+        <w:t>routing</w:t>
+      </w:r>
+      <w:proofErr w:type="spellEnd"/>
+      <w:r>
+        <w:t xml:space="preserve"> </w:t>
+      </w:r>
+      <w:proofErr w:type="spellStart"/>
+      <w:r>
+        <w:t>multicast</w:t>
+      </w:r>
+      <w:proofErr w:type="spellEnd"/>
+      <w:r>
+        <w:t xml:space="preserve"> se pone "rebelde".</w:t>
       </w:r>
     </w:p>
     <w:p>
@@ -2407,10 +3519,34 @@
           <w:b/>
           <w:bCs/>
         </w:rPr>
-        <w:t>IP Forwarding (Hitos 4, 121):</w:t>
-      </w:r>
-      <w:r>
-        <w:t xml:space="preserve"> Activaste la capacidad de Ubuntu para pasar paquetes de una interfaz a otra. Sin esto, Ubuntu se comporta como un PC final y no como un router.</w:t>
+        <w:t xml:space="preserve">IP </w:t>
+      </w:r>
+      <w:proofErr w:type="spellStart"/>
+      <w:r>
+        <w:rPr>
+          <w:b/>
+          <w:bCs/>
+        </w:rPr>
+        <w:t>Forwarding</w:t>
+      </w:r>
+      <w:proofErr w:type="spellEnd"/>
+      <w:r>
+        <w:rPr>
+          <w:b/>
+          <w:bCs/>
+        </w:rPr>
+        <w:t xml:space="preserve"> (Hitos 4, 121):</w:t>
+      </w:r>
+      <w:r>
+        <w:t xml:space="preserve"> Activaste la capacidad de Ubuntu para pasar paquetes de una interfaz a otra. Sin esto, Ubuntu se comporta como un PC final y no como un </w:t>
+      </w:r>
+      <w:proofErr w:type="spellStart"/>
+      <w:r>
+        <w:t>router</w:t>
+      </w:r>
+      <w:proofErr w:type="spellEnd"/>
+      <w:r>
+        <w:t>.</w:t>
       </w:r>
     </w:p>
     <w:p>
@@ -2428,7 +3564,23 @@
         <w:t>Desactivación del Filtro RPF (Hitos 127-132, 148):</w:t>
       </w:r>
       <w:r>
-        <w:t xml:space="preserve"> Este fue el punto más crítico. Por seguridad, Linux descarta paquetes multicast si cree que vienen por el camino "equivocado". Al poner rp_filter=0, le dijiste a Ubuntu: "Confío en este tráfico, déjalo pasar".</w:t>
+        <w:t xml:space="preserve"> Este fue el punto más crítico. Por seguridad, Linux descarta paquetes </w:t>
+      </w:r>
+      <w:proofErr w:type="spellStart"/>
+      <w:r>
+        <w:t>multicast</w:t>
+      </w:r>
+      <w:proofErr w:type="spellEnd"/>
+      <w:r>
+        <w:t xml:space="preserve"> si cree que vienen por el camino "equivocado". Al poner </w:t>
+      </w:r>
+      <w:proofErr w:type="spellStart"/>
+      <w:r>
+        <w:t>rp_filter</w:t>
+      </w:r>
+      <w:proofErr w:type="spellEnd"/>
+      <w:r>
+        <w:t>=0, le dijiste a Ubuntu: "Confío en este tráfico, déjalo pasar".</w:t>
       </w:r>
     </w:p>
     <w:p>
@@ -2458,25 +3610,81 @@
           <w:b/>
           <w:bCs/>
         </w:rPr>
-        <w:t>Ruta Estática Multicast (Hitos 64, 67):</w:t>
-      </w:r>
-      <w:r>
-        <w:t xml:space="preserve"> Le enseñaste al servidor FOG que para enviar datos al "universo multicast" (239.0.0.0/8), debía usar su tarjeta de red específica (ens18) que conecta con tu router. Antes de esto, el servidor probablemente intentaba enviar el multicast a internet y se perdía.</w:t>
-      </w:r>
-    </w:p>
-    <w:p>
-      <w:pPr>
-        <w:rPr>
-          <w:b/>
-          <w:bCs/>
-        </w:rPr>
-      </w:pPr>
-      <w:r>
-        <w:rPr>
-          <w:b/>
-          <w:bCs/>
-        </w:rPr>
-        <w:t>3. Orquestación del Tráfico con smcroute (Ubuntu R1)</w:t>
+        <w:t xml:space="preserve">Ruta Estática </w:t>
+      </w:r>
+      <w:proofErr w:type="spellStart"/>
+      <w:r>
+        <w:rPr>
+          <w:b/>
+          <w:bCs/>
+        </w:rPr>
+        <w:t>Multicast</w:t>
+      </w:r>
+      <w:proofErr w:type="spellEnd"/>
+      <w:r>
+        <w:rPr>
+          <w:b/>
+          <w:bCs/>
+        </w:rPr>
+        <w:t xml:space="preserve"> (Hitos 64, 67):</w:t>
+      </w:r>
+      <w:r>
+        <w:t xml:space="preserve"> Le enseñaste al servidor FOG que para enviar datos al "universo </w:t>
+      </w:r>
+      <w:proofErr w:type="spellStart"/>
+      <w:r>
+        <w:t>multicast</w:t>
+      </w:r>
+      <w:proofErr w:type="spellEnd"/>
+      <w:r>
+        <w:t xml:space="preserve">" (239.0.0.0/8), debía usar su tarjeta de red específica (ens18) que conecta con tu </w:t>
+      </w:r>
+      <w:proofErr w:type="spellStart"/>
+      <w:r>
+        <w:t>router</w:t>
+      </w:r>
+      <w:proofErr w:type="spellEnd"/>
+      <w:r>
+        <w:t xml:space="preserve">. Antes de esto, el servidor probablemente intentaba enviar el </w:t>
+      </w:r>
+      <w:proofErr w:type="spellStart"/>
+      <w:r>
+        <w:t>multicast</w:t>
+      </w:r>
+      <w:proofErr w:type="spellEnd"/>
+      <w:r>
+        <w:t xml:space="preserve"> a internet y se perdía.</w:t>
+      </w:r>
+    </w:p>
+    <w:p>
+      <w:pPr>
+        <w:rPr>
+          <w:b/>
+          <w:bCs/>
+        </w:rPr>
+      </w:pPr>
+      <w:r>
+        <w:rPr>
+          <w:b/>
+          <w:bCs/>
+        </w:rPr>
+        <w:t xml:space="preserve">3. Orquestación del Tráfico con </w:t>
+      </w:r>
+      <w:proofErr w:type="spellStart"/>
+      <w:r>
+        <w:rPr>
+          <w:b/>
+          <w:bCs/>
+        </w:rPr>
+        <w:t>smcroute</w:t>
+      </w:r>
+      <w:proofErr w:type="spellEnd"/>
+      <w:r>
+        <w:rPr>
+          <w:b/>
+          <w:bCs/>
+        </w:rPr>
+        <w:t xml:space="preserve"> (Ubuntu R1)</w:t>
       </w:r>
     </w:p>
     <w:p>
@@ -2519,10 +3727,50 @@
           <w:b/>
           <w:bCs/>
         </w:rPr>
-        <w:t>Creación del Puente (Mroute):</w:t>
-      </w:r>
-      <w:r>
-        <w:t xml:space="preserve"> Con el comando smcroutectl add, creaste un "puente estático" en el kernel. Le dijiste: </w:t>
+        <w:t>Creación del Puente (</w:t>
+      </w:r>
+      <w:proofErr w:type="spellStart"/>
+      <w:r>
+        <w:rPr>
+          <w:b/>
+          <w:bCs/>
+        </w:rPr>
+        <w:t>Mroute</w:t>
+      </w:r>
+      <w:proofErr w:type="spellEnd"/>
+      <w:r>
+        <w:rPr>
+          <w:b/>
+          <w:bCs/>
+        </w:rPr>
+        <w:t>):</w:t>
+      </w:r>
+      <w:r>
+        <w:t xml:space="preserve"> Con el comando </w:t>
+      </w:r>
+      <w:proofErr w:type="spellStart"/>
+      <w:r>
+        <w:t>smcroutectl</w:t>
+      </w:r>
+      <w:proofErr w:type="spellEnd"/>
+      <w:r>
+        <w:t xml:space="preserve"> </w:t>
+      </w:r>
+      <w:proofErr w:type="spellStart"/>
+      <w:r>
+        <w:t>add</w:t>
+      </w:r>
+      <w:proofErr w:type="spellEnd"/>
+      <w:r>
+        <w:t xml:space="preserve">, creaste un "puente estático" en el </w:t>
+      </w:r>
+      <w:proofErr w:type="spellStart"/>
+      <w:r>
+        <w:t>kernel</w:t>
+      </w:r>
+      <w:proofErr w:type="spellEnd"/>
+      <w:r>
+        <w:t xml:space="preserve">. Le dijiste: </w:t>
       </w:r>
       <w:r>
         <w:rPr>
@@ -2558,22 +3806,86 @@
           <w:bCs/>
         </w:rPr>
         <w:lastRenderedPageBreak/>
-        <w:t>Guía de Configuración: R1-Ubuntu (Router Multicast)</w:t>
-      </w:r>
-    </w:p>
-    <w:p>
-      <w:pPr>
-        <w:rPr>
-          <w:b/>
-          <w:bCs/>
-        </w:rPr>
-      </w:pPr>
-      <w:r>
-        <w:rPr>
-          <w:b/>
-          <w:bCs/>
-        </w:rPr>
-        <w:t>Paso 1: Convertir Ubuntu en un Router (IP Forwarding)</w:t>
+        <w:t>Guía de Configuración: R1-Ubuntu (</w:t>
+      </w:r>
+      <w:proofErr w:type="spellStart"/>
+      <w:r>
+        <w:rPr>
+          <w:b/>
+          <w:bCs/>
+        </w:rPr>
+        <w:t>Router</w:t>
+      </w:r>
+      <w:proofErr w:type="spellEnd"/>
+      <w:r>
+        <w:rPr>
+          <w:b/>
+          <w:bCs/>
+        </w:rPr>
+        <w:t xml:space="preserve"> </w:t>
+      </w:r>
+      <w:proofErr w:type="spellStart"/>
+      <w:r>
+        <w:rPr>
+          <w:b/>
+          <w:bCs/>
+        </w:rPr>
+        <w:t>Multicast</w:t>
+      </w:r>
+      <w:proofErr w:type="spellEnd"/>
+      <w:r>
+        <w:rPr>
+          <w:b/>
+          <w:bCs/>
+        </w:rPr>
+        <w:t>)</w:t>
+      </w:r>
+    </w:p>
+    <w:p>
+      <w:pPr>
+        <w:rPr>
+          <w:b/>
+          <w:bCs/>
+        </w:rPr>
+      </w:pPr>
+      <w:r>
+        <w:rPr>
+          <w:b/>
+          <w:bCs/>
+        </w:rPr>
+        <w:t xml:space="preserve">Paso 1: Convertir Ubuntu en un </w:t>
+      </w:r>
+      <w:proofErr w:type="spellStart"/>
+      <w:r>
+        <w:rPr>
+          <w:b/>
+          <w:bCs/>
+        </w:rPr>
+        <w:t>Router</w:t>
+      </w:r>
+      <w:proofErr w:type="spellEnd"/>
+      <w:r>
+        <w:rPr>
+          <w:b/>
+          <w:bCs/>
+        </w:rPr>
+        <w:t xml:space="preserve"> (IP </w:t>
+      </w:r>
+      <w:proofErr w:type="spellStart"/>
+      <w:r>
+        <w:rPr>
+          <w:b/>
+          <w:bCs/>
+        </w:rPr>
+        <w:t>Forwarding</w:t>
+      </w:r>
+      <w:proofErr w:type="spellEnd"/>
+      <w:r>
+        <w:rPr>
+          <w:b/>
+          <w:bCs/>
+        </w:rPr>
+        <w:t>)</w:t>
       </w:r>
     </w:p>
     <w:p>
@@ -2596,7 +3908,23 @@
         <w:t>Comando:</w:t>
       </w:r>
       <w:r>
-        <w:t xml:space="preserve"> sudo sysctl -w net.ipv4.ip_forward=1</w:t>
+        <w:t xml:space="preserve"> sudo </w:t>
+      </w:r>
+      <w:proofErr w:type="spellStart"/>
+      <w:r>
+        <w:t>sysctl</w:t>
+      </w:r>
+      <w:proofErr w:type="spellEnd"/>
+      <w:r>
+        <w:t xml:space="preserve"> -w </w:t>
+      </w:r>
+      <w:proofErr w:type="gramStart"/>
+      <w:r>
+        <w:t>net.ipv4.ip</w:t>
+      </w:r>
+      <w:proofErr w:type="gramEnd"/>
+      <w:r>
+        <w:t>_forward=1</w:t>
       </w:r>
     </w:p>
     <w:p>
@@ -2635,7 +3963,15 @@
     </w:p>
     <w:p>
       <w:r>
-        <w:t>Este fue el paso donde más comandos usaste (127 al 132). Linux sospecha de los paquetes multicast y los borra si no conoce el camino de vuelta.</w:t>
+        <w:t xml:space="preserve">Este fue el paso donde más comandos usaste (127 al 132). Linux sospecha de los paquetes </w:t>
+      </w:r>
+      <w:proofErr w:type="spellStart"/>
+      <w:r>
+        <w:t>multicast</w:t>
+      </w:r>
+      <w:proofErr w:type="spellEnd"/>
+      <w:r>
+        <w:t xml:space="preserve"> y los borra si no conoce el camino de vuelta.</w:t>
       </w:r>
     </w:p>
     <w:p>
@@ -2655,32 +3991,80 @@
     </w:p>
     <w:p>
       <w:r>
-        <w:t>sudo sysctl -w net.ipv4.conf.all.rp_filter=0</w:t>
-      </w:r>
-    </w:p>
-    <w:p>
-      <w:r>
-        <w:t>sudo sysctl -w net.ipv4.conf.default.rp_filter=0</w:t>
-      </w:r>
-    </w:p>
-    <w:p>
-      <w:r>
-        <w:t>sudo sysctl -w net.ipv4.conf.eth207.rp_filter=0</w:t>
-      </w:r>
-    </w:p>
-    <w:p>
-      <w:r>
-        <w:t>sudo sysctl -w net.ipv4.conf.eth217.rp_filter=0</w:t>
-      </w:r>
-    </w:p>
-    <w:p>
-      <w:r>
-        <w:t>sudo sysctl -w net.ipv4.conf.eth227.rp_filter=0</w:t>
-      </w:r>
-    </w:p>
-    <w:p>
-      <w:r>
-        <w:t>sudo sysctl -w net.ipv4.conf.eth237.rp_filter=0</w:t>
+        <w:t xml:space="preserve">sudo </w:t>
+      </w:r>
+      <w:proofErr w:type="spellStart"/>
+      <w:r>
+        <w:t>sysctl</w:t>
+      </w:r>
+      <w:proofErr w:type="spellEnd"/>
+      <w:r>
+        <w:t xml:space="preserve"> -w net.ipv4.conf.all.rp_filter=0</w:t>
+      </w:r>
+    </w:p>
+    <w:p>
+      <w:r>
+        <w:t xml:space="preserve">sudo </w:t>
+      </w:r>
+      <w:proofErr w:type="spellStart"/>
+      <w:r>
+        <w:t>sysctl</w:t>
+      </w:r>
+      <w:proofErr w:type="spellEnd"/>
+      <w:r>
+        <w:t xml:space="preserve"> -w net.ipv4.conf.default.rp_filter=0</w:t>
+      </w:r>
+    </w:p>
+    <w:p>
+      <w:r>
+        <w:t xml:space="preserve">sudo </w:t>
+      </w:r>
+      <w:proofErr w:type="spellStart"/>
+      <w:r>
+        <w:t>sysctl</w:t>
+      </w:r>
+      <w:proofErr w:type="spellEnd"/>
+      <w:r>
+        <w:t xml:space="preserve"> -w net.ipv4.conf.eth207.rp_filter=0</w:t>
+      </w:r>
+    </w:p>
+    <w:p>
+      <w:r>
+        <w:t xml:space="preserve">sudo </w:t>
+      </w:r>
+      <w:proofErr w:type="spellStart"/>
+      <w:r>
+        <w:t>sysctl</w:t>
+      </w:r>
+      <w:proofErr w:type="spellEnd"/>
+      <w:r>
+        <w:t xml:space="preserve"> -w net.ipv4.conf.eth217.rp_filter=0</w:t>
+      </w:r>
+    </w:p>
+    <w:p>
+      <w:r>
+        <w:t xml:space="preserve">sudo </w:t>
+      </w:r>
+      <w:proofErr w:type="spellStart"/>
+      <w:r>
+        <w:t>sysctl</w:t>
+      </w:r>
+      <w:proofErr w:type="spellEnd"/>
+      <w:r>
+        <w:t xml:space="preserve"> -w net.ipv4.conf.eth227.rp_filter=0</w:t>
+      </w:r>
+    </w:p>
+    <w:p>
+      <w:r>
+        <w:t xml:space="preserve">sudo </w:t>
+      </w:r>
+      <w:proofErr w:type="spellStart"/>
+      <w:r>
+        <w:t>sysctl</w:t>
+      </w:r>
+      <w:proofErr w:type="spellEnd"/>
+      <w:r>
+        <w:t xml:space="preserve"> -w net.ipv4.conf.eth237.rp_filter=0</w:t>
       </w:r>
     </w:p>
     <w:p>
@@ -2698,7 +4082,15 @@
         <w:t>Por qué:</w:t>
       </w:r>
       <w:r>
-        <w:t xml:space="preserve"> Al ponerlos a 0, le dices a Ubuntu: "No hagas preguntas, si llega un paquete multicast, déjalo pasar".</w:t>
+        <w:t xml:space="preserve"> Al ponerlos a 0, le dices a Ubuntu: "No hagas preguntas, si llega un paquete </w:t>
+      </w:r>
+      <w:proofErr w:type="spellStart"/>
+      <w:r>
+        <w:t>multicast</w:t>
+      </w:r>
+      <w:proofErr w:type="spellEnd"/>
+      <w:r>
+        <w:t>, déjalo pasar".</w:t>
       </w:r>
     </w:p>
     <w:p>
@@ -2707,33 +4099,63 @@
       </w:r>
     </w:p>
     <w:p>
-      <w:r>
-        <w:t>sysctl net.ipv4.conf.all.rp_filter</w:t>
-      </w:r>
-    </w:p>
-    <w:p>
-      <w:r>
-        <w:t>sysctl net.ipv4.conf.default.rp_filter</w:t>
-      </w:r>
-    </w:p>
-    <w:p>
-      <w:r>
-        <w:t>sysctl net.ipv4.conf.eth207.rp_filter</w:t>
-      </w:r>
-    </w:p>
-    <w:p>
-      <w:r>
-        <w:t>sysctl net.ipv4.conf.eth217.rp_filter</w:t>
-      </w:r>
-    </w:p>
-    <w:p>
-      <w:r>
-        <w:t>sysctl net.ipv4.conf.eth227.rp_filter</w:t>
-      </w:r>
-    </w:p>
-    <w:p>
-      <w:r>
-        <w:t>sysctl net.ipv4.conf.eth237.rp_filter</w:t>
+      <w:proofErr w:type="spellStart"/>
+      <w:r>
+        <w:t>sysctl</w:t>
+      </w:r>
+      <w:proofErr w:type="spellEnd"/>
+      <w:r>
+        <w:t xml:space="preserve"> net.ipv4.conf.all.rp_filter</w:t>
+      </w:r>
+    </w:p>
+    <w:p>
+      <w:proofErr w:type="spellStart"/>
+      <w:r>
+        <w:t>sysctl</w:t>
+      </w:r>
+      <w:proofErr w:type="spellEnd"/>
+      <w:r>
+        <w:t xml:space="preserve"> net.ipv4.conf.default.rp_filter</w:t>
+      </w:r>
+    </w:p>
+    <w:p>
+      <w:proofErr w:type="spellStart"/>
+      <w:r>
+        <w:t>sysctl</w:t>
+      </w:r>
+      <w:proofErr w:type="spellEnd"/>
+      <w:r>
+        <w:t xml:space="preserve"> net.ipv4.conf.eth207.rp_filter</w:t>
+      </w:r>
+    </w:p>
+    <w:p>
+      <w:proofErr w:type="spellStart"/>
+      <w:r>
+        <w:t>sysctl</w:t>
+      </w:r>
+      <w:proofErr w:type="spellEnd"/>
+      <w:r>
+        <w:t xml:space="preserve"> net.ipv4.conf.eth217.rp_filter</w:t>
+      </w:r>
+    </w:p>
+    <w:p>
+      <w:proofErr w:type="spellStart"/>
+      <w:r>
+        <w:t>sysctl</w:t>
+      </w:r>
+      <w:proofErr w:type="spellEnd"/>
+      <w:r>
+        <w:t xml:space="preserve"> net.ipv4.conf.eth227.rp_filter</w:t>
+      </w:r>
+    </w:p>
+    <w:p>
+      <w:proofErr w:type="spellStart"/>
+      <w:r>
+        <w:t>sysctl</w:t>
+      </w:r>
+      <w:proofErr w:type="spellEnd"/>
+      <w:r>
+        <w:t xml:space="preserve"> net.ipv4.conf.eth237.rp_filter</w:t>
       </w:r>
     </w:p>
     <w:p/>
@@ -2745,26 +4167,174 @@
           <w:lang w:val="en-US"/>
         </w:rPr>
       </w:pPr>
-      <w:r>
-        <w:rPr>
-          <w:b/>
-          <w:bCs/>
-          <w:lang w:val="en-US"/>
-        </w:rPr>
-        <w:t>Cómo hacerlos permanentes (El método real)</w:t>
-      </w:r>
-    </w:p>
-    <w:p>
-      <w:pPr>
-        <w:rPr>
-          <w:lang w:val="en-US"/>
-        </w:rPr>
-      </w:pPr>
-      <w:r>
-        <w:rPr>
-          <w:lang w:val="en-US"/>
-        </w:rPr>
-        <w:t>Debes añadir estas líneas al archivo /etc/sysctl.conf.</w:t>
+      <w:proofErr w:type="spellStart"/>
+      <w:r>
+        <w:rPr>
+          <w:b/>
+          <w:bCs/>
+          <w:lang w:val="en-US"/>
+        </w:rPr>
+        <w:t>Cómo</w:t>
+      </w:r>
+      <w:proofErr w:type="spellEnd"/>
+      <w:r>
+        <w:rPr>
+          <w:b/>
+          <w:bCs/>
+          <w:lang w:val="en-US"/>
+        </w:rPr>
+        <w:t xml:space="preserve"> </w:t>
+      </w:r>
+      <w:proofErr w:type="spellStart"/>
+      <w:r>
+        <w:rPr>
+          <w:b/>
+          <w:bCs/>
+          <w:lang w:val="en-US"/>
+        </w:rPr>
+        <w:t>hacerlos</w:t>
+      </w:r>
+      <w:proofErr w:type="spellEnd"/>
+      <w:r>
+        <w:rPr>
+          <w:b/>
+          <w:bCs/>
+          <w:lang w:val="en-US"/>
+        </w:rPr>
+        <w:t xml:space="preserve"> </w:t>
+      </w:r>
+      <w:proofErr w:type="spellStart"/>
+      <w:r>
+        <w:rPr>
+          <w:b/>
+          <w:bCs/>
+          <w:lang w:val="en-US"/>
+        </w:rPr>
+        <w:t>permanentes</w:t>
+      </w:r>
+      <w:proofErr w:type="spellEnd"/>
+      <w:r>
+        <w:rPr>
+          <w:b/>
+          <w:bCs/>
+          <w:lang w:val="en-US"/>
+        </w:rPr>
+        <w:t xml:space="preserve"> (El </w:t>
+      </w:r>
+      <w:proofErr w:type="spellStart"/>
+      <w:r>
+        <w:rPr>
+          <w:b/>
+          <w:bCs/>
+          <w:lang w:val="en-US"/>
+        </w:rPr>
+        <w:t>método</w:t>
+      </w:r>
+      <w:proofErr w:type="spellEnd"/>
+      <w:r>
+        <w:rPr>
+          <w:b/>
+          <w:bCs/>
+          <w:lang w:val="en-US"/>
+        </w:rPr>
+        <w:t xml:space="preserve"> real)</w:t>
+      </w:r>
+    </w:p>
+    <w:p>
+      <w:pPr>
+        <w:rPr>
+          <w:lang w:val="en-US"/>
+        </w:rPr>
+      </w:pPr>
+      <w:r>
+        <w:rPr>
+          <w:lang w:val="en-US"/>
+        </w:rPr>
+        <w:t xml:space="preserve">Debes </w:t>
+      </w:r>
+      <w:proofErr w:type="spellStart"/>
+      <w:r>
+        <w:rPr>
+          <w:lang w:val="en-US"/>
+        </w:rPr>
+        <w:t>añadir</w:t>
+      </w:r>
+      <w:proofErr w:type="spellEnd"/>
+      <w:r>
+        <w:rPr>
+          <w:lang w:val="en-US"/>
+        </w:rPr>
+        <w:t xml:space="preserve"> </w:t>
+      </w:r>
+      <w:proofErr w:type="spellStart"/>
+      <w:r>
+        <w:rPr>
+          <w:lang w:val="en-US"/>
+        </w:rPr>
+        <w:t>estas</w:t>
+      </w:r>
+      <w:proofErr w:type="spellEnd"/>
+      <w:r>
+        <w:rPr>
+          <w:lang w:val="en-US"/>
+        </w:rPr>
+        <w:t xml:space="preserve"> </w:t>
+      </w:r>
+      <w:proofErr w:type="spellStart"/>
+      <w:r>
+        <w:rPr>
+          <w:lang w:val="en-US"/>
+        </w:rPr>
+        <w:t>líneas</w:t>
+      </w:r>
+      <w:proofErr w:type="spellEnd"/>
+      <w:r>
+        <w:rPr>
+          <w:lang w:val="en-US"/>
+        </w:rPr>
+        <w:t xml:space="preserve"> al </w:t>
+      </w:r>
+      <w:proofErr w:type="spellStart"/>
+      <w:r>
+        <w:rPr>
+          <w:lang w:val="en-US"/>
+        </w:rPr>
+        <w:t>archivo</w:t>
+      </w:r>
+      <w:proofErr w:type="spellEnd"/>
+      <w:r>
+        <w:rPr>
+          <w:lang w:val="en-US"/>
+        </w:rPr>
+        <w:t xml:space="preserve"> /</w:t>
+      </w:r>
+      <w:proofErr w:type="spellStart"/>
+      <w:r>
+        <w:rPr>
+          <w:lang w:val="en-US"/>
+        </w:rPr>
+        <w:t>etc</w:t>
+      </w:r>
+      <w:proofErr w:type="spellEnd"/>
+      <w:r>
+        <w:rPr>
+          <w:lang w:val="en-US"/>
+        </w:rPr>
+        <w:t>/</w:t>
+      </w:r>
+      <w:proofErr w:type="spellStart"/>
+      <w:r>
+        <w:rPr>
+          <w:lang w:val="en-US"/>
+        </w:rPr>
+        <w:t>sysctl.conf</w:t>
+      </w:r>
+      <w:proofErr w:type="spellEnd"/>
+      <w:r>
+        <w:rPr>
+          <w:lang w:val="en-US"/>
+        </w:rPr>
+        <w:t>.</w:t>
       </w:r>
     </w:p>
     <w:p>
@@ -2781,8 +4351,72 @@
         <w:rPr>
           <w:lang w:val="en-US"/>
         </w:rPr>
-        <w:t>Abre el archivo: sudo nano /etc/sysctl.conf</w:t>
-      </w:r>
+        <w:t xml:space="preserve">Abre </w:t>
+      </w:r>
+      <w:proofErr w:type="spellStart"/>
+      <w:r>
+        <w:rPr>
+          <w:lang w:val="en-US"/>
+        </w:rPr>
+        <w:t>el</w:t>
+      </w:r>
+      <w:proofErr w:type="spellEnd"/>
+      <w:r>
+        <w:rPr>
+          <w:lang w:val="en-US"/>
+        </w:rPr>
+        <w:t xml:space="preserve"> </w:t>
+      </w:r>
+      <w:proofErr w:type="spellStart"/>
+      <w:r>
+        <w:rPr>
+          <w:lang w:val="en-US"/>
+        </w:rPr>
+        <w:t>archivo</w:t>
+      </w:r>
+      <w:proofErr w:type="spellEnd"/>
+      <w:r>
+        <w:rPr>
+          <w:lang w:val="en-US"/>
+        </w:rPr>
+        <w:t xml:space="preserve">: </w:t>
+      </w:r>
+      <w:proofErr w:type="spellStart"/>
+      <w:r>
+        <w:rPr>
+          <w:lang w:val="en-US"/>
+        </w:rPr>
+        <w:t>sudo</w:t>
+      </w:r>
+      <w:proofErr w:type="spellEnd"/>
+      <w:r>
+        <w:rPr>
+          <w:lang w:val="en-US"/>
+        </w:rPr>
+        <w:t xml:space="preserve"> nano /</w:t>
+      </w:r>
+      <w:proofErr w:type="spellStart"/>
+      <w:r>
+        <w:rPr>
+          <w:lang w:val="en-US"/>
+        </w:rPr>
+        <w:t>etc</w:t>
+      </w:r>
+      <w:proofErr w:type="spellEnd"/>
+      <w:r>
+        <w:rPr>
+          <w:lang w:val="en-US"/>
+        </w:rPr>
+        <w:t>/</w:t>
+      </w:r>
+      <w:proofErr w:type="spellStart"/>
+      <w:r>
+        <w:rPr>
+          <w:lang w:val="en-US"/>
+        </w:rPr>
+        <w:t>sysctl.conf</w:t>
+      </w:r>
+      <w:proofErr w:type="spellEnd"/>
     </w:p>
     <w:p>
       <w:pPr>
@@ -2798,7 +4432,63 @@
         <w:rPr>
           <w:lang w:val="en-US"/>
         </w:rPr>
-        <w:t>Ve al final del archivo y pega exactamente esto:</w:t>
+        <w:t xml:space="preserve">Ve al final del </w:t>
+      </w:r>
+      <w:proofErr w:type="spellStart"/>
+      <w:r>
+        <w:rPr>
+          <w:lang w:val="en-US"/>
+        </w:rPr>
+        <w:t>archivo</w:t>
+      </w:r>
+      <w:proofErr w:type="spellEnd"/>
+      <w:r>
+        <w:rPr>
+          <w:lang w:val="en-US"/>
+        </w:rPr>
+        <w:t xml:space="preserve"> y </w:t>
+      </w:r>
+      <w:proofErr w:type="spellStart"/>
+      <w:r>
+        <w:rPr>
+          <w:lang w:val="en-US"/>
+        </w:rPr>
+        <w:t>pega</w:t>
+      </w:r>
+      <w:proofErr w:type="spellEnd"/>
+      <w:r>
+        <w:rPr>
+          <w:lang w:val="en-US"/>
+        </w:rPr>
+        <w:t xml:space="preserve"> </w:t>
+      </w:r>
+      <w:proofErr w:type="spellStart"/>
+      <w:r>
+        <w:rPr>
+          <w:lang w:val="en-US"/>
+        </w:rPr>
+        <w:t>exactamente</w:t>
+      </w:r>
+      <w:proofErr w:type="spellEnd"/>
+      <w:r>
+        <w:rPr>
+          <w:lang w:val="en-US"/>
+        </w:rPr>
+        <w:t xml:space="preserve"> </w:t>
+      </w:r>
+      <w:proofErr w:type="spellStart"/>
+      <w:r>
+        <w:rPr>
+          <w:lang w:val="en-US"/>
+        </w:rPr>
+        <w:t>esto</w:t>
+      </w:r>
+      <w:proofErr w:type="spellEnd"/>
+      <w:r>
+        <w:rPr>
+          <w:lang w:val="en-US"/>
+        </w:rPr>
+        <w:t>:</w:t>
       </w:r>
     </w:p>
     <w:p>
@@ -2820,11 +4510,19 @@
           <w:lang w:val="en-US"/>
         </w:rPr>
       </w:pPr>
-      <w:r>
-        <w:rPr>
-          <w:lang w:val="en-US"/>
-        </w:rPr>
-        <w:t>net.ipv4.conf.all.rp_filter=0</w:t>
+      <w:proofErr w:type="gramStart"/>
+      <w:r>
+        <w:rPr>
+          <w:lang w:val="en-US"/>
+        </w:rPr>
+        <w:t>net.ipv4.conf.all.rp</w:t>
+      </w:r>
+      <w:proofErr w:type="gramEnd"/>
+      <w:r>
+        <w:rPr>
+          <w:lang w:val="en-US"/>
+        </w:rPr>
+        <w:t>_filter=0</w:t>
       </w:r>
     </w:p>
     <w:p>
@@ -2906,7 +4604,49 @@
         <w:rPr>
           <w:lang w:val="en-US"/>
         </w:rPr>
-        <w:t>Guarda (Ctrl+O, Enter) y sal (Ctrl+X).</w:t>
+        <w:t>Guarda (</w:t>
+      </w:r>
+      <w:proofErr w:type="spellStart"/>
+      <w:r>
+        <w:rPr>
+          <w:lang w:val="en-US"/>
+        </w:rPr>
+        <w:t>Ctrl+O</w:t>
+      </w:r>
+      <w:proofErr w:type="spellEnd"/>
+      <w:r>
+        <w:rPr>
+          <w:lang w:val="en-US"/>
+        </w:rPr>
+        <w:t xml:space="preserve">, Enter) y </w:t>
+      </w:r>
+      <w:proofErr w:type="spellStart"/>
+      <w:r>
+        <w:rPr>
+          <w:lang w:val="en-US"/>
+        </w:rPr>
+        <w:t>sal</w:t>
+      </w:r>
+      <w:proofErr w:type="spellEnd"/>
+      <w:r>
+        <w:rPr>
+          <w:lang w:val="en-US"/>
+        </w:rPr>
+        <w:t xml:space="preserve"> (</w:t>
+      </w:r>
+      <w:proofErr w:type="spellStart"/>
+      <w:r>
+        <w:rPr>
+          <w:lang w:val="en-US"/>
+        </w:rPr>
+        <w:t>Ctrl+X</w:t>
+      </w:r>
+      <w:proofErr w:type="spellEnd"/>
+      <w:r>
+        <w:rPr>
+          <w:lang w:val="en-US"/>
+        </w:rPr>
+        <w:t>).</w:t>
       </w:r>
     </w:p>
     <w:p>
@@ -2923,7 +4663,161 @@
         <w:rPr>
           <w:lang w:val="en-US"/>
         </w:rPr>
-        <w:t>Para aplicar los cambios del archivo sin reiniciar (y confirmar que no hay errores de escritura): sudo sysctl -p</w:t>
+        <w:t xml:space="preserve">Para </w:t>
+      </w:r>
+      <w:proofErr w:type="spellStart"/>
+      <w:r>
+        <w:rPr>
+          <w:lang w:val="en-US"/>
+        </w:rPr>
+        <w:t>aplicar</w:t>
+      </w:r>
+      <w:proofErr w:type="spellEnd"/>
+      <w:r>
+        <w:rPr>
+          <w:lang w:val="en-US"/>
+        </w:rPr>
+        <w:t xml:space="preserve"> </w:t>
+      </w:r>
+      <w:proofErr w:type="spellStart"/>
+      <w:r>
+        <w:rPr>
+          <w:lang w:val="en-US"/>
+        </w:rPr>
+        <w:t>los</w:t>
+      </w:r>
+      <w:proofErr w:type="spellEnd"/>
+      <w:r>
+        <w:rPr>
+          <w:lang w:val="en-US"/>
+        </w:rPr>
+        <w:t xml:space="preserve"> </w:t>
+      </w:r>
+      <w:proofErr w:type="spellStart"/>
+      <w:r>
+        <w:rPr>
+          <w:lang w:val="en-US"/>
+        </w:rPr>
+        <w:t>cambios</w:t>
+      </w:r>
+      <w:proofErr w:type="spellEnd"/>
+      <w:r>
+        <w:rPr>
+          <w:lang w:val="en-US"/>
+        </w:rPr>
+        <w:t xml:space="preserve"> del </w:t>
+      </w:r>
+      <w:proofErr w:type="spellStart"/>
+      <w:r>
+        <w:rPr>
+          <w:lang w:val="en-US"/>
+        </w:rPr>
+        <w:t>archivo</w:t>
+      </w:r>
+      <w:proofErr w:type="spellEnd"/>
+      <w:r>
+        <w:rPr>
+          <w:lang w:val="en-US"/>
+        </w:rPr>
+        <w:t xml:space="preserve"> sin </w:t>
+      </w:r>
+      <w:proofErr w:type="spellStart"/>
+      <w:r>
+        <w:rPr>
+          <w:lang w:val="en-US"/>
+        </w:rPr>
+        <w:t>reiniciar</w:t>
+      </w:r>
+      <w:proofErr w:type="spellEnd"/>
+      <w:r>
+        <w:rPr>
+          <w:lang w:val="en-US"/>
+        </w:rPr>
+        <w:t xml:space="preserve"> (y </w:t>
+      </w:r>
+      <w:proofErr w:type="spellStart"/>
+      <w:r>
+        <w:rPr>
+          <w:lang w:val="en-US"/>
+        </w:rPr>
+        <w:t>confirmar</w:t>
+      </w:r>
+      <w:proofErr w:type="spellEnd"/>
+      <w:r>
+        <w:rPr>
+          <w:lang w:val="en-US"/>
+        </w:rPr>
+        <w:t xml:space="preserve"> </w:t>
+      </w:r>
+      <w:proofErr w:type="spellStart"/>
+      <w:r>
+        <w:rPr>
+          <w:lang w:val="en-US"/>
+        </w:rPr>
+        <w:t>que</w:t>
+      </w:r>
+      <w:proofErr w:type="spellEnd"/>
+      <w:r>
+        <w:rPr>
+          <w:lang w:val="en-US"/>
+        </w:rPr>
+        <w:t xml:space="preserve"> no hay </w:t>
+      </w:r>
+      <w:proofErr w:type="spellStart"/>
+      <w:r>
+        <w:rPr>
+          <w:lang w:val="en-US"/>
+        </w:rPr>
+        <w:t>errores</w:t>
+      </w:r>
+      <w:proofErr w:type="spellEnd"/>
+      <w:r>
+        <w:rPr>
+          <w:lang w:val="en-US"/>
+        </w:rPr>
+        <w:t xml:space="preserve"> de </w:t>
+      </w:r>
+      <w:proofErr w:type="spellStart"/>
+      <w:r>
+        <w:rPr>
+          <w:lang w:val="en-US"/>
+        </w:rPr>
+        <w:t>escritura</w:t>
+      </w:r>
+      <w:proofErr w:type="spellEnd"/>
+      <w:r>
+        <w:rPr>
+          <w:lang w:val="en-US"/>
+        </w:rPr>
+        <w:t xml:space="preserve">): </w:t>
+      </w:r>
+      <w:proofErr w:type="spellStart"/>
+      <w:r>
+        <w:rPr>
+          <w:lang w:val="en-US"/>
+        </w:rPr>
+        <w:t>sudo</w:t>
+      </w:r>
+      <w:proofErr w:type="spellEnd"/>
+      <w:r>
+        <w:rPr>
+          <w:lang w:val="en-US"/>
+        </w:rPr>
+        <w:t xml:space="preserve"> </w:t>
+      </w:r>
+      <w:proofErr w:type="spellStart"/>
+      <w:r>
+        <w:rPr>
+          <w:lang w:val="en-US"/>
+        </w:rPr>
+        <w:t>sysctl</w:t>
+      </w:r>
+      <w:proofErr w:type="spellEnd"/>
+      <w:r>
+        <w:rPr>
+          <w:lang w:val="en-US"/>
+        </w:rPr>
+        <w:t xml:space="preserve"> -p</w:t>
       </w:r>
     </w:p>
     <w:p/>
@@ -2942,12 +4836,52 @@
           <w:b/>
           <w:bCs/>
         </w:rPr>
-        <w:t>Paso 3: Instalar el "Director de Tráfico" (smcroute)</w:t>
-      </w:r>
-    </w:p>
-    <w:p>
-      <w:r>
-        <w:t>Como el ruteo multicast no es automático como el normal, instalaste una herramienta para crear rutas estáticas.</w:t>
+        <w:t>Paso 3: Instalar el "</w:t>
+      </w:r>
+      <w:proofErr w:type="gramStart"/>
+      <w:r>
+        <w:rPr>
+          <w:b/>
+          <w:bCs/>
+        </w:rPr>
+        <w:t>Director</w:t>
+      </w:r>
+      <w:proofErr w:type="gramEnd"/>
+      <w:r>
+        <w:rPr>
+          <w:b/>
+          <w:bCs/>
+        </w:rPr>
+        <w:t xml:space="preserve"> de Tráfico" (</w:t>
+      </w:r>
+      <w:proofErr w:type="spellStart"/>
+      <w:r>
+        <w:rPr>
+          <w:b/>
+          <w:bCs/>
+        </w:rPr>
+        <w:t>smcroute</w:t>
+      </w:r>
+      <w:proofErr w:type="spellEnd"/>
+      <w:r>
+        <w:rPr>
+          <w:b/>
+          <w:bCs/>
+        </w:rPr>
+        <w:t>)</w:t>
+      </w:r>
+    </w:p>
+    <w:p>
+      <w:r>
+        <w:t xml:space="preserve">Como el ruteo </w:t>
+      </w:r>
+      <w:proofErr w:type="spellStart"/>
+      <w:r>
+        <w:t>multicast</w:t>
+      </w:r>
+      <w:proofErr w:type="spellEnd"/>
+      <w:r>
+        <w:t xml:space="preserve"> no es automático como el normal, instalaste una herramienta para crear rutas estáticas.</w:t>
       </w:r>
     </w:p>
     <w:p>
@@ -2965,8 +4899,29 @@
         <w:t>Comando:</w:t>
       </w:r>
       <w:r>
-        <w:t xml:space="preserve"> sudo apt install smcroute</w:t>
-      </w:r>
+        <w:t xml:space="preserve"> sudo </w:t>
+      </w:r>
+      <w:proofErr w:type="spellStart"/>
+      <w:r>
+        <w:t>apt</w:t>
+      </w:r>
+      <w:proofErr w:type="spellEnd"/>
+      <w:r>
+        <w:t xml:space="preserve"> </w:t>
+      </w:r>
+      <w:proofErr w:type="spellStart"/>
+      <w:r>
+        <w:t>install</w:t>
+      </w:r>
+      <w:proofErr w:type="spellEnd"/>
+      <w:r>
+        <w:t xml:space="preserve"> </w:t>
+      </w:r>
+      <w:proofErr w:type="spellStart"/>
+      <w:r>
+        <w:t>smcroute</w:t>
+      </w:r>
+      <w:proofErr w:type="spellEnd"/>
     </w:p>
     <w:p>
       <w:pPr>
@@ -2983,7 +4938,15 @@
         <w:t>Por qué:</w:t>
       </w:r>
       <w:r>
-        <w:t xml:space="preserve"> Necesitas un programa que le diga al Kernel: "Coge lo que venga de A y muévelo a B".</w:t>
+        <w:t xml:space="preserve"> Necesitas un programa que le diga al </w:t>
+      </w:r>
+      <w:proofErr w:type="spellStart"/>
+      <w:r>
+        <w:t>Kernel</w:t>
+      </w:r>
+      <w:proofErr w:type="spellEnd"/>
+      <w:r>
+        <w:t>: "Coge lo que venga de A y muévelo a B".</w:t>
       </w:r>
     </w:p>
     <w:p/>
@@ -2999,13 +4962,37 @@
           <w:b/>
           <w:bCs/>
         </w:rPr>
-        <w:t>Paso 4: Identificar el Grupo Multicast Real (Diagnóstico)</w:t>
+        <w:t xml:space="preserve">Paso 4: Identificar el Grupo </w:t>
+      </w:r>
+      <w:proofErr w:type="spellStart"/>
+      <w:r>
+        <w:rPr>
+          <w:b/>
+          <w:bCs/>
+        </w:rPr>
+        <w:t>Multicast</w:t>
+      </w:r>
+      <w:proofErr w:type="spellEnd"/>
+      <w:r>
+        <w:rPr>
+          <w:b/>
+          <w:bCs/>
+        </w:rPr>
+        <w:t xml:space="preserve"> Real (Diagnóstico)</w:t>
       </w:r>
     </w:p>
     <w:p>
       <w:r>
         <w:lastRenderedPageBreak/>
-        <w:t>Aquí es donde usamos tcpdump para ver qué estaba pasando realmente.</w:t>
+        <w:t xml:space="preserve">Aquí es donde usamos </w:t>
+      </w:r>
+      <w:proofErr w:type="spellStart"/>
+      <w:r>
+        <w:t>tcpdump</w:t>
+      </w:r>
+      <w:proofErr w:type="spellEnd"/>
+      <w:r>
+        <w:t xml:space="preserve"> para ver qué estaba pasando realmente.</w:t>
       </w:r>
     </w:p>
     <w:p>
@@ -3023,8 +5010,21 @@
         <w:t>Comando de escucha:</w:t>
       </w:r>
       <w:r>
-        <w:t xml:space="preserve"> sudo tcpdump -i eth207 -n host 10.2.7.5 and udp</w:t>
-      </w:r>
+        <w:t xml:space="preserve"> sudo </w:t>
+      </w:r>
+      <w:proofErr w:type="spellStart"/>
+      <w:r>
+        <w:t>tcpdump</w:t>
+      </w:r>
+      <w:proofErr w:type="spellEnd"/>
+      <w:r>
+        <w:t xml:space="preserve"> -i eth207 -n host 10.2.7.5 and </w:t>
+      </w:r>
+      <w:proofErr w:type="spellStart"/>
+      <w:r>
+        <w:t>udp</w:t>
+      </w:r>
+      <w:proofErr w:type="spellEnd"/>
     </w:p>
     <w:p>
       <w:pPr>
@@ -3052,6 +5052,70 @@
       </w:r>
       <w:r>
         <w:t>. Sin este dato, la configuración nunca habría funcionado porque estarías ruteando la dirección equivocada.</w:t>
+      </w:r>
+    </w:p>
+    <w:p>
+      <w:r>
+        <w:rPr>
+          <w:b/>
+          <w:bCs/>
+        </w:rPr>
+        <w:t>TRUCO:</w:t>
+      </w:r>
+      <w:r>
+        <w:t xml:space="preserve"> Esto no empieza a salir hasta que no empiecen los hosts a recibir del </w:t>
+      </w:r>
+      <w:proofErr w:type="spellStart"/>
+      <w:r>
+        <w:t>multicast</w:t>
+      </w:r>
+      <w:proofErr w:type="spellEnd"/>
+      <w:r>
+        <w:t xml:space="preserve">. </w:t>
+      </w:r>
+      <w:proofErr w:type="spellStart"/>
+      <w:r>
+        <w:t>Situa</w:t>
+      </w:r>
+      <w:proofErr w:type="spellEnd"/>
+      <w:r>
+        <w:t xml:space="preserve"> dos hosts (mínimo necesario para hacer </w:t>
+      </w:r>
+      <w:proofErr w:type="spellStart"/>
+      <w:r>
+        <w:t>multicast</w:t>
+      </w:r>
+      <w:proofErr w:type="spellEnd"/>
+      <w:r>
+        <w:t xml:space="preserve">) en la misma </w:t>
+      </w:r>
+      <w:proofErr w:type="spellStart"/>
+      <w:r>
+        <w:t>subnet</w:t>
+      </w:r>
+      <w:proofErr w:type="spellEnd"/>
+      <w:r>
+        <w:t xml:space="preserve"> del servidor y captura el tráfico.</w:t>
+      </w:r>
+    </w:p>
+    <w:p>
+      <w:r>
+        <w:rPr>
+          <w:b/>
+          <w:bCs/>
+        </w:rPr>
+        <w:t>CORRECIÓN:</w:t>
+      </w:r>
+      <w:r>
+        <w:t xml:space="preserve"> Los hosts pueden estar en otra </w:t>
+      </w:r>
+      <w:proofErr w:type="spellStart"/>
+      <w:r>
+        <w:t>subnet</w:t>
+      </w:r>
+      <w:proofErr w:type="spellEnd"/>
+      <w:r>
+        <w:t>, que en cuanto estén despiertos el servidor mostrará la IP del grupo.</w:t>
       </w:r>
     </w:p>
     <w:p>
@@ -3098,52 +5162,133 @@
     </w:p>
     <w:p>
       <w:r>
-        <w:t>15:10:11.389923 IP 10.2.7.5.59541 &gt; 233.254.7.5.59540: UDP, length 144</w:t>
-      </w:r>
-    </w:p>
-    <w:p>
-      <w:r>
-        <w:t>15:10:11.401153 IP 10.2.7.5.59541 &gt; 233.254.7.5.59540: UDP, length 144</w:t>
-      </w:r>
-    </w:p>
-    <w:p>
-      <w:r>
-        <w:t>15:10:11.412435 IP 10.2.7.5.59541 &gt; 233.254.7.5.59540: UDP, length 144</w:t>
-      </w:r>
-    </w:p>
-    <w:p>
-      <w:r>
-        <w:t>15:10:11.423709 IP 10.2.7.5.59541 &gt; 233.254.7.5.59540: UDP, length 144</w:t>
-      </w:r>
-    </w:p>
-    <w:p>
-      <w:r>
-        <w:t>15:10:12.434974 IP 10.2.7.5.59541 &gt; 233.254.7.5.59540: UDP, length 144</w:t>
-      </w:r>
-    </w:p>
-    <w:p>
-      <w:r>
-        <w:t>15:10:13.446326 IP 10.2.7.5.59541 &gt; 233.254.7.5.59540: UDP, length 144</w:t>
-      </w:r>
-    </w:p>
-    <w:p>
-      <w:r>
-        <w:t>15:10:14.457589 IP 10.2.7.5.59541 &gt; 233.254.7.5.59540: UDP, length 144</w:t>
-      </w:r>
-    </w:p>
-    <w:p>
-      <w:r>
-        <w:t>15:10:15.468728 IP 10.2.7.5.59541 &gt; 233.254.7.5.59540: UDP, length 144</w:t>
-      </w:r>
-    </w:p>
-    <w:p>
-      <w:r>
-        <w:t>15:10:16.480089 IP 10.2.7.5.59541 &gt; 233.254.7.5.59540: UDP, length 144</w:t>
-      </w:r>
-    </w:p>
-    <w:p>
-      <w:r>
-        <w:t>15:10:17.491414 IP 10.2.7.5.59541 &gt; 233.254.7.5.59540: UDP, length 144</w:t>
+        <w:t xml:space="preserve">15:10:11.389923 IP 10.2.7.5.59541 &gt; 233.254.7.5.59540: UDP, </w:t>
+      </w:r>
+      <w:proofErr w:type="spellStart"/>
+      <w:r>
+        <w:t>length</w:t>
+      </w:r>
+      <w:proofErr w:type="spellEnd"/>
+      <w:r>
+        <w:t xml:space="preserve"> 144</w:t>
+      </w:r>
+    </w:p>
+    <w:p>
+      <w:r>
+        <w:t xml:space="preserve">15:10:11.401153 IP 10.2.7.5.59541 &gt; 233.254.7.5.59540: UDP, </w:t>
+      </w:r>
+      <w:proofErr w:type="spellStart"/>
+      <w:r>
+        <w:t>length</w:t>
+      </w:r>
+      <w:proofErr w:type="spellEnd"/>
+      <w:r>
+        <w:t xml:space="preserve"> 144</w:t>
+      </w:r>
+    </w:p>
+    <w:p>
+      <w:r>
+        <w:t xml:space="preserve">15:10:11.412435 IP 10.2.7.5.59541 &gt; 233.254.7.5.59540: UDP, </w:t>
+      </w:r>
+      <w:proofErr w:type="spellStart"/>
+      <w:r>
+        <w:t>length</w:t>
+      </w:r>
+      <w:proofErr w:type="spellEnd"/>
+      <w:r>
+        <w:t xml:space="preserve"> 144</w:t>
+      </w:r>
+    </w:p>
+    <w:p>
+      <w:r>
+        <w:t xml:space="preserve">15:10:11.423709 IP 10.2.7.5.59541 &gt; 233.254.7.5.59540: UDP, </w:t>
+      </w:r>
+      <w:proofErr w:type="spellStart"/>
+      <w:r>
+        <w:t>length</w:t>
+      </w:r>
+      <w:proofErr w:type="spellEnd"/>
+      <w:r>
+        <w:t xml:space="preserve"> 144</w:t>
+      </w:r>
+    </w:p>
+    <w:p>
+      <w:r>
+        <w:t xml:space="preserve">15:10:12.434974 IP 10.2.7.5.59541 &gt; 233.254.7.5.59540: UDP, </w:t>
+      </w:r>
+      <w:proofErr w:type="spellStart"/>
+      <w:r>
+        <w:t>length</w:t>
+      </w:r>
+      <w:proofErr w:type="spellEnd"/>
+      <w:r>
+        <w:t xml:space="preserve"> 144</w:t>
+      </w:r>
+    </w:p>
+    <w:p>
+      <w:r>
+        <w:t xml:space="preserve">15:10:13.446326 IP 10.2.7.5.59541 &gt; 233.254.7.5.59540: UDP, </w:t>
+      </w:r>
+      <w:proofErr w:type="spellStart"/>
+      <w:r>
+        <w:t>length</w:t>
+      </w:r>
+      <w:proofErr w:type="spellEnd"/>
+      <w:r>
+        <w:t xml:space="preserve"> 144</w:t>
+      </w:r>
+    </w:p>
+    <w:p>
+      <w:r>
+        <w:t xml:space="preserve">15:10:14.457589 IP 10.2.7.5.59541 &gt; 233.254.7.5.59540: UDP, </w:t>
+      </w:r>
+      <w:proofErr w:type="spellStart"/>
+      <w:r>
+        <w:t>length</w:t>
+      </w:r>
+      <w:proofErr w:type="spellEnd"/>
+      <w:r>
+        <w:t xml:space="preserve"> 144</w:t>
+      </w:r>
+    </w:p>
+    <w:p>
+      <w:r>
+        <w:t xml:space="preserve">15:10:15.468728 IP 10.2.7.5.59541 &gt; 233.254.7.5.59540: UDP, </w:t>
+      </w:r>
+      <w:proofErr w:type="spellStart"/>
+      <w:r>
+        <w:t>length</w:t>
+      </w:r>
+      <w:proofErr w:type="spellEnd"/>
+      <w:r>
+        <w:t xml:space="preserve"> 144</w:t>
+      </w:r>
+    </w:p>
+    <w:p>
+      <w:r>
+        <w:t xml:space="preserve">15:10:16.480089 IP 10.2.7.5.59541 &gt; 233.254.7.5.59540: UDP, </w:t>
+      </w:r>
+      <w:proofErr w:type="spellStart"/>
+      <w:r>
+        <w:t>length</w:t>
+      </w:r>
+      <w:proofErr w:type="spellEnd"/>
+      <w:r>
+        <w:t xml:space="preserve"> 144</w:t>
+      </w:r>
+    </w:p>
+    <w:p>
+      <w:r>
+        <w:lastRenderedPageBreak/>
+        <w:t xml:space="preserve">15:10:17.491414 IP 10.2.7.5.59541 &gt; 233.254.7.5.59540: UDP, </w:t>
+      </w:r>
+      <w:proofErr w:type="spellStart"/>
+      <w:r>
+        <w:t>length</w:t>
+      </w:r>
+      <w:proofErr w:type="spellEnd"/>
+      <w:r>
+        <w:t xml:space="preserve"> 144</w:t>
       </w:r>
     </w:p>
     <w:p/>
@@ -3174,7 +5319,23 @@
           <w:bCs/>
         </w:rPr>
         <w:lastRenderedPageBreak/>
-        <w:t>Paso 5: Crear el Puente (Mroute)</w:t>
+        <w:t>Paso 5: Crear el Puente (</w:t>
+      </w:r>
+      <w:proofErr w:type="spellStart"/>
+      <w:r>
+        <w:rPr>
+          <w:b/>
+          <w:bCs/>
+        </w:rPr>
+        <w:t>Mroute</w:t>
+      </w:r>
+      <w:proofErr w:type="spellEnd"/>
+      <w:r>
+        <w:rPr>
+          <w:b/>
+          <w:bCs/>
+        </w:rPr>
+        <w:t>)</w:t>
       </w:r>
     </w:p>
     <w:p>
@@ -3202,7 +5363,23 @@
     </w:p>
     <w:p>
       <w:r>
-        <w:t>sudo smcroutectl add eth207 10.2.7.5 233.254.7.5 eth217 eth227 eth237</w:t>
+        <w:t xml:space="preserve">sudo </w:t>
+      </w:r>
+      <w:proofErr w:type="spellStart"/>
+      <w:r>
+        <w:t>smcroutectl</w:t>
+      </w:r>
+      <w:proofErr w:type="spellEnd"/>
+      <w:r>
+        <w:t xml:space="preserve"> </w:t>
+      </w:r>
+      <w:proofErr w:type="spellStart"/>
+      <w:r>
+        <w:t>add</w:t>
+      </w:r>
+      <w:proofErr w:type="spellEnd"/>
+      <w:r>
+        <w:t xml:space="preserve"> eth207 10.2.7.5 233.254.7.5 eth217 eth227 eth237</w:t>
       </w:r>
     </w:p>
     <w:p>
@@ -3220,7 +5397,15 @@
         <w:t>Por qué:</w:t>
       </w:r>
       <w:r>
-        <w:t xml:space="preserve"> Este comando es el que físicamente "clona" el paquete que entra por la red del servidor y lo envía a las tres redes de los laboratorios. En cuanto pones este comando ya funcionará el proceso de despliegue multicast.</w:t>
+        <w:t xml:space="preserve"> Este comando es el que físicamente "clona" el paquete que entra por la red del servidor y lo envía a las tres redes de los laboratorios. En cuanto pones este comando ya funcionará el proceso de despliegue </w:t>
+      </w:r>
+      <w:proofErr w:type="spellStart"/>
+      <w:r>
+        <w:t>multicast</w:t>
+      </w:r>
+      <w:proofErr w:type="spellEnd"/>
+      <w:r>
+        <w:t>.</w:t>
       </w:r>
     </w:p>
     <w:p>
@@ -3240,7 +5425,55 @@
     </w:p>
     <w:p>
       <w:r>
-        <w:t>Para que la ruta de multicast persista, debes editar el archivo de configuración del demonio, que generalmente se encuentra en: /etc/smcroute.conf (o a veces /etc/smcroute/smcroute.conf).</w:t>
+        <w:t xml:space="preserve">Para que la ruta de </w:t>
+      </w:r>
+      <w:proofErr w:type="spellStart"/>
+      <w:r>
+        <w:t>multicast</w:t>
+      </w:r>
+      <w:proofErr w:type="spellEnd"/>
+      <w:r>
+        <w:t xml:space="preserve"> persista, debes editar el archivo de configuración del demonio, que generalmente se encuentra en: /</w:t>
+      </w:r>
+      <w:proofErr w:type="spellStart"/>
+      <w:r>
+        <w:t>etc</w:t>
+      </w:r>
+      <w:proofErr w:type="spellEnd"/>
+      <w:r>
+        <w:t>/</w:t>
+      </w:r>
+      <w:proofErr w:type="spellStart"/>
+      <w:r>
+        <w:t>smcroute.conf</w:t>
+      </w:r>
+      <w:proofErr w:type="spellEnd"/>
+      <w:r>
+        <w:t xml:space="preserve"> (o a veces /</w:t>
+      </w:r>
+      <w:proofErr w:type="spellStart"/>
+      <w:r>
+        <w:t>etc</w:t>
+      </w:r>
+      <w:proofErr w:type="spellEnd"/>
+      <w:r>
+        <w:t>/</w:t>
+      </w:r>
+      <w:proofErr w:type="spellStart"/>
+      <w:r>
+        <w:t>smcroute</w:t>
+      </w:r>
+      <w:proofErr w:type="spellEnd"/>
+      <w:r>
+        <w:t>/</w:t>
+      </w:r>
+      <w:proofErr w:type="spellStart"/>
+      <w:r>
+        <w:t>smcroute.conf</w:t>
+      </w:r>
+      <w:proofErr w:type="spellEnd"/>
+      <w:r>
+        <w:t>).</w:t>
       </w:r>
     </w:p>
     <w:p>
@@ -3251,8 +5484,21 @@
         </w:numPr>
       </w:pPr>
       <w:r>
-        <w:t>Abre el archivo con privilegios: sudo nano /etc/smcroute.conf</w:t>
-      </w:r>
+        <w:t>Abre el archivo con privilegios: sudo nano /</w:t>
+      </w:r>
+      <w:proofErr w:type="spellStart"/>
+      <w:r>
+        <w:t>etc</w:t>
+      </w:r>
+      <w:proofErr w:type="spellEnd"/>
+      <w:r>
+        <w:t>/</w:t>
+      </w:r>
+      <w:proofErr w:type="spellStart"/>
+      <w:r>
+        <w:t>smcroute.conf</w:t>
+      </w:r>
+      <w:proofErr w:type="spellEnd"/>
     </w:p>
     <w:p>
       <w:pPr>
@@ -3266,13 +5512,71 @@
       </w:r>
     </w:p>
     <w:p>
-      <w:r>
-        <w:t>mgroup from eth207 group 233.254.7.5</w:t>
-      </w:r>
-    </w:p>
-    <w:p>
-      <w:r>
-        <w:t>mroute from eth207 source 10.2.7.5 group 233.254.7.5 outbound eth217 eth227 eth237</w:t>
+      <w:proofErr w:type="spellStart"/>
+      <w:r>
+        <w:t>mgroup</w:t>
+      </w:r>
+      <w:proofErr w:type="spellEnd"/>
+      <w:r>
+        <w:t xml:space="preserve"> </w:t>
+      </w:r>
+      <w:proofErr w:type="spellStart"/>
+      <w:r>
+        <w:t>from</w:t>
+      </w:r>
+      <w:proofErr w:type="spellEnd"/>
+      <w:r>
+        <w:t xml:space="preserve"> eth207 </w:t>
+      </w:r>
+      <w:proofErr w:type="spellStart"/>
+      <w:r>
+        <w:t>group</w:t>
+      </w:r>
+      <w:proofErr w:type="spellEnd"/>
+      <w:r>
+        <w:t xml:space="preserve"> 233.254.7.5</w:t>
+      </w:r>
+    </w:p>
+    <w:p>
+      <w:proofErr w:type="spellStart"/>
+      <w:r>
+        <w:t>mroute</w:t>
+      </w:r>
+      <w:proofErr w:type="spellEnd"/>
+      <w:r>
+        <w:t xml:space="preserve"> </w:t>
+      </w:r>
+      <w:proofErr w:type="spellStart"/>
+      <w:r>
+        <w:t>from</w:t>
+      </w:r>
+      <w:proofErr w:type="spellEnd"/>
+      <w:r>
+        <w:t xml:space="preserve"> eth207 </w:t>
+      </w:r>
+      <w:proofErr w:type="spellStart"/>
+      <w:r>
+        <w:t>source</w:t>
+      </w:r>
+      <w:proofErr w:type="spellEnd"/>
+      <w:r>
+        <w:t xml:space="preserve"> 10.2.7.5 </w:t>
+      </w:r>
+      <w:proofErr w:type="spellStart"/>
+      <w:r>
+        <w:t>group</w:t>
+      </w:r>
+      <w:proofErr w:type="spellEnd"/>
+      <w:r>
+        <w:t xml:space="preserve"> 233.254.7.5 </w:t>
+      </w:r>
+      <w:proofErr w:type="spellStart"/>
+      <w:r>
+        <w:t>outbound</w:t>
+      </w:r>
+      <w:proofErr w:type="spellEnd"/>
+      <w:r>
+        <w:t xml:space="preserve"> eth217 eth227 eth237</w:t>
       </w:r>
     </w:p>
     <w:p>
@@ -3289,8 +5593,29 @@
     </w:p>
     <w:p>
       <w:r>
-        <w:t>sudo systemctl restart smcroute</w:t>
-      </w:r>
+        <w:t xml:space="preserve">sudo </w:t>
+      </w:r>
+      <w:proofErr w:type="spellStart"/>
+      <w:r>
+        <w:t>systemctl</w:t>
+      </w:r>
+      <w:proofErr w:type="spellEnd"/>
+      <w:r>
+        <w:t xml:space="preserve"> </w:t>
+      </w:r>
+      <w:proofErr w:type="spellStart"/>
+      <w:r>
+        <w:t>restart</w:t>
+      </w:r>
+      <w:proofErr w:type="spellEnd"/>
+      <w:r>
+        <w:t xml:space="preserve"> </w:t>
+      </w:r>
+      <w:proofErr w:type="spellStart"/>
+      <w:r>
+        <w:t>smcroute</w:t>
+      </w:r>
+      <w:proofErr w:type="spellEnd"/>
     </w:p>
     <w:p>
       <w:pPr>
@@ -3336,21 +5661,311 @@
         <w:rPr>
           <w:lang w:val="en-US"/>
         </w:rPr>
-        <w:t xml:space="preserve">Dado que tu archivo /etc/smcroute.conf ya es </w:t>
-      </w:r>
-      <w:r>
-        <w:rPr>
-          <w:b/>
-          <w:bCs/>
-          <w:lang w:val="en-US"/>
-        </w:rPr>
-        <w:t>sintácticamente perfecto</w:t>
-      </w:r>
-      <w:r>
-        <w:rPr>
-          <w:lang w:val="en-US"/>
-        </w:rPr>
-        <w:t xml:space="preserve"> (el log ya no da error) pero sigue sin activar las salidas, no pierdas más tiempo peleando con el demonio. Vamos a usar el </w:t>
+        <w:t xml:space="preserve">Dado </w:t>
+      </w:r>
+      <w:proofErr w:type="spellStart"/>
+      <w:r>
+        <w:rPr>
+          <w:lang w:val="en-US"/>
+        </w:rPr>
+        <w:t>que</w:t>
+      </w:r>
+      <w:proofErr w:type="spellEnd"/>
+      <w:r>
+        <w:rPr>
+          <w:lang w:val="en-US"/>
+        </w:rPr>
+        <w:t xml:space="preserve"> </w:t>
+      </w:r>
+      <w:proofErr w:type="spellStart"/>
+      <w:r>
+        <w:rPr>
+          <w:lang w:val="en-US"/>
+        </w:rPr>
+        <w:t>tu</w:t>
+      </w:r>
+      <w:proofErr w:type="spellEnd"/>
+      <w:r>
+        <w:rPr>
+          <w:lang w:val="en-US"/>
+        </w:rPr>
+        <w:t xml:space="preserve"> </w:t>
+      </w:r>
+      <w:proofErr w:type="spellStart"/>
+      <w:r>
+        <w:rPr>
+          <w:lang w:val="en-US"/>
+        </w:rPr>
+        <w:t>archivo</w:t>
+      </w:r>
+      <w:proofErr w:type="spellEnd"/>
+      <w:r>
+        <w:rPr>
+          <w:lang w:val="en-US"/>
+        </w:rPr>
+        <w:t xml:space="preserve"> /</w:t>
+      </w:r>
+      <w:proofErr w:type="spellStart"/>
+      <w:r>
+        <w:rPr>
+          <w:lang w:val="en-US"/>
+        </w:rPr>
+        <w:t>etc</w:t>
+      </w:r>
+      <w:proofErr w:type="spellEnd"/>
+      <w:r>
+        <w:rPr>
+          <w:lang w:val="en-US"/>
+        </w:rPr>
+        <w:t>/</w:t>
+      </w:r>
+      <w:proofErr w:type="spellStart"/>
+      <w:r>
+        <w:rPr>
+          <w:lang w:val="en-US"/>
+        </w:rPr>
+        <w:t>smcroute.conf</w:t>
+      </w:r>
+      <w:proofErr w:type="spellEnd"/>
+      <w:r>
+        <w:rPr>
+          <w:lang w:val="en-US"/>
+        </w:rPr>
+        <w:t xml:space="preserve"> </w:t>
+      </w:r>
+      <w:proofErr w:type="spellStart"/>
+      <w:r>
+        <w:rPr>
+          <w:lang w:val="en-US"/>
+        </w:rPr>
+        <w:t>ya</w:t>
+      </w:r>
+      <w:proofErr w:type="spellEnd"/>
+      <w:r>
+        <w:rPr>
+          <w:lang w:val="en-US"/>
+        </w:rPr>
+        <w:t xml:space="preserve"> es </w:t>
+      </w:r>
+      <w:proofErr w:type="spellStart"/>
+      <w:r>
+        <w:rPr>
+          <w:b/>
+          <w:bCs/>
+          <w:lang w:val="en-US"/>
+        </w:rPr>
+        <w:t>sintácticamente</w:t>
+      </w:r>
+      <w:proofErr w:type="spellEnd"/>
+      <w:r>
+        <w:rPr>
+          <w:b/>
+          <w:bCs/>
+          <w:lang w:val="en-US"/>
+        </w:rPr>
+        <w:t xml:space="preserve"> perfecto</w:t>
+      </w:r>
+      <w:r>
+        <w:rPr>
+          <w:lang w:val="en-US"/>
+        </w:rPr>
+        <w:t xml:space="preserve"> (</w:t>
+      </w:r>
+      <w:proofErr w:type="spellStart"/>
+      <w:r>
+        <w:rPr>
+          <w:lang w:val="en-US"/>
+        </w:rPr>
+        <w:t>el</w:t>
+      </w:r>
+      <w:proofErr w:type="spellEnd"/>
+      <w:r>
+        <w:rPr>
+          <w:lang w:val="en-US"/>
+        </w:rPr>
+        <w:t xml:space="preserve"> log </w:t>
+      </w:r>
+      <w:proofErr w:type="spellStart"/>
+      <w:r>
+        <w:rPr>
+          <w:lang w:val="en-US"/>
+        </w:rPr>
+        <w:t>ya</w:t>
+      </w:r>
+      <w:proofErr w:type="spellEnd"/>
+      <w:r>
+        <w:rPr>
+          <w:lang w:val="en-US"/>
+        </w:rPr>
+        <w:t xml:space="preserve"> </w:t>
+      </w:r>
+      <w:proofErr w:type="gramStart"/>
+      <w:r>
+        <w:rPr>
+          <w:lang w:val="en-US"/>
+        </w:rPr>
+        <w:t>no</w:t>
+      </w:r>
+      <w:proofErr w:type="gramEnd"/>
+      <w:r>
+        <w:rPr>
+          <w:lang w:val="en-US"/>
+        </w:rPr>
+        <w:t xml:space="preserve"> da error) </w:t>
+      </w:r>
+      <w:proofErr w:type="spellStart"/>
+      <w:r>
+        <w:rPr>
+          <w:lang w:val="en-US"/>
+        </w:rPr>
+        <w:t>pero</w:t>
+      </w:r>
+      <w:proofErr w:type="spellEnd"/>
+      <w:r>
+        <w:rPr>
+          <w:lang w:val="en-US"/>
+        </w:rPr>
+        <w:t xml:space="preserve"> </w:t>
+      </w:r>
+      <w:proofErr w:type="spellStart"/>
+      <w:r>
+        <w:rPr>
+          <w:lang w:val="en-US"/>
+        </w:rPr>
+        <w:t>sigue</w:t>
+      </w:r>
+      <w:proofErr w:type="spellEnd"/>
+      <w:r>
+        <w:rPr>
+          <w:lang w:val="en-US"/>
+        </w:rPr>
+        <w:t xml:space="preserve"> sin </w:t>
+      </w:r>
+      <w:proofErr w:type="spellStart"/>
+      <w:r>
+        <w:rPr>
+          <w:lang w:val="en-US"/>
+        </w:rPr>
+        <w:t>activar</w:t>
+      </w:r>
+      <w:proofErr w:type="spellEnd"/>
+      <w:r>
+        <w:rPr>
+          <w:lang w:val="en-US"/>
+        </w:rPr>
+        <w:t xml:space="preserve"> las </w:t>
+      </w:r>
+      <w:proofErr w:type="spellStart"/>
+      <w:r>
+        <w:rPr>
+          <w:lang w:val="en-US"/>
+        </w:rPr>
+        <w:t>salidas</w:t>
+      </w:r>
+      <w:proofErr w:type="spellEnd"/>
+      <w:r>
+        <w:rPr>
+          <w:lang w:val="en-US"/>
+        </w:rPr>
+        <w:t xml:space="preserve">, no </w:t>
+      </w:r>
+      <w:proofErr w:type="spellStart"/>
+      <w:r>
+        <w:rPr>
+          <w:lang w:val="en-US"/>
+        </w:rPr>
+        <w:t>pierdas</w:t>
+      </w:r>
+      <w:proofErr w:type="spellEnd"/>
+      <w:r>
+        <w:rPr>
+          <w:lang w:val="en-US"/>
+        </w:rPr>
+        <w:t xml:space="preserve"> </w:t>
+      </w:r>
+      <w:proofErr w:type="spellStart"/>
+      <w:r>
+        <w:rPr>
+          <w:lang w:val="en-US"/>
+        </w:rPr>
+        <w:t>más</w:t>
+      </w:r>
+      <w:proofErr w:type="spellEnd"/>
+      <w:r>
+        <w:rPr>
+          <w:lang w:val="en-US"/>
+        </w:rPr>
+        <w:t xml:space="preserve"> </w:t>
+      </w:r>
+      <w:proofErr w:type="spellStart"/>
+      <w:r>
+        <w:rPr>
+          <w:lang w:val="en-US"/>
+        </w:rPr>
+        <w:t>tiempo</w:t>
+      </w:r>
+      <w:proofErr w:type="spellEnd"/>
+      <w:r>
+        <w:rPr>
+          <w:lang w:val="en-US"/>
+        </w:rPr>
+        <w:t xml:space="preserve"> </w:t>
+      </w:r>
+      <w:proofErr w:type="spellStart"/>
+      <w:r>
+        <w:rPr>
+          <w:lang w:val="en-US"/>
+        </w:rPr>
+        <w:t>peleando</w:t>
+      </w:r>
+      <w:proofErr w:type="spellEnd"/>
+      <w:r>
+        <w:rPr>
+          <w:lang w:val="en-US"/>
+        </w:rPr>
+        <w:t xml:space="preserve"> con </w:t>
+      </w:r>
+      <w:proofErr w:type="spellStart"/>
+      <w:r>
+        <w:rPr>
+          <w:lang w:val="en-US"/>
+        </w:rPr>
+        <w:t>el</w:t>
+      </w:r>
+      <w:proofErr w:type="spellEnd"/>
+      <w:r>
+        <w:rPr>
+          <w:lang w:val="en-US"/>
+        </w:rPr>
+        <w:t xml:space="preserve"> </w:t>
+      </w:r>
+      <w:proofErr w:type="spellStart"/>
+      <w:r>
+        <w:rPr>
+          <w:lang w:val="en-US"/>
+        </w:rPr>
+        <w:t>demonio</w:t>
+      </w:r>
+      <w:proofErr w:type="spellEnd"/>
+      <w:r>
+        <w:rPr>
+          <w:lang w:val="en-US"/>
+        </w:rPr>
+        <w:t xml:space="preserve">. Vamos a usar </w:t>
+      </w:r>
+      <w:proofErr w:type="spellStart"/>
+      <w:r>
+        <w:rPr>
+          <w:lang w:val="en-US"/>
+        </w:rPr>
+        <w:t>el</w:t>
+      </w:r>
+      <w:proofErr w:type="spellEnd"/>
+      <w:r>
+        <w:rPr>
+          <w:lang w:val="en-US"/>
+        </w:rPr>
+        <w:t xml:space="preserve"> </w:t>
       </w:r>
       <w:r>
         <w:rPr>
@@ -3364,37 +5979,423 @@
         <w:rPr>
           <w:lang w:val="en-US"/>
         </w:rPr>
-        <w:t>, que es infalible porque lanza el comando que ya sabemos que funciona una vez que el sistema está totalmente despierto.</w:t>
-      </w:r>
-    </w:p>
-    <w:p>
-      <w:pPr>
-        <w:rPr>
-          <w:b/>
-          <w:bCs/>
-          <w:lang w:val="en-US"/>
-        </w:rPr>
-      </w:pPr>
-      <w:r>
-        <w:rPr>
-          <w:b/>
-          <w:bCs/>
-          <w:lang w:val="en-US"/>
-        </w:rPr>
-        <w:t>Paso 1: Crea el script de "activación"</w:t>
-      </w:r>
-    </w:p>
-    <w:p>
-      <w:pPr>
-        <w:rPr>
-          <w:lang w:val="en-US"/>
-        </w:rPr>
-      </w:pPr>
-      <w:r>
-        <w:rPr>
-          <w:lang w:val="en-US"/>
-        </w:rPr>
-        <w:t>Este script esperará unos segundos y luego inyectará la ruta directamente al kernel.</w:t>
+        <w:t xml:space="preserve">, </w:t>
+      </w:r>
+      <w:proofErr w:type="spellStart"/>
+      <w:r>
+        <w:rPr>
+          <w:lang w:val="en-US"/>
+        </w:rPr>
+        <w:t>que</w:t>
+      </w:r>
+      <w:proofErr w:type="spellEnd"/>
+      <w:r>
+        <w:rPr>
+          <w:lang w:val="en-US"/>
+        </w:rPr>
+        <w:t xml:space="preserve"> es </w:t>
+      </w:r>
+      <w:proofErr w:type="spellStart"/>
+      <w:r>
+        <w:rPr>
+          <w:lang w:val="en-US"/>
+        </w:rPr>
+        <w:t>infalible</w:t>
+      </w:r>
+      <w:proofErr w:type="spellEnd"/>
+      <w:r>
+        <w:rPr>
+          <w:lang w:val="en-US"/>
+        </w:rPr>
+        <w:t xml:space="preserve"> </w:t>
+      </w:r>
+      <w:proofErr w:type="spellStart"/>
+      <w:r>
+        <w:rPr>
+          <w:lang w:val="en-US"/>
+        </w:rPr>
+        <w:t>porque</w:t>
+      </w:r>
+      <w:proofErr w:type="spellEnd"/>
+      <w:r>
+        <w:rPr>
+          <w:lang w:val="en-US"/>
+        </w:rPr>
+        <w:t xml:space="preserve"> </w:t>
+      </w:r>
+      <w:proofErr w:type="spellStart"/>
+      <w:r>
+        <w:rPr>
+          <w:lang w:val="en-US"/>
+        </w:rPr>
+        <w:t>lanza</w:t>
+      </w:r>
+      <w:proofErr w:type="spellEnd"/>
+      <w:r>
+        <w:rPr>
+          <w:lang w:val="en-US"/>
+        </w:rPr>
+        <w:t xml:space="preserve"> </w:t>
+      </w:r>
+      <w:proofErr w:type="spellStart"/>
+      <w:r>
+        <w:rPr>
+          <w:lang w:val="en-US"/>
+        </w:rPr>
+        <w:t>el</w:t>
+      </w:r>
+      <w:proofErr w:type="spellEnd"/>
+      <w:r>
+        <w:rPr>
+          <w:lang w:val="en-US"/>
+        </w:rPr>
+        <w:t xml:space="preserve"> </w:t>
+      </w:r>
+      <w:proofErr w:type="spellStart"/>
+      <w:r>
+        <w:rPr>
+          <w:lang w:val="en-US"/>
+        </w:rPr>
+        <w:t>comando</w:t>
+      </w:r>
+      <w:proofErr w:type="spellEnd"/>
+      <w:r>
+        <w:rPr>
+          <w:lang w:val="en-US"/>
+        </w:rPr>
+        <w:t xml:space="preserve"> </w:t>
+      </w:r>
+      <w:proofErr w:type="spellStart"/>
+      <w:r>
+        <w:rPr>
+          <w:lang w:val="en-US"/>
+        </w:rPr>
+        <w:t>que</w:t>
+      </w:r>
+      <w:proofErr w:type="spellEnd"/>
+      <w:r>
+        <w:rPr>
+          <w:lang w:val="en-US"/>
+        </w:rPr>
+        <w:t xml:space="preserve"> </w:t>
+      </w:r>
+      <w:proofErr w:type="spellStart"/>
+      <w:r>
+        <w:rPr>
+          <w:lang w:val="en-US"/>
+        </w:rPr>
+        <w:t>ya</w:t>
+      </w:r>
+      <w:proofErr w:type="spellEnd"/>
+      <w:r>
+        <w:rPr>
+          <w:lang w:val="en-US"/>
+        </w:rPr>
+        <w:t xml:space="preserve"> </w:t>
+      </w:r>
+      <w:proofErr w:type="spellStart"/>
+      <w:r>
+        <w:rPr>
+          <w:lang w:val="en-US"/>
+        </w:rPr>
+        <w:t>sabemos</w:t>
+      </w:r>
+      <w:proofErr w:type="spellEnd"/>
+      <w:r>
+        <w:rPr>
+          <w:lang w:val="en-US"/>
+        </w:rPr>
+        <w:t xml:space="preserve"> </w:t>
+      </w:r>
+      <w:proofErr w:type="spellStart"/>
+      <w:r>
+        <w:rPr>
+          <w:lang w:val="en-US"/>
+        </w:rPr>
+        <w:t>que</w:t>
+      </w:r>
+      <w:proofErr w:type="spellEnd"/>
+      <w:r>
+        <w:rPr>
+          <w:lang w:val="en-US"/>
+        </w:rPr>
+        <w:t xml:space="preserve"> </w:t>
+      </w:r>
+      <w:proofErr w:type="spellStart"/>
+      <w:r>
+        <w:rPr>
+          <w:lang w:val="en-US"/>
+        </w:rPr>
+        <w:t>funciona</w:t>
+      </w:r>
+      <w:proofErr w:type="spellEnd"/>
+      <w:r>
+        <w:rPr>
+          <w:lang w:val="en-US"/>
+        </w:rPr>
+        <w:t xml:space="preserve"> </w:t>
+      </w:r>
+      <w:proofErr w:type="spellStart"/>
+      <w:r>
+        <w:rPr>
+          <w:lang w:val="en-US"/>
+        </w:rPr>
+        <w:t>una</w:t>
+      </w:r>
+      <w:proofErr w:type="spellEnd"/>
+      <w:r>
+        <w:rPr>
+          <w:lang w:val="en-US"/>
+        </w:rPr>
+        <w:t xml:space="preserve"> </w:t>
+      </w:r>
+      <w:proofErr w:type="spellStart"/>
+      <w:r>
+        <w:rPr>
+          <w:lang w:val="en-US"/>
+        </w:rPr>
+        <w:t>vez</w:t>
+      </w:r>
+      <w:proofErr w:type="spellEnd"/>
+      <w:r>
+        <w:rPr>
+          <w:lang w:val="en-US"/>
+        </w:rPr>
+        <w:t xml:space="preserve"> </w:t>
+      </w:r>
+      <w:proofErr w:type="spellStart"/>
+      <w:r>
+        <w:rPr>
+          <w:lang w:val="en-US"/>
+        </w:rPr>
+        <w:t>que</w:t>
+      </w:r>
+      <w:proofErr w:type="spellEnd"/>
+      <w:r>
+        <w:rPr>
+          <w:lang w:val="en-US"/>
+        </w:rPr>
+        <w:t xml:space="preserve"> </w:t>
+      </w:r>
+      <w:proofErr w:type="spellStart"/>
+      <w:r>
+        <w:rPr>
+          <w:lang w:val="en-US"/>
+        </w:rPr>
+        <w:t>el</w:t>
+      </w:r>
+      <w:proofErr w:type="spellEnd"/>
+      <w:r>
+        <w:rPr>
+          <w:lang w:val="en-US"/>
+        </w:rPr>
+        <w:t xml:space="preserve"> </w:t>
+      </w:r>
+      <w:proofErr w:type="spellStart"/>
+      <w:r>
+        <w:rPr>
+          <w:lang w:val="en-US"/>
+        </w:rPr>
+        <w:t>sistema</w:t>
+      </w:r>
+      <w:proofErr w:type="spellEnd"/>
+      <w:r>
+        <w:rPr>
+          <w:lang w:val="en-US"/>
+        </w:rPr>
+        <w:t xml:space="preserve"> </w:t>
+      </w:r>
+      <w:proofErr w:type="spellStart"/>
+      <w:r>
+        <w:rPr>
+          <w:lang w:val="en-US"/>
+        </w:rPr>
+        <w:t>está</w:t>
+      </w:r>
+      <w:proofErr w:type="spellEnd"/>
+      <w:r>
+        <w:rPr>
+          <w:lang w:val="en-US"/>
+        </w:rPr>
+        <w:t xml:space="preserve"> </w:t>
+      </w:r>
+      <w:proofErr w:type="spellStart"/>
+      <w:r>
+        <w:rPr>
+          <w:lang w:val="en-US"/>
+        </w:rPr>
+        <w:t>totalmente</w:t>
+      </w:r>
+      <w:proofErr w:type="spellEnd"/>
+      <w:r>
+        <w:rPr>
+          <w:lang w:val="en-US"/>
+        </w:rPr>
+        <w:t xml:space="preserve"> </w:t>
+      </w:r>
+      <w:proofErr w:type="spellStart"/>
+      <w:r>
+        <w:rPr>
+          <w:lang w:val="en-US"/>
+        </w:rPr>
+        <w:t>despierto</w:t>
+      </w:r>
+      <w:proofErr w:type="spellEnd"/>
+      <w:r>
+        <w:rPr>
+          <w:lang w:val="en-US"/>
+        </w:rPr>
+        <w:t>.</w:t>
+      </w:r>
+    </w:p>
+    <w:p>
+      <w:pPr>
+        <w:rPr>
+          <w:b/>
+          <w:bCs/>
+          <w:lang w:val="en-US"/>
+        </w:rPr>
+      </w:pPr>
+      <w:r>
+        <w:rPr>
+          <w:b/>
+          <w:bCs/>
+          <w:lang w:val="en-US"/>
+        </w:rPr>
+        <w:t xml:space="preserve">Paso 1: Crea </w:t>
+      </w:r>
+      <w:proofErr w:type="spellStart"/>
+      <w:r>
+        <w:rPr>
+          <w:b/>
+          <w:bCs/>
+          <w:lang w:val="en-US"/>
+        </w:rPr>
+        <w:t>el</w:t>
+      </w:r>
+      <w:proofErr w:type="spellEnd"/>
+      <w:r>
+        <w:rPr>
+          <w:b/>
+          <w:bCs/>
+          <w:lang w:val="en-US"/>
+        </w:rPr>
+        <w:t xml:space="preserve"> script de "</w:t>
+      </w:r>
+      <w:proofErr w:type="spellStart"/>
+      <w:r>
+        <w:rPr>
+          <w:b/>
+          <w:bCs/>
+          <w:lang w:val="en-US"/>
+        </w:rPr>
+        <w:t>activación</w:t>
+      </w:r>
+      <w:proofErr w:type="spellEnd"/>
+      <w:r>
+        <w:rPr>
+          <w:b/>
+          <w:bCs/>
+          <w:lang w:val="en-US"/>
+        </w:rPr>
+        <w:t>"</w:t>
+      </w:r>
+    </w:p>
+    <w:p>
+      <w:pPr>
+        <w:rPr>
+          <w:lang w:val="en-US"/>
+        </w:rPr>
+      </w:pPr>
+      <w:r>
+        <w:rPr>
+          <w:lang w:val="en-US"/>
+        </w:rPr>
+        <w:t xml:space="preserve">Este script </w:t>
+      </w:r>
+      <w:proofErr w:type="spellStart"/>
+      <w:r>
+        <w:rPr>
+          <w:lang w:val="en-US"/>
+        </w:rPr>
+        <w:t>esperará</w:t>
+      </w:r>
+      <w:proofErr w:type="spellEnd"/>
+      <w:r>
+        <w:rPr>
+          <w:lang w:val="en-US"/>
+        </w:rPr>
+        <w:t xml:space="preserve"> </w:t>
+      </w:r>
+      <w:proofErr w:type="spellStart"/>
+      <w:r>
+        <w:rPr>
+          <w:lang w:val="en-US"/>
+        </w:rPr>
+        <w:t>unos</w:t>
+      </w:r>
+      <w:proofErr w:type="spellEnd"/>
+      <w:r>
+        <w:rPr>
+          <w:lang w:val="en-US"/>
+        </w:rPr>
+        <w:t xml:space="preserve"> </w:t>
+      </w:r>
+      <w:proofErr w:type="spellStart"/>
+      <w:r>
+        <w:rPr>
+          <w:lang w:val="en-US"/>
+        </w:rPr>
+        <w:t>segundos</w:t>
+      </w:r>
+      <w:proofErr w:type="spellEnd"/>
+      <w:r>
+        <w:rPr>
+          <w:lang w:val="en-US"/>
+        </w:rPr>
+        <w:t xml:space="preserve"> y luego </w:t>
+      </w:r>
+      <w:proofErr w:type="spellStart"/>
+      <w:r>
+        <w:rPr>
+          <w:lang w:val="en-US"/>
+        </w:rPr>
+        <w:t>inyectará</w:t>
+      </w:r>
+      <w:proofErr w:type="spellEnd"/>
+      <w:r>
+        <w:rPr>
+          <w:lang w:val="en-US"/>
+        </w:rPr>
+        <w:t xml:space="preserve"> la </w:t>
+      </w:r>
+      <w:proofErr w:type="spellStart"/>
+      <w:r>
+        <w:rPr>
+          <w:lang w:val="en-US"/>
+        </w:rPr>
+        <w:t>ruta</w:t>
+      </w:r>
+      <w:proofErr w:type="spellEnd"/>
+      <w:r>
+        <w:rPr>
+          <w:lang w:val="en-US"/>
+        </w:rPr>
+        <w:t xml:space="preserve"> </w:t>
+      </w:r>
+      <w:proofErr w:type="spellStart"/>
+      <w:r>
+        <w:rPr>
+          <w:lang w:val="en-US"/>
+        </w:rPr>
+        <w:t>directamente</w:t>
+      </w:r>
+      <w:proofErr w:type="spellEnd"/>
+      <w:r>
+        <w:rPr>
+          <w:lang w:val="en-US"/>
+        </w:rPr>
+        <w:t xml:space="preserve"> al kernel.</w:t>
       </w:r>
     </w:p>
     <w:p>
@@ -3416,11 +6417,19 @@
           <w:lang w:val="en-US"/>
         </w:rPr>
       </w:pPr>
-      <w:r>
-        <w:rPr>
-          <w:lang w:val="en-US"/>
-        </w:rPr>
-        <w:t>sudo nano /usr/local/bin/fix-multicast.sh</w:t>
+      <w:proofErr w:type="spellStart"/>
+      <w:r>
+        <w:rPr>
+          <w:lang w:val="en-US"/>
+        </w:rPr>
+        <w:t>sudo</w:t>
+      </w:r>
+      <w:proofErr w:type="spellEnd"/>
+      <w:r>
+        <w:rPr>
+          <w:lang w:val="en-US"/>
+        </w:rPr>
+        <w:t xml:space="preserve"> nano /usr/local/bin/fix-multicast.sh</w:t>
       </w:r>
     </w:p>
     <w:p>
@@ -3434,7 +6443,35 @@
           <w:lang w:val="en-US"/>
         </w:rPr>
         <w:lastRenderedPageBreak/>
-        <w:t>Pega este contenido:</w:t>
+        <w:t xml:space="preserve">Pega </w:t>
+      </w:r>
+      <w:proofErr w:type="spellStart"/>
+      <w:r>
+        <w:rPr>
+          <w:lang w:val="en-US"/>
+        </w:rPr>
+        <w:t>este</w:t>
+      </w:r>
+      <w:proofErr w:type="spellEnd"/>
+      <w:r>
+        <w:rPr>
+          <w:lang w:val="en-US"/>
+        </w:rPr>
+        <w:t xml:space="preserve"> </w:t>
+      </w:r>
+      <w:proofErr w:type="spellStart"/>
+      <w:r>
+        <w:rPr>
+          <w:lang w:val="en-US"/>
+        </w:rPr>
+        <w:t>contenido</w:t>
+      </w:r>
+      <w:proofErr w:type="spellEnd"/>
+      <w:r>
+        <w:rPr>
+          <w:lang w:val="en-US"/>
+        </w:rPr>
+        <w:t>:</w:t>
       </w:r>
     </w:p>
     <w:p>
@@ -3456,24 +6493,102 @@
           <w:lang w:val="en-US"/>
         </w:rPr>
       </w:pPr>
-      <w:r>
-        <w:rPr>
-          <w:lang w:val="en-US"/>
-        </w:rPr>
-        <w:t>#!/bin/bash</w:t>
-      </w:r>
-    </w:p>
-    <w:p>
-      <w:pPr>
-        <w:rPr>
-          <w:lang w:val="en-US"/>
-        </w:rPr>
-      </w:pPr>
-      <w:r>
-        <w:rPr>
-          <w:lang w:val="en-US"/>
-        </w:rPr>
-        <w:t># Esperamos 10 segundos para que todas las interfaces de red estén UP</w:t>
+      <w:proofErr w:type="gramStart"/>
+      <w:r>
+        <w:rPr>
+          <w:lang w:val="en-US"/>
+        </w:rPr>
+        <w:t>#!/</w:t>
+      </w:r>
+      <w:proofErr w:type="gramEnd"/>
+      <w:r>
+        <w:rPr>
+          <w:lang w:val="en-US"/>
+        </w:rPr>
+        <w:t>bin/bash</w:t>
+      </w:r>
+    </w:p>
+    <w:p>
+      <w:pPr>
+        <w:rPr>
+          <w:lang w:val="en-US"/>
+        </w:rPr>
+      </w:pPr>
+      <w:r>
+        <w:rPr>
+          <w:lang w:val="en-US"/>
+        </w:rPr>
+        <w:t xml:space="preserve"># </w:t>
+      </w:r>
+      <w:proofErr w:type="spellStart"/>
+      <w:r>
+        <w:rPr>
+          <w:lang w:val="en-US"/>
+        </w:rPr>
+        <w:t>Esperamos</w:t>
+      </w:r>
+      <w:proofErr w:type="spellEnd"/>
+      <w:r>
+        <w:rPr>
+          <w:lang w:val="en-US"/>
+        </w:rPr>
+        <w:t xml:space="preserve"> 10 </w:t>
+      </w:r>
+      <w:proofErr w:type="spellStart"/>
+      <w:r>
+        <w:rPr>
+          <w:lang w:val="en-US"/>
+        </w:rPr>
+        <w:t>segundos</w:t>
+      </w:r>
+      <w:proofErr w:type="spellEnd"/>
+      <w:r>
+        <w:rPr>
+          <w:lang w:val="en-US"/>
+        </w:rPr>
+        <w:t xml:space="preserve"> para </w:t>
+      </w:r>
+      <w:proofErr w:type="spellStart"/>
+      <w:r>
+        <w:rPr>
+          <w:lang w:val="en-US"/>
+        </w:rPr>
+        <w:t>que</w:t>
+      </w:r>
+      <w:proofErr w:type="spellEnd"/>
+      <w:r>
+        <w:rPr>
+          <w:lang w:val="en-US"/>
+        </w:rPr>
+        <w:t xml:space="preserve"> </w:t>
+      </w:r>
+      <w:proofErr w:type="spellStart"/>
+      <w:r>
+        <w:rPr>
+          <w:lang w:val="en-US"/>
+        </w:rPr>
+        <w:t>todas</w:t>
+      </w:r>
+      <w:proofErr w:type="spellEnd"/>
+      <w:r>
+        <w:rPr>
+          <w:lang w:val="en-US"/>
+        </w:rPr>
+        <w:t xml:space="preserve"> las interfaces de red </w:t>
+      </w:r>
+      <w:proofErr w:type="spellStart"/>
+      <w:r>
+        <w:rPr>
+          <w:lang w:val="en-US"/>
+        </w:rPr>
+        <w:t>estén</w:t>
+      </w:r>
+      <w:proofErr w:type="spellEnd"/>
+      <w:r>
+        <w:rPr>
+          <w:lang w:val="en-US"/>
+        </w:rPr>
+        <w:t xml:space="preserve"> UP</w:t>
       </w:r>
     </w:p>
     <w:p>
@@ -3499,38 +6614,214 @@
         <w:rPr>
           <w:lang w:val="en-US"/>
         </w:rPr>
-        <w:t># Ejecutamos el comando que sí te funcionó manualmente</w:t>
-      </w:r>
-    </w:p>
-    <w:p>
-      <w:pPr>
-        <w:rPr>
-          <w:lang w:val="en-US"/>
-        </w:rPr>
-      </w:pPr>
-      <w:r>
-        <w:rPr>
-          <w:lang w:val="en-US"/>
-        </w:rPr>
-        <w:t>/usr/sbin/smcroutectl add eth207 10.2.7.5 233.254.7.5 eth217 eth227 eth237</w:t>
-      </w:r>
-    </w:p>
-    <w:p>
-      <w:pPr>
-        <w:rPr>
-          <w:b/>
-          <w:bCs/>
-          <w:lang w:val="en-US"/>
-        </w:rPr>
-      </w:pPr>
-      <w:r>
-        <w:rPr>
-          <w:b/>
-          <w:bCs/>
-          <w:lang w:val="en-US"/>
-        </w:rPr>
-        <w:t>Paso 2: Dale permisos de ejecución</w:t>
-      </w:r>
+        <w:t xml:space="preserve"># </w:t>
+      </w:r>
+      <w:proofErr w:type="spellStart"/>
+      <w:r>
+        <w:rPr>
+          <w:lang w:val="en-US"/>
+        </w:rPr>
+        <w:t>Ejecutamos</w:t>
+      </w:r>
+      <w:proofErr w:type="spellEnd"/>
+      <w:r>
+        <w:rPr>
+          <w:lang w:val="en-US"/>
+        </w:rPr>
+        <w:t xml:space="preserve"> </w:t>
+      </w:r>
+      <w:proofErr w:type="spellStart"/>
+      <w:r>
+        <w:rPr>
+          <w:lang w:val="en-US"/>
+        </w:rPr>
+        <w:t>el</w:t>
+      </w:r>
+      <w:proofErr w:type="spellEnd"/>
+      <w:r>
+        <w:rPr>
+          <w:lang w:val="en-US"/>
+        </w:rPr>
+        <w:t xml:space="preserve"> </w:t>
+      </w:r>
+      <w:proofErr w:type="spellStart"/>
+      <w:r>
+        <w:rPr>
+          <w:lang w:val="en-US"/>
+        </w:rPr>
+        <w:t>comando</w:t>
+      </w:r>
+      <w:proofErr w:type="spellEnd"/>
+      <w:r>
+        <w:rPr>
+          <w:lang w:val="en-US"/>
+        </w:rPr>
+        <w:t xml:space="preserve"> </w:t>
+      </w:r>
+      <w:proofErr w:type="spellStart"/>
+      <w:r>
+        <w:rPr>
+          <w:lang w:val="en-US"/>
+        </w:rPr>
+        <w:t>que</w:t>
+      </w:r>
+      <w:proofErr w:type="spellEnd"/>
+      <w:r>
+        <w:rPr>
+          <w:lang w:val="en-US"/>
+        </w:rPr>
+        <w:t xml:space="preserve"> </w:t>
+      </w:r>
+      <w:proofErr w:type="spellStart"/>
+      <w:r>
+        <w:rPr>
+          <w:lang w:val="en-US"/>
+        </w:rPr>
+        <w:t>sí</w:t>
+      </w:r>
+      <w:proofErr w:type="spellEnd"/>
+      <w:r>
+        <w:rPr>
+          <w:lang w:val="en-US"/>
+        </w:rPr>
+        <w:t xml:space="preserve"> </w:t>
+      </w:r>
+      <w:proofErr w:type="spellStart"/>
+      <w:r>
+        <w:rPr>
+          <w:lang w:val="en-US"/>
+        </w:rPr>
+        <w:t>te</w:t>
+      </w:r>
+      <w:proofErr w:type="spellEnd"/>
+      <w:r>
+        <w:rPr>
+          <w:lang w:val="en-US"/>
+        </w:rPr>
+        <w:t xml:space="preserve"> </w:t>
+      </w:r>
+      <w:proofErr w:type="spellStart"/>
+      <w:r>
+        <w:rPr>
+          <w:lang w:val="en-US"/>
+        </w:rPr>
+        <w:t>funcionó</w:t>
+      </w:r>
+      <w:proofErr w:type="spellEnd"/>
+      <w:r>
+        <w:rPr>
+          <w:lang w:val="en-US"/>
+        </w:rPr>
+        <w:t xml:space="preserve"> </w:t>
+      </w:r>
+      <w:proofErr w:type="spellStart"/>
+      <w:r>
+        <w:rPr>
+          <w:lang w:val="en-US"/>
+        </w:rPr>
+        <w:t>manualmente</w:t>
+      </w:r>
+      <w:proofErr w:type="spellEnd"/>
+    </w:p>
+    <w:p>
+      <w:pPr>
+        <w:rPr>
+          <w:lang w:val="en-US"/>
+        </w:rPr>
+      </w:pPr>
+      <w:r>
+        <w:rPr>
+          <w:lang w:val="en-US"/>
+        </w:rPr>
+        <w:t>/</w:t>
+      </w:r>
+      <w:proofErr w:type="spellStart"/>
+      <w:r>
+        <w:rPr>
+          <w:lang w:val="en-US"/>
+        </w:rPr>
+        <w:t>usr</w:t>
+      </w:r>
+      <w:proofErr w:type="spellEnd"/>
+      <w:r>
+        <w:rPr>
+          <w:lang w:val="en-US"/>
+        </w:rPr>
+        <w:t>/</w:t>
+      </w:r>
+      <w:proofErr w:type="spellStart"/>
+      <w:r>
+        <w:rPr>
+          <w:lang w:val="en-US"/>
+        </w:rPr>
+        <w:t>sbin</w:t>
+      </w:r>
+      <w:proofErr w:type="spellEnd"/>
+      <w:r>
+        <w:rPr>
+          <w:lang w:val="en-US"/>
+        </w:rPr>
+        <w:t>/</w:t>
+      </w:r>
+      <w:proofErr w:type="spellStart"/>
+      <w:r>
+        <w:rPr>
+          <w:lang w:val="en-US"/>
+        </w:rPr>
+        <w:t>smcroutectl</w:t>
+      </w:r>
+      <w:proofErr w:type="spellEnd"/>
+      <w:r>
+        <w:rPr>
+          <w:lang w:val="en-US"/>
+        </w:rPr>
+        <w:t xml:space="preserve"> add eth207 10.2.7.5 233.254.7.5 eth217 eth227 eth237</w:t>
+      </w:r>
+    </w:p>
+    <w:p>
+      <w:pPr>
+        <w:rPr>
+          <w:b/>
+          <w:bCs/>
+          <w:lang w:val="en-US"/>
+        </w:rPr>
+      </w:pPr>
+      <w:r>
+        <w:rPr>
+          <w:b/>
+          <w:bCs/>
+          <w:lang w:val="en-US"/>
+        </w:rPr>
+        <w:t xml:space="preserve">Paso 2: Dale </w:t>
+      </w:r>
+      <w:proofErr w:type="spellStart"/>
+      <w:r>
+        <w:rPr>
+          <w:b/>
+          <w:bCs/>
+          <w:lang w:val="en-US"/>
+        </w:rPr>
+        <w:t>permisos</w:t>
+      </w:r>
+      <w:proofErr w:type="spellEnd"/>
+      <w:r>
+        <w:rPr>
+          <w:b/>
+          <w:bCs/>
+          <w:lang w:val="en-US"/>
+        </w:rPr>
+        <w:t xml:space="preserve"> de </w:t>
+      </w:r>
+      <w:proofErr w:type="spellStart"/>
+      <w:r>
+        <w:rPr>
+          <w:b/>
+          <w:bCs/>
+          <w:lang w:val="en-US"/>
+        </w:rPr>
+        <w:t>ejecución</w:t>
+      </w:r>
+      <w:proofErr w:type="spellEnd"/>
     </w:p>
     <w:p>
       <w:pPr>
@@ -3551,41 +6842,185 @@
           <w:lang w:val="en-US"/>
         </w:rPr>
       </w:pPr>
-      <w:r>
-        <w:rPr>
-          <w:lang w:val="en-US"/>
-        </w:rPr>
-        <w:t>sudo chmod +x /usr/local/bin/fix-multicast.sh</w:t>
-      </w:r>
-    </w:p>
-    <w:p>
-      <w:pPr>
-        <w:rPr>
-          <w:b/>
-          <w:bCs/>
-          <w:lang w:val="en-US"/>
-        </w:rPr>
-      </w:pPr>
-      <w:r>
-        <w:rPr>
-          <w:b/>
-          <w:bCs/>
-          <w:lang w:val="en-US"/>
-        </w:rPr>
-        <w:t>Paso 3: Hazlo permanente con Crontab</w:t>
-      </w:r>
-    </w:p>
-    <w:p>
-      <w:pPr>
-        <w:rPr>
-          <w:lang w:val="en-US"/>
-        </w:rPr>
-      </w:pPr>
-      <w:r>
-        <w:rPr>
-          <w:lang w:val="en-US"/>
-        </w:rPr>
-        <w:t>Usaremos @reboot para que se ejecute solo al encender el equipo.</w:t>
+      <w:proofErr w:type="spellStart"/>
+      <w:r>
+        <w:rPr>
+          <w:lang w:val="en-US"/>
+        </w:rPr>
+        <w:t>sudo</w:t>
+      </w:r>
+      <w:proofErr w:type="spellEnd"/>
+      <w:r>
+        <w:rPr>
+          <w:lang w:val="en-US"/>
+        </w:rPr>
+        <w:t xml:space="preserve"> </w:t>
+      </w:r>
+      <w:proofErr w:type="spellStart"/>
+      <w:r>
+        <w:rPr>
+          <w:lang w:val="en-US"/>
+        </w:rPr>
+        <w:t>chmod</w:t>
+      </w:r>
+      <w:proofErr w:type="spellEnd"/>
+      <w:r>
+        <w:rPr>
+          <w:lang w:val="en-US"/>
+        </w:rPr>
+        <w:t xml:space="preserve"> +x /usr/local/bin/fix-multicast.sh</w:t>
+      </w:r>
+    </w:p>
+    <w:p>
+      <w:pPr>
+        <w:rPr>
+          <w:b/>
+          <w:bCs/>
+          <w:lang w:val="en-US"/>
+        </w:rPr>
+      </w:pPr>
+      <w:r>
+        <w:rPr>
+          <w:b/>
+          <w:bCs/>
+          <w:lang w:val="en-US"/>
+        </w:rPr>
+        <w:t xml:space="preserve">Paso 3: </w:t>
+      </w:r>
+      <w:proofErr w:type="spellStart"/>
+      <w:r>
+        <w:rPr>
+          <w:b/>
+          <w:bCs/>
+          <w:lang w:val="en-US"/>
+        </w:rPr>
+        <w:t>Hazlo</w:t>
+      </w:r>
+      <w:proofErr w:type="spellEnd"/>
+      <w:r>
+        <w:rPr>
+          <w:b/>
+          <w:bCs/>
+          <w:lang w:val="en-US"/>
+        </w:rPr>
+        <w:t xml:space="preserve"> </w:t>
+      </w:r>
+      <w:proofErr w:type="spellStart"/>
+      <w:r>
+        <w:rPr>
+          <w:b/>
+          <w:bCs/>
+          <w:lang w:val="en-US"/>
+        </w:rPr>
+        <w:t>permanente</w:t>
+      </w:r>
+      <w:proofErr w:type="spellEnd"/>
+      <w:r>
+        <w:rPr>
+          <w:b/>
+          <w:bCs/>
+          <w:lang w:val="en-US"/>
+        </w:rPr>
+        <w:t xml:space="preserve"> con Crontab</w:t>
+      </w:r>
+    </w:p>
+    <w:p>
+      <w:pPr>
+        <w:rPr>
+          <w:lang w:val="en-US"/>
+        </w:rPr>
+      </w:pPr>
+      <w:proofErr w:type="spellStart"/>
+      <w:proofErr w:type="gramStart"/>
+      <w:r>
+        <w:rPr>
+          <w:lang w:val="en-US"/>
+        </w:rPr>
+        <w:t>Usaremos</w:t>
+      </w:r>
+      <w:proofErr w:type="spellEnd"/>
+      <w:r>
+        <w:rPr>
+          <w:lang w:val="en-US"/>
+        </w:rPr>
+        <w:t xml:space="preserve"> @</w:t>
+      </w:r>
+      <w:proofErr w:type="gramEnd"/>
+      <w:r>
+        <w:rPr>
+          <w:lang w:val="en-US"/>
+        </w:rPr>
+        <w:t xml:space="preserve">reboot para </w:t>
+      </w:r>
+      <w:proofErr w:type="spellStart"/>
+      <w:r>
+        <w:rPr>
+          <w:lang w:val="en-US"/>
+        </w:rPr>
+        <w:t>que</w:t>
+      </w:r>
+      <w:proofErr w:type="spellEnd"/>
+      <w:r>
+        <w:rPr>
+          <w:lang w:val="en-US"/>
+        </w:rPr>
+        <w:t xml:space="preserve"> se </w:t>
+      </w:r>
+      <w:proofErr w:type="spellStart"/>
+      <w:r>
+        <w:rPr>
+          <w:lang w:val="en-US"/>
+        </w:rPr>
+        <w:t>ejecute</w:t>
+      </w:r>
+      <w:proofErr w:type="spellEnd"/>
+      <w:r>
+        <w:rPr>
+          <w:lang w:val="en-US"/>
+        </w:rPr>
+        <w:t xml:space="preserve"> solo al </w:t>
+      </w:r>
+      <w:proofErr w:type="spellStart"/>
+      <w:r>
+        <w:rPr>
+          <w:lang w:val="en-US"/>
+        </w:rPr>
+        <w:t>encender</w:t>
+      </w:r>
+      <w:proofErr w:type="spellEnd"/>
+      <w:r>
+        <w:rPr>
+          <w:lang w:val="en-US"/>
+        </w:rPr>
+        <w:t xml:space="preserve"> </w:t>
+      </w:r>
+      <w:proofErr w:type="spellStart"/>
+      <w:r>
+        <w:rPr>
+          <w:lang w:val="en-US"/>
+        </w:rPr>
+        <w:t>el</w:t>
+      </w:r>
+      <w:proofErr w:type="spellEnd"/>
+      <w:r>
+        <w:rPr>
+          <w:lang w:val="en-US"/>
+        </w:rPr>
+        <w:t xml:space="preserve"> </w:t>
+      </w:r>
+      <w:proofErr w:type="spellStart"/>
+      <w:r>
+        <w:rPr>
+          <w:lang w:val="en-US"/>
+        </w:rPr>
+        <w:t>equipo</w:t>
+      </w:r>
+      <w:proofErr w:type="spellEnd"/>
+      <w:r>
+        <w:rPr>
+          <w:lang w:val="en-US"/>
+        </w:rPr>
+        <w:t>.</w:t>
       </w:r>
     </w:p>
     <w:p>
@@ -3602,7 +7037,35 @@
         <w:rPr>
           <w:lang w:val="en-US"/>
         </w:rPr>
-        <w:t>Abre el crontab de root: sudo crontab -e</w:t>
+        <w:t xml:space="preserve">Abre </w:t>
+      </w:r>
+      <w:proofErr w:type="spellStart"/>
+      <w:r>
+        <w:rPr>
+          <w:lang w:val="en-US"/>
+        </w:rPr>
+        <w:t>el</w:t>
+      </w:r>
+      <w:proofErr w:type="spellEnd"/>
+      <w:r>
+        <w:rPr>
+          <w:lang w:val="en-US"/>
+        </w:rPr>
+        <w:t xml:space="preserve"> crontab de root: </w:t>
+      </w:r>
+      <w:proofErr w:type="spellStart"/>
+      <w:r>
+        <w:rPr>
+          <w:lang w:val="en-US"/>
+        </w:rPr>
+        <w:t>sudo</w:t>
+      </w:r>
+      <w:proofErr w:type="spellEnd"/>
+      <w:r>
+        <w:rPr>
+          <w:lang w:val="en-US"/>
+        </w:rPr>
+        <w:t xml:space="preserve"> crontab -e</w:t>
       </w:r>
     </w:p>
     <w:p>
@@ -3619,7 +7082,63 @@
         <w:rPr>
           <w:lang w:val="en-US"/>
         </w:rPr>
-        <w:t>Si te pregunta qué editor usar, elige 1 (nano).</w:t>
+        <w:t xml:space="preserve">Si </w:t>
+      </w:r>
+      <w:proofErr w:type="spellStart"/>
+      <w:r>
+        <w:rPr>
+          <w:lang w:val="en-US"/>
+        </w:rPr>
+        <w:t>te</w:t>
+      </w:r>
+      <w:proofErr w:type="spellEnd"/>
+      <w:r>
+        <w:rPr>
+          <w:lang w:val="en-US"/>
+        </w:rPr>
+        <w:t xml:space="preserve"> </w:t>
+      </w:r>
+      <w:proofErr w:type="spellStart"/>
+      <w:r>
+        <w:rPr>
+          <w:lang w:val="en-US"/>
+        </w:rPr>
+        <w:t>pregunta</w:t>
+      </w:r>
+      <w:proofErr w:type="spellEnd"/>
+      <w:r>
+        <w:rPr>
+          <w:lang w:val="en-US"/>
+        </w:rPr>
+        <w:t xml:space="preserve"> </w:t>
+      </w:r>
+      <w:proofErr w:type="spellStart"/>
+      <w:r>
+        <w:rPr>
+          <w:lang w:val="en-US"/>
+        </w:rPr>
+        <w:t>qué</w:t>
+      </w:r>
+      <w:proofErr w:type="spellEnd"/>
+      <w:r>
+        <w:rPr>
+          <w:lang w:val="en-US"/>
+        </w:rPr>
+        <w:t xml:space="preserve"> editor usar, </w:t>
+      </w:r>
+      <w:proofErr w:type="spellStart"/>
+      <w:r>
+        <w:rPr>
+          <w:lang w:val="en-US"/>
+        </w:rPr>
+        <w:t>elige</w:t>
+      </w:r>
+      <w:proofErr w:type="spellEnd"/>
+      <w:r>
+        <w:rPr>
+          <w:lang w:val="en-US"/>
+        </w:rPr>
+        <w:t xml:space="preserve"> 1 (nano).</w:t>
       </w:r>
     </w:p>
     <w:p>
@@ -3636,7 +7155,63 @@
         <w:rPr>
           <w:lang w:val="en-US"/>
         </w:rPr>
-        <w:t>Ve al final del archivo y añade esta línea:</w:t>
+        <w:t xml:space="preserve">Ve al final del </w:t>
+      </w:r>
+      <w:proofErr w:type="spellStart"/>
+      <w:r>
+        <w:rPr>
+          <w:lang w:val="en-US"/>
+        </w:rPr>
+        <w:t>archivo</w:t>
+      </w:r>
+      <w:proofErr w:type="spellEnd"/>
+      <w:r>
+        <w:rPr>
+          <w:lang w:val="en-US"/>
+        </w:rPr>
+        <w:t xml:space="preserve"> y </w:t>
+      </w:r>
+      <w:proofErr w:type="spellStart"/>
+      <w:r>
+        <w:rPr>
+          <w:lang w:val="en-US"/>
+        </w:rPr>
+        <w:t>añade</w:t>
+      </w:r>
+      <w:proofErr w:type="spellEnd"/>
+      <w:r>
+        <w:rPr>
+          <w:lang w:val="en-US"/>
+        </w:rPr>
+        <w:t xml:space="preserve"> </w:t>
+      </w:r>
+      <w:proofErr w:type="spellStart"/>
+      <w:r>
+        <w:rPr>
+          <w:lang w:val="en-US"/>
+        </w:rPr>
+        <w:t>esta</w:t>
+      </w:r>
+      <w:proofErr w:type="spellEnd"/>
+      <w:r>
+        <w:rPr>
+          <w:lang w:val="en-US"/>
+        </w:rPr>
+        <w:t xml:space="preserve"> </w:t>
+      </w:r>
+      <w:proofErr w:type="spellStart"/>
+      <w:r>
+        <w:rPr>
+          <w:lang w:val="en-US"/>
+        </w:rPr>
+        <w:t>línea</w:t>
+      </w:r>
+      <w:proofErr w:type="spellEnd"/>
+      <w:r>
+        <w:rPr>
+          <w:lang w:val="en-US"/>
+        </w:rPr>
+        <w:t>:</w:t>
       </w:r>
     </w:p>
     <w:p>
@@ -3658,11 +7233,19 @@
           <w:lang w:val="en-US"/>
         </w:rPr>
       </w:pPr>
-      <w:r>
-        <w:rPr>
-          <w:lang w:val="en-US"/>
-        </w:rPr>
-        <w:t>@reboot /usr/local/bin/fix-multicast.sh</w:t>
+      <w:proofErr w:type="gramStart"/>
+      <w:r>
+        <w:rPr>
+          <w:lang w:val="en-US"/>
+        </w:rPr>
+        <w:t>@reboot</w:t>
+      </w:r>
+      <w:proofErr w:type="gramEnd"/>
+      <w:r>
+        <w:rPr>
+          <w:lang w:val="en-US"/>
+        </w:rPr>
+        <w:t xml:space="preserve"> /usr/local/bin/fix-multicast.sh</w:t>
       </w:r>
     </w:p>
     <w:p>
@@ -3679,7 +7262,49 @@
         <w:rPr>
           <w:lang w:val="en-US"/>
         </w:rPr>
-        <w:t>Guarda y sal (Ctrl+O, Enter, Ctrl+X).</w:t>
+        <w:t xml:space="preserve">Guarda y </w:t>
+      </w:r>
+      <w:proofErr w:type="spellStart"/>
+      <w:r>
+        <w:rPr>
+          <w:lang w:val="en-US"/>
+        </w:rPr>
+        <w:t>sal</w:t>
+      </w:r>
+      <w:proofErr w:type="spellEnd"/>
+      <w:r>
+        <w:rPr>
+          <w:lang w:val="en-US"/>
+        </w:rPr>
+        <w:t xml:space="preserve"> (</w:t>
+      </w:r>
+      <w:proofErr w:type="spellStart"/>
+      <w:r>
+        <w:rPr>
+          <w:lang w:val="en-US"/>
+        </w:rPr>
+        <w:t>Ctrl+O</w:t>
+      </w:r>
+      <w:proofErr w:type="spellEnd"/>
+      <w:r>
+        <w:rPr>
+          <w:lang w:val="en-US"/>
+        </w:rPr>
+        <w:t xml:space="preserve">, Enter, </w:t>
+      </w:r>
+      <w:proofErr w:type="spellStart"/>
+      <w:r>
+        <w:rPr>
+          <w:lang w:val="en-US"/>
+        </w:rPr>
+        <w:t>Ctrl+X</w:t>
+      </w:r>
+      <w:proofErr w:type="spellEnd"/>
+      <w:r>
+        <w:rPr>
+          <w:lang w:val="en-US"/>
+        </w:rPr>
+        <w:t>).</w:t>
       </w:r>
     </w:p>
     <w:p/>
@@ -3743,7 +7368,15 @@
     </w:p>
     <w:p>
       <w:r>
-        <w:t>FOG envía paquetes con "energía" (TTL) 1. Al saltar el router, esa energía llega a 0 y el paquete desaparece.</w:t>
+        <w:t xml:space="preserve">FOG envía paquetes con "energía" (TTL) 1. Al saltar el </w:t>
+      </w:r>
+      <w:proofErr w:type="spellStart"/>
+      <w:r>
+        <w:t>router</w:t>
+      </w:r>
+      <w:proofErr w:type="spellEnd"/>
+      <w:r>
+        <w:t>, esa energía llega a 0 y el paquete desaparece.</w:t>
       </w:r>
     </w:p>
     <w:p>
@@ -3761,7 +7394,23 @@
         <w:t>Comando:</w:t>
       </w:r>
       <w:r>
-        <w:t xml:space="preserve"> sudo iptables -t mangle -A PREROUTING -i eth207 -d 233.254.7.5 -j TTL --ttl-set 10</w:t>
+        <w:t xml:space="preserve"> sudo </w:t>
+      </w:r>
+      <w:proofErr w:type="spellStart"/>
+      <w:r>
+        <w:t>iptables</w:t>
+      </w:r>
+      <w:proofErr w:type="spellEnd"/>
+      <w:r>
+        <w:t xml:space="preserve"> -t mangle -A PREROUTING -i eth207 -d 233.254.7.5 -j TTL --</w:t>
+      </w:r>
+      <w:proofErr w:type="spellStart"/>
+      <w:r>
+        <w:t>ttl</w:t>
+      </w:r>
+      <w:proofErr w:type="spellEnd"/>
+      <w:r>
+        <w:t>-set 10</w:t>
       </w:r>
     </w:p>
     <w:p>
@@ -3780,7 +7429,23 @@
         <w:t>Por qué:</w:t>
       </w:r>
       <w:r>
-        <w:t xml:space="preserve"> Le das "vida extra" al paquete para que pueda cruzar el router y llegar vivo a los PCs de los alumnos.</w:t>
+        <w:t xml:space="preserve"> Le das "vida extra" al paquete para que pueda cruzar el </w:t>
+      </w:r>
+      <w:proofErr w:type="spellStart"/>
+      <w:r>
+        <w:t>router</w:t>
+      </w:r>
+      <w:proofErr w:type="spellEnd"/>
+      <w:r>
+        <w:t xml:space="preserve"> y llegar vivo a los </w:t>
+      </w:r>
+      <w:proofErr w:type="spellStart"/>
+      <w:r>
+        <w:t>PCs</w:t>
+      </w:r>
+      <w:proofErr w:type="spellEnd"/>
+      <w:r>
+        <w:t xml:space="preserve"> de los alumnos.</w:t>
       </w:r>
     </w:p>
     <w:p/>
@@ -3816,10 +7481,50 @@
           <w:b/>
           <w:bCs/>
         </w:rPr>
-        <w:t>¿Está el camino creado en el Kernel?</w:t>
-      </w:r>
-      <w:r>
-        <w:t xml:space="preserve"> ip mroute show </w:t>
+        <w:t xml:space="preserve">¿Está el camino creado en el </w:t>
+      </w:r>
+      <w:proofErr w:type="spellStart"/>
+      <w:r>
+        <w:rPr>
+          <w:b/>
+          <w:bCs/>
+        </w:rPr>
+        <w:t>Kernel</w:t>
+      </w:r>
+      <w:proofErr w:type="spellEnd"/>
+      <w:r>
+        <w:rPr>
+          <w:b/>
+          <w:bCs/>
+        </w:rPr>
+        <w:t>?</w:t>
+      </w:r>
+      <w:r>
+        <w:t xml:space="preserve"> </w:t>
+      </w:r>
+      <w:proofErr w:type="spellStart"/>
+      <w:r>
+        <w:t>ip</w:t>
+      </w:r>
+      <w:proofErr w:type="spellEnd"/>
+      <w:r>
+        <w:t xml:space="preserve"> </w:t>
+      </w:r>
+      <w:proofErr w:type="spellStart"/>
+      <w:r>
+        <w:t>mroute</w:t>
+      </w:r>
+      <w:proofErr w:type="spellEnd"/>
+      <w:r>
+        <w:t xml:space="preserve"> </w:t>
+      </w:r>
+      <w:proofErr w:type="gramStart"/>
+      <w:r>
+        <w:t>show</w:t>
+      </w:r>
+      <w:proofErr w:type="gramEnd"/>
+      <w:r>
+        <w:t xml:space="preserve"> </w:t>
       </w:r>
       <w:r>
         <w:rPr>
@@ -3886,23 +7591,71 @@
         <w:t>¿Están saliendo los paquetes hacia los laboratorios?</w:t>
       </w:r>
       <w:r>
-        <w:t xml:space="preserve"> sudo tcpdump -i eth217 -n host 10.2.7.5 and udp </w:t>
+        <w:t xml:space="preserve"> sudo </w:t>
+      </w:r>
+      <w:proofErr w:type="spellStart"/>
+      <w:r>
+        <w:t>tcpdump</w:t>
+      </w:r>
+      <w:proofErr w:type="spellEnd"/>
+      <w:r>
+        <w:t xml:space="preserve"> -i eth217 -n host 10.2.7.5 and </w:t>
+      </w:r>
+      <w:proofErr w:type="spellStart"/>
+      <w:r>
+        <w:t>udp</w:t>
+      </w:r>
+      <w:proofErr w:type="spellEnd"/>
+      <w:r>
+        <w:t xml:space="preserve"> </w:t>
       </w:r>
       <w:r>
         <w:rPr>
           <w:i/>
           <w:iCs/>
         </w:rPr>
-        <w:t>(Si ves líneas moviéndose, el tráfico está saliendo de Ubuntu hacia los PCs)</w:t>
-      </w:r>
-    </w:p>
-    <w:p>
-      <w:r>
-        <w:t>sudo tcpdump -i eth217 -n host 10.2.7.5 and udp</w:t>
-      </w:r>
-    </w:p>
-    <w:p>
-      <w:r>
+        <w:t xml:space="preserve">(Si ves líneas moviéndose, el tráfico está saliendo de Ubuntu hacia los </w:t>
+      </w:r>
+      <w:proofErr w:type="spellStart"/>
+      <w:r>
+        <w:rPr>
+          <w:i/>
+          <w:iCs/>
+        </w:rPr>
+        <w:t>PCs</w:t>
+      </w:r>
+      <w:proofErr w:type="spellEnd"/>
+      <w:r>
+        <w:rPr>
+          <w:i/>
+          <w:iCs/>
+        </w:rPr>
+        <w:t>)</w:t>
+      </w:r>
+    </w:p>
+    <w:p>
+      <w:r>
+        <w:t xml:space="preserve">sudo </w:t>
+      </w:r>
+      <w:proofErr w:type="spellStart"/>
+      <w:r>
+        <w:t>tcpdump</w:t>
+      </w:r>
+      <w:proofErr w:type="spellEnd"/>
+      <w:r>
+        <w:t xml:space="preserve"> -i eth217 -n host 10.2.7.5 and </w:t>
+      </w:r>
+      <w:proofErr w:type="spellStart"/>
+      <w:r>
+        <w:t>udp</w:t>
+      </w:r>
+      <w:proofErr w:type="spellEnd"/>
+    </w:p>
+    <w:p>
+      <w:r>
+        <w:rPr>
+          <w:noProof/>
+        </w:rPr>
         <w:drawing>
           <wp:inline distT="0" distB="0" distL="0" distR="0" wp14:anchorId="3787FED7" wp14:editId="2460F2F9">
             <wp:extent cx="5943600" cy="1971675"/>
@@ -3954,26 +7707,285 @@
           <w:bCs/>
           <w:color w:val="EE0000"/>
         </w:rPr>
-        <w:t>NOTA: Check your interface status: ip link show</w:t>
-      </w:r>
-    </w:p>
-    <w:p>
-      <w:pPr>
-        <w:rPr>
-          <w:b/>
-          <w:bCs/>
-        </w:rPr>
-      </w:pPr>
-      <w:r>
-        <w:t xml:space="preserve">If you don't see MULTICAST in the flags, enable it: </w:t>
-      </w:r>
-      <w:r>
-        <w:rPr>
-          <w:b/>
-          <w:bCs/>
-        </w:rPr>
-        <w:t>sudo ip link set dev &lt;interface_name&gt; multicast on</w:t>
-      </w:r>
+        <w:t xml:space="preserve">NOTA: Check </w:t>
+      </w:r>
+      <w:proofErr w:type="spellStart"/>
+      <w:r>
+        <w:rPr>
+          <w:b/>
+          <w:bCs/>
+          <w:color w:val="EE0000"/>
+        </w:rPr>
+        <w:t>your</w:t>
+      </w:r>
+      <w:proofErr w:type="spellEnd"/>
+      <w:r>
+        <w:rPr>
+          <w:b/>
+          <w:bCs/>
+          <w:color w:val="EE0000"/>
+        </w:rPr>
+        <w:t xml:space="preserve"> </w:t>
+      </w:r>
+      <w:proofErr w:type="gramStart"/>
+      <w:r>
+        <w:rPr>
+          <w:b/>
+          <w:bCs/>
+          <w:color w:val="EE0000"/>
+        </w:rPr>
+        <w:t>interface</w:t>
+      </w:r>
+      <w:proofErr w:type="gramEnd"/>
+      <w:r>
+        <w:rPr>
+          <w:b/>
+          <w:bCs/>
+          <w:color w:val="EE0000"/>
+        </w:rPr>
+        <w:t xml:space="preserve"> </w:t>
+      </w:r>
+      <w:proofErr w:type="gramStart"/>
+      <w:r>
+        <w:rPr>
+          <w:b/>
+          <w:bCs/>
+          <w:color w:val="EE0000"/>
+        </w:rPr>
+        <w:t>status</w:t>
+      </w:r>
+      <w:proofErr w:type="gramEnd"/>
+      <w:r>
+        <w:rPr>
+          <w:b/>
+          <w:bCs/>
+          <w:color w:val="EE0000"/>
+        </w:rPr>
+        <w:t xml:space="preserve">: </w:t>
+      </w:r>
+      <w:proofErr w:type="spellStart"/>
+      <w:r>
+        <w:rPr>
+          <w:b/>
+          <w:bCs/>
+          <w:color w:val="EE0000"/>
+        </w:rPr>
+        <w:t>ip</w:t>
+      </w:r>
+      <w:proofErr w:type="spellEnd"/>
+      <w:r>
+        <w:rPr>
+          <w:b/>
+          <w:bCs/>
+          <w:color w:val="EE0000"/>
+        </w:rPr>
+        <w:t xml:space="preserve"> </w:t>
+      </w:r>
+      <w:proofErr w:type="gramStart"/>
+      <w:r>
+        <w:rPr>
+          <w:b/>
+          <w:bCs/>
+          <w:color w:val="EE0000"/>
+        </w:rPr>
+        <w:t>link</w:t>
+      </w:r>
+      <w:proofErr w:type="gramEnd"/>
+      <w:r>
+        <w:rPr>
+          <w:b/>
+          <w:bCs/>
+          <w:color w:val="EE0000"/>
+        </w:rPr>
+        <w:t xml:space="preserve"> </w:t>
+      </w:r>
+      <w:proofErr w:type="gramStart"/>
+      <w:r>
+        <w:rPr>
+          <w:b/>
+          <w:bCs/>
+          <w:color w:val="EE0000"/>
+        </w:rPr>
+        <w:t>show</w:t>
+      </w:r>
+      <w:proofErr w:type="gramEnd"/>
+    </w:p>
+    <w:p>
+      <w:pPr>
+        <w:rPr>
+          <w:b/>
+          <w:bCs/>
+        </w:rPr>
+      </w:pPr>
+      <w:proofErr w:type="spellStart"/>
+      <w:r>
+        <w:t>If</w:t>
+      </w:r>
+      <w:proofErr w:type="spellEnd"/>
+      <w:r>
+        <w:t xml:space="preserve"> </w:t>
+      </w:r>
+      <w:proofErr w:type="spellStart"/>
+      <w:r>
+        <w:t>you</w:t>
+      </w:r>
+      <w:proofErr w:type="spellEnd"/>
+      <w:r>
+        <w:t xml:space="preserve"> </w:t>
+      </w:r>
+      <w:proofErr w:type="spellStart"/>
+      <w:r>
+        <w:t>don't</w:t>
+      </w:r>
+      <w:proofErr w:type="spellEnd"/>
+      <w:r>
+        <w:t xml:space="preserve"> </w:t>
+      </w:r>
+      <w:proofErr w:type="spellStart"/>
+      <w:r>
+        <w:t>see</w:t>
+      </w:r>
+      <w:proofErr w:type="spellEnd"/>
+      <w:r>
+        <w:t xml:space="preserve"> MULTICAST in </w:t>
+      </w:r>
+      <w:proofErr w:type="spellStart"/>
+      <w:r>
+        <w:t>the</w:t>
+      </w:r>
+      <w:proofErr w:type="spellEnd"/>
+      <w:r>
+        <w:t xml:space="preserve"> </w:t>
+      </w:r>
+      <w:proofErr w:type="spellStart"/>
+      <w:r>
+        <w:t>flags</w:t>
+      </w:r>
+      <w:proofErr w:type="spellEnd"/>
+      <w:r>
+        <w:t xml:space="preserve">, </w:t>
+      </w:r>
+      <w:proofErr w:type="spellStart"/>
+      <w:r>
+        <w:t>enable</w:t>
+      </w:r>
+      <w:proofErr w:type="spellEnd"/>
+      <w:r>
+        <w:t xml:space="preserve"> </w:t>
+      </w:r>
+      <w:proofErr w:type="spellStart"/>
+      <w:r>
+        <w:t>it</w:t>
+      </w:r>
+      <w:proofErr w:type="spellEnd"/>
+      <w:r>
+        <w:t xml:space="preserve">: </w:t>
+      </w:r>
+      <w:r>
+        <w:rPr>
+          <w:b/>
+          <w:bCs/>
+        </w:rPr>
+        <w:t xml:space="preserve">sudo </w:t>
+      </w:r>
+      <w:proofErr w:type="spellStart"/>
+      <w:r>
+        <w:rPr>
+          <w:b/>
+          <w:bCs/>
+        </w:rPr>
+        <w:t>ip</w:t>
+      </w:r>
+      <w:proofErr w:type="spellEnd"/>
+      <w:r>
+        <w:rPr>
+          <w:b/>
+          <w:bCs/>
+        </w:rPr>
+        <w:t xml:space="preserve"> </w:t>
+      </w:r>
+      <w:proofErr w:type="gramStart"/>
+      <w:r>
+        <w:rPr>
+          <w:b/>
+          <w:bCs/>
+        </w:rPr>
+        <w:t>link</w:t>
+      </w:r>
+      <w:proofErr w:type="gramEnd"/>
+      <w:r>
+        <w:rPr>
+          <w:b/>
+          <w:bCs/>
+        </w:rPr>
+        <w:t xml:space="preserve"> set </w:t>
+      </w:r>
+      <w:proofErr w:type="spellStart"/>
+      <w:r>
+        <w:rPr>
+          <w:b/>
+          <w:bCs/>
+        </w:rPr>
+        <w:t>dev</w:t>
+      </w:r>
+      <w:proofErr w:type="spellEnd"/>
+      <w:r>
+        <w:rPr>
+          <w:b/>
+          <w:bCs/>
+        </w:rPr>
+        <w:t xml:space="preserve"> &lt;</w:t>
+      </w:r>
+      <w:proofErr w:type="spellStart"/>
+      <w:proofErr w:type="gramStart"/>
+      <w:r>
+        <w:rPr>
+          <w:b/>
+          <w:bCs/>
+        </w:rPr>
+        <w:t>interface</w:t>
+      </w:r>
+      <w:proofErr w:type="gramEnd"/>
+      <w:r>
+        <w:rPr>
+          <w:b/>
+          <w:bCs/>
+        </w:rPr>
+        <w:t>_name</w:t>
+      </w:r>
+      <w:proofErr w:type="spellEnd"/>
+      <w:r>
+        <w:rPr>
+          <w:b/>
+          <w:bCs/>
+        </w:rPr>
+        <w:t xml:space="preserve">&gt; </w:t>
+      </w:r>
+      <w:proofErr w:type="spellStart"/>
+      <w:r>
+        <w:rPr>
+          <w:b/>
+          <w:bCs/>
+        </w:rPr>
+        <w:t>multicast</w:t>
+      </w:r>
+      <w:proofErr w:type="spellEnd"/>
+      <w:r>
+        <w:rPr>
+          <w:b/>
+          <w:bCs/>
+        </w:rPr>
+        <w:t xml:space="preserve"> </w:t>
+      </w:r>
+      <w:proofErr w:type="spellStart"/>
+      <w:r>
+        <w:rPr>
+          <w:b/>
+          <w:bCs/>
+        </w:rPr>
+        <w:t>on</w:t>
+      </w:r>
+      <w:proofErr w:type="spellEnd"/>
     </w:p>
     <w:p/>
     <w:p>
@@ -4004,7 +8016,31 @@
     </w:p>
     <w:p>
       <w:r>
-        <w:t>"Para asegurar que el servidor FOG entregue el tráfico multicast al nodo de gestión R1-ubuntu, se debe definir una ruta estática para el rango multicast completo (224.0.0.0/4) apuntando a la interfaz de salida hacia el router."</w:t>
+        <w:t xml:space="preserve">"Para asegurar que el servidor FOG entregue el tráfico </w:t>
+      </w:r>
+      <w:proofErr w:type="spellStart"/>
+      <w:r>
+        <w:t>multicast</w:t>
+      </w:r>
+      <w:proofErr w:type="spellEnd"/>
+      <w:r>
+        <w:t xml:space="preserve"> al nodo de gestión R1-ubuntu, se debe definir una ruta estática para el rango </w:t>
+      </w:r>
+      <w:proofErr w:type="spellStart"/>
+      <w:r>
+        <w:t>multicast</w:t>
+      </w:r>
+      <w:proofErr w:type="spellEnd"/>
+      <w:r>
+        <w:t xml:space="preserve"> completo (224.0.0.0/4) apuntando a la interfaz de salida hacia el </w:t>
+      </w:r>
+      <w:proofErr w:type="spellStart"/>
+      <w:r>
+        <w:t>router</w:t>
+      </w:r>
+      <w:proofErr w:type="spellEnd"/>
+      <w:r>
+        <w:t>."</w:t>
       </w:r>
     </w:p>
     <w:p>
@@ -4016,22 +8052,70 @@
         <w:t>Comando ideal para tu guía:</w:t>
       </w:r>
       <w:r>
-        <w:t xml:space="preserve"> sudo ip route add 224.0.0.0/4 dev ens18</w:t>
-      </w:r>
-    </w:p>
-    <w:p>
-      <w:pPr>
-        <w:rPr>
-          <w:b/>
-          <w:bCs/>
-        </w:rPr>
-      </w:pPr>
-      <w:r>
-        <w:rPr>
-          <w:b/>
-          <w:bCs/>
-        </w:rPr>
-        <w:t>1. La "Ruta por Defecto" vs La "Ruta Multicast"</w:t>
+        <w:t xml:space="preserve"> sudo </w:t>
+      </w:r>
+      <w:proofErr w:type="spellStart"/>
+      <w:r>
+        <w:t>ip</w:t>
+      </w:r>
+      <w:proofErr w:type="spellEnd"/>
+      <w:r>
+        <w:t xml:space="preserve"> </w:t>
+      </w:r>
+      <w:proofErr w:type="spellStart"/>
+      <w:r>
+        <w:t>route</w:t>
+      </w:r>
+      <w:proofErr w:type="spellEnd"/>
+      <w:r>
+        <w:t xml:space="preserve"> </w:t>
+      </w:r>
+      <w:proofErr w:type="spellStart"/>
+      <w:r>
+        <w:t>add</w:t>
+      </w:r>
+      <w:proofErr w:type="spellEnd"/>
+      <w:r>
+        <w:t xml:space="preserve"> 224.0.0.0/4 </w:t>
+      </w:r>
+      <w:proofErr w:type="spellStart"/>
+      <w:r>
+        <w:t>dev</w:t>
+      </w:r>
+      <w:proofErr w:type="spellEnd"/>
+      <w:r>
+        <w:t xml:space="preserve"> ens18</w:t>
+      </w:r>
+    </w:p>
+    <w:p>
+      <w:pPr>
+        <w:rPr>
+          <w:b/>
+          <w:bCs/>
+        </w:rPr>
+      </w:pPr>
+      <w:r>
+        <w:rPr>
+          <w:b/>
+          <w:bCs/>
+        </w:rPr>
+        <w:t xml:space="preserve">1. La "Ruta por Defecto" vs La "Ruta </w:t>
+      </w:r>
+      <w:proofErr w:type="spellStart"/>
+      <w:r>
+        <w:rPr>
+          <w:b/>
+          <w:bCs/>
+        </w:rPr>
+        <w:t>Multicast</w:t>
+      </w:r>
+      <w:proofErr w:type="spellEnd"/>
+      <w:r>
+        <w:rPr>
+          <w:b/>
+          <w:bCs/>
+        </w:rPr>
+        <w:t>"</w:t>
       </w:r>
     </w:p>
     <w:p>
@@ -4064,7 +8148,15 @@
         <w:t>Sin el comando de ruta:</w:t>
       </w:r>
       <w:r>
-        <w:t xml:space="preserve"> Cuando FOG genera el paquete para la IP 233.254.7.5, el kernel de Linux mira sus tablas. Al no haber otra tarjeta de red, lo más probable es que use la ruta por defecto que apunta a ens18. Por eso te funcionó incluso antes de que habláramos de rutas específicas.</w:t>
+        <w:t xml:space="preserve"> Cuando FOG genera el paquete para la IP 233.254.7.5, el </w:t>
+      </w:r>
+      <w:proofErr w:type="spellStart"/>
+      <w:r>
+        <w:t>kernel</w:t>
+      </w:r>
+      <w:proofErr w:type="spellEnd"/>
+      <w:r>
+        <w:t xml:space="preserve"> de Linux mira sus tablas. Al no haber otra tarjeta de red, lo más probable es que use la ruta por defecto que apunta a ens18. Por eso te funcionó incluso antes de que habláramos de rutas específicas.</w:t>
       </w:r>
     </w:p>
     <w:p>
@@ -4082,7 +8174,55 @@
         <w:t>Con el comando de ruta:</w:t>
       </w:r>
       <w:r>
-        <w:t xml:space="preserve"> Al poner sudo ip route add 239.0.0.0/8 dev ens18, simplemente le estás confirmando al kernel algo que él ya sospechaba: "Usa esta tarjeta para el multicast".</w:t>
+        <w:t xml:space="preserve"> Al poner sudo </w:t>
+      </w:r>
+      <w:proofErr w:type="spellStart"/>
+      <w:r>
+        <w:t>ip</w:t>
+      </w:r>
+      <w:proofErr w:type="spellEnd"/>
+      <w:r>
+        <w:t xml:space="preserve"> </w:t>
+      </w:r>
+      <w:proofErr w:type="spellStart"/>
+      <w:r>
+        <w:t>route</w:t>
+      </w:r>
+      <w:proofErr w:type="spellEnd"/>
+      <w:r>
+        <w:t xml:space="preserve"> </w:t>
+      </w:r>
+      <w:proofErr w:type="spellStart"/>
+      <w:r>
+        <w:t>add</w:t>
+      </w:r>
+      <w:proofErr w:type="spellEnd"/>
+      <w:r>
+        <w:t xml:space="preserve"> 239.0.0.0/8 </w:t>
+      </w:r>
+      <w:proofErr w:type="spellStart"/>
+      <w:r>
+        <w:t>dev</w:t>
+      </w:r>
+      <w:proofErr w:type="spellEnd"/>
+      <w:r>
+        <w:t xml:space="preserve"> ens18, simplemente le estás confirmando al </w:t>
+      </w:r>
+      <w:proofErr w:type="spellStart"/>
+      <w:r>
+        <w:t>kernel</w:t>
+      </w:r>
+      <w:proofErr w:type="spellEnd"/>
+      <w:r>
+        <w:t xml:space="preserve"> algo que él ya sospechaba: "Usa esta tarjeta para el </w:t>
+      </w:r>
+      <w:proofErr w:type="spellStart"/>
+      <w:r>
+        <w:t>multicast</w:t>
+      </w:r>
+      <w:proofErr w:type="spellEnd"/>
+      <w:r>
+        <w:t>".</w:t>
       </w:r>
     </w:p>
     <w:p>
@@ -4109,8 +8249,17 @@
           <w:b/>
           <w:bCs/>
         </w:rPr>
-        <w:t>seguridad contra fallos del Kernel</w:t>
-      </w:r>
+        <w:t xml:space="preserve">seguridad contra fallos del </w:t>
+      </w:r>
+      <w:proofErr w:type="spellStart"/>
+      <w:r>
+        <w:rPr>
+          <w:b/>
+          <w:bCs/>
+        </w:rPr>
+        <w:t>Kernel</w:t>
+      </w:r>
+      <w:proofErr w:type="spellEnd"/>
       <w:r>
         <w:t>:</w:t>
       </w:r>
@@ -4127,10 +8276,34 @@
           <w:b/>
           <w:bCs/>
         </w:rPr>
-        <w:t>Evitar el Loopback:</w:t>
-      </w:r>
-      <w:r>
-        <w:t xml:space="preserve"> A veces, si no hay una ruta multicast definida, Linux puede intentar enviar el tráfico a la interfaz lo (127.0.0.1) internamente, pensando que es un tráfico local. Al definir la ruta en ens18, "empujas" el paquete hacia el cable físico.</w:t>
+        <w:t xml:space="preserve">Evitar el </w:t>
+      </w:r>
+      <w:proofErr w:type="spellStart"/>
+      <w:r>
+        <w:rPr>
+          <w:b/>
+          <w:bCs/>
+        </w:rPr>
+        <w:t>Loopback</w:t>
+      </w:r>
+      <w:proofErr w:type="spellEnd"/>
+      <w:r>
+        <w:rPr>
+          <w:b/>
+          <w:bCs/>
+        </w:rPr>
+        <w:t>:</w:t>
+      </w:r>
+      <w:r>
+        <w:t xml:space="preserve"> A veces, si no hay una ruta </w:t>
+      </w:r>
+      <w:proofErr w:type="spellStart"/>
+      <w:r>
+        <w:t>multicast</w:t>
+      </w:r>
+      <w:proofErr w:type="spellEnd"/>
+      <w:r>
+        <w:t xml:space="preserve"> definida, Linux puede intentar enviar el tráfico a la interfaz lo (127.0.0.1) internamente, pensando que es un tráfico local. Al definir la ruta en ens18, "empujas" el paquete hacia el cable físico.</w:t>
       </w:r>
     </w:p>
     <w:p>
@@ -4140,15 +8313,72 @@
           <w:numId w:val="16"/>
         </w:numPr>
       </w:pPr>
-      <w:r>
-        <w:rPr>
-          <w:b/>
-          <w:bCs/>
-        </w:rPr>
-        <w:t>Multicast Flag:</w:t>
-      </w:r>
-      <w:r>
-        <w:t xml:space="preserve"> Si te fijas en tu ip a, la interfaz ens18 tiene el flag &lt;...,MULTICAST,UP,...&gt;. La ruta estática asegura que el kernel use las capacidades de esa interfaz específica para ese rango de IPs.</w:t>
+      <w:proofErr w:type="spellStart"/>
+      <w:r>
+        <w:rPr>
+          <w:b/>
+          <w:bCs/>
+        </w:rPr>
+        <w:t>Multicast</w:t>
+      </w:r>
+      <w:proofErr w:type="spellEnd"/>
+      <w:r>
+        <w:rPr>
+          <w:b/>
+          <w:bCs/>
+        </w:rPr>
+        <w:t xml:space="preserve"> Flag:</w:t>
+      </w:r>
+      <w:r>
+        <w:t xml:space="preserve"> Si te fijas en tu </w:t>
+      </w:r>
+      <w:proofErr w:type="spellStart"/>
+      <w:r>
+        <w:t>ip</w:t>
+      </w:r>
+      <w:proofErr w:type="spellEnd"/>
+      <w:r>
+        <w:t xml:space="preserve"> a, la interfaz ens18 tiene el </w:t>
+      </w:r>
+      <w:proofErr w:type="spellStart"/>
+      <w:r>
+        <w:t>flag</w:t>
+      </w:r>
+      <w:proofErr w:type="spellEnd"/>
+      <w:r>
+        <w:t xml:space="preserve"> &lt;</w:t>
+      </w:r>
+      <w:proofErr w:type="gramStart"/>
+      <w:r>
+        <w:t>...,MULTICAST</w:t>
+      </w:r>
+      <w:proofErr w:type="gramEnd"/>
+      <w:r>
+        <w:t>,</w:t>
+      </w:r>
+      <w:proofErr w:type="gramStart"/>
+      <w:r>
+        <w:t>UP,...</w:t>
+      </w:r>
+      <w:proofErr w:type="gramEnd"/>
+      <w:r>
+        <w:t xml:space="preserve">&gt;. La ruta estática asegura que el </w:t>
+      </w:r>
+      <w:proofErr w:type="spellStart"/>
+      <w:r>
+        <w:t>kernel</w:t>
+      </w:r>
+      <w:proofErr w:type="spellEnd"/>
+      <w:r>
+        <w:t xml:space="preserve"> use las capacidades de esa interfaz específica para ese rango de </w:t>
+      </w:r>
+      <w:proofErr w:type="spellStart"/>
+      <w:r>
+        <w:t>IPs</w:t>
+      </w:r>
+      <w:proofErr w:type="spellEnd"/>
+      <w:r>
+        <w:t>.</w:t>
       </w:r>
     </w:p>
     <w:p>
@@ -4171,20 +8401,86 @@
           <w:b/>
           <w:bCs/>
         </w:rPr>
-        <w:t>sudo ip route del 239.0.0.0/8 dev ens18</w:t>
+        <w:t xml:space="preserve">sudo </w:t>
+      </w:r>
+      <w:proofErr w:type="spellStart"/>
+      <w:r>
+        <w:rPr>
+          <w:b/>
+          <w:bCs/>
+        </w:rPr>
+        <w:t>ip</w:t>
+      </w:r>
+      <w:proofErr w:type="spellEnd"/>
+      <w:r>
+        <w:rPr>
+          <w:b/>
+          <w:bCs/>
+        </w:rPr>
+        <w:t xml:space="preserve"> </w:t>
+      </w:r>
+      <w:proofErr w:type="spellStart"/>
+      <w:r>
+        <w:rPr>
+          <w:b/>
+          <w:bCs/>
+        </w:rPr>
+        <w:t>route</w:t>
+      </w:r>
+      <w:proofErr w:type="spellEnd"/>
+      <w:r>
+        <w:rPr>
+          <w:b/>
+          <w:bCs/>
+        </w:rPr>
+        <w:t xml:space="preserve"> del 239.0.0.0/8 </w:t>
+      </w:r>
+      <w:proofErr w:type="spellStart"/>
+      <w:r>
+        <w:rPr>
+          <w:b/>
+          <w:bCs/>
+        </w:rPr>
+        <w:t>dev</w:t>
+      </w:r>
+      <w:proofErr w:type="spellEnd"/>
+      <w:r>
+        <w:rPr>
+          <w:b/>
+          <w:bCs/>
+        </w:rPr>
+        <w:t xml:space="preserve"> ens18</w:t>
       </w:r>
     </w:p>
     <w:p>
       <w:r>
         <w:t xml:space="preserve">Usa </w:t>
       </w:r>
-      <w:r>
-        <w:rPr>
-          <w:b/>
-          <w:bCs/>
-        </w:rPr>
-        <w:t>ip route</w:t>
-      </w:r>
+      <w:proofErr w:type="spellStart"/>
+      <w:r>
+        <w:rPr>
+          <w:b/>
+          <w:bCs/>
+        </w:rPr>
+        <w:t>ip</w:t>
+      </w:r>
+      <w:proofErr w:type="spellEnd"/>
+      <w:r>
+        <w:rPr>
+          <w:b/>
+          <w:bCs/>
+        </w:rPr>
+        <w:t xml:space="preserve"> </w:t>
+      </w:r>
+      <w:proofErr w:type="spellStart"/>
+      <w:r>
+        <w:rPr>
+          <w:b/>
+          <w:bCs/>
+        </w:rPr>
+        <w:t>route</w:t>
+      </w:r>
+      <w:proofErr w:type="spellEnd"/>
       <w:r>
         <w:t xml:space="preserve"> para ver las rutas.</w:t>
       </w:r>
@@ -4221,7 +8517,23 @@
           <w:b/>
           <w:bCs/>
         </w:rPr>
-        <w:t>Lanza un ping multicast desde el servidor FOG:</w:t>
+        <w:t xml:space="preserve">Lanza un ping </w:t>
+      </w:r>
+      <w:proofErr w:type="spellStart"/>
+      <w:r>
+        <w:rPr>
+          <w:b/>
+          <w:bCs/>
+        </w:rPr>
+        <w:t>multicast</w:t>
+      </w:r>
+      <w:proofErr w:type="spellEnd"/>
+      <w:r>
+        <w:rPr>
+          <w:b/>
+          <w:bCs/>
+        </w:rPr>
+        <w:t xml:space="preserve"> desde el servidor FOG:</w:t>
       </w:r>
     </w:p>
     <w:p>
@@ -4249,7 +8561,23 @@
         <w:t>Vigila la entrada en R1-ubuntu:</w:t>
       </w:r>
       <w:r>
-        <w:t xml:space="preserve"> En tu router, ejecuta el tcpdump en la interfaz que recibe el tráfico de FOG:</w:t>
+        <w:t xml:space="preserve"> En tu </w:t>
+      </w:r>
+      <w:proofErr w:type="spellStart"/>
+      <w:r>
+        <w:t>router</w:t>
+      </w:r>
+      <w:proofErr w:type="spellEnd"/>
+      <w:r>
+        <w:t xml:space="preserve">, ejecuta el </w:t>
+      </w:r>
+      <w:proofErr w:type="spellStart"/>
+      <w:r>
+        <w:t>tcpdump</w:t>
+      </w:r>
+      <w:proofErr w:type="spellEnd"/>
+      <w:r>
+        <w:t xml:space="preserve"> en la interfaz que recibe el tráfico de FOG:</w:t>
       </w:r>
     </w:p>
     <w:p>
@@ -4259,7 +8587,15 @@
     </w:p>
     <w:p>
       <w:r>
-        <w:t>sudo tcpdump -i eth207 -n host 10.2.7.5</w:t>
+        <w:t xml:space="preserve">sudo </w:t>
+      </w:r>
+      <w:proofErr w:type="spellStart"/>
+      <w:r>
+        <w:t>tcpdump</w:t>
+      </w:r>
+      <w:proofErr w:type="spellEnd"/>
+      <w:r>
+        <w:t xml:space="preserve"> -i eth207 -n host 10.2.7.5</w:t>
       </w:r>
     </w:p>
     <w:p>
@@ -4462,8 +8798,13 @@
     <w:p>
       <w:r>
         <w:lastRenderedPageBreak/>
-        <w:t>Elegimos multicast</w:t>
-      </w:r>
+        <w:t xml:space="preserve">Elegimos </w:t>
+      </w:r>
+      <w:proofErr w:type="spellStart"/>
+      <w:r>
+        <w:t>multicast</w:t>
+      </w:r>
+      <w:proofErr w:type="spellEnd"/>
     </w:p>
     <w:p>
       <w:r>
@@ -4735,18 +9076,78 @@
     </w:p>
     <w:p>
       <w:r>
-        <w:t>sudo chown -R fogproject:root /images/W11-UEFI-Plantilla-Limpia</w:t>
-      </w:r>
-    </w:p>
-    <w:p>
-      <w:r>
-        <w:t>sudo chmod -R 777 /images/W11-UEFI-Plantilla-Limpia</w:t>
+        <w:t xml:space="preserve">sudo </w:t>
+      </w:r>
+      <w:proofErr w:type="spellStart"/>
+      <w:r>
+        <w:t>chown</w:t>
+      </w:r>
+      <w:proofErr w:type="spellEnd"/>
+      <w:r>
+        <w:t xml:space="preserve"> -R </w:t>
+      </w:r>
+      <w:proofErr w:type="spellStart"/>
+      <w:proofErr w:type="gramStart"/>
+      <w:r>
+        <w:t>fogproject:root</w:t>
+      </w:r>
+      <w:proofErr w:type="spellEnd"/>
+      <w:proofErr w:type="gramEnd"/>
+      <w:r>
+        <w:t xml:space="preserve"> /</w:t>
+      </w:r>
+      <w:proofErr w:type="spellStart"/>
+      <w:r>
+        <w:t>images</w:t>
+      </w:r>
+      <w:proofErr w:type="spellEnd"/>
+      <w:r>
+        <w:t>/W11-UEFI-Plantilla-Limpia</w:t>
+      </w:r>
+    </w:p>
+    <w:p>
+      <w:r>
+        <w:t xml:space="preserve">sudo </w:t>
+      </w:r>
+      <w:proofErr w:type="spellStart"/>
+      <w:r>
+        <w:t>chmod</w:t>
+      </w:r>
+      <w:proofErr w:type="spellEnd"/>
+      <w:r>
+        <w:t xml:space="preserve"> -R 777 /</w:t>
+      </w:r>
+      <w:proofErr w:type="spellStart"/>
+      <w:r>
+        <w:t>images</w:t>
+      </w:r>
+      <w:proofErr w:type="spellEnd"/>
+      <w:r>
+        <w:t>/W11-UEFI-Plantilla-Limpia</w:t>
       </w:r>
     </w:p>
     <w:p>
       <w:r>
         <w:lastRenderedPageBreak/>
-        <w:t>Los otros dos hosts han reanudad la clonación, no se porque.</w:t>
+        <w:t xml:space="preserve">Los otros dos hosts han reanudad la clonación, no </w:t>
+      </w:r>
+      <w:proofErr w:type="spellStart"/>
+      <w:r>
+        <w:t>se</w:t>
+      </w:r>
+      <w:proofErr w:type="spellEnd"/>
+      <w:r>
+        <w:t xml:space="preserve"> </w:t>
+      </w:r>
+      <w:proofErr w:type="spellStart"/>
+      <w:proofErr w:type="gramStart"/>
+      <w:r>
+        <w:t>porque</w:t>
+      </w:r>
+      <w:proofErr w:type="spellEnd"/>
+      <w:proofErr w:type="gramEnd"/>
+      <w:r>
+        <w:t>.</w:t>
       </w:r>
     </w:p>
     <w:p>
@@ -4766,7 +9167,15 @@
     </w:p>
     <w:p>
       <w:r>
-        <w:t>En Multicast, todos los clientes deben ir a la vez. Cuando el primer host falló al intentar leer la partición 3:</w:t>
+        <w:t xml:space="preserve">En </w:t>
+      </w:r>
+      <w:proofErr w:type="spellStart"/>
+      <w:r>
+        <w:t>Multicast</w:t>
+      </w:r>
+      <w:proofErr w:type="spellEnd"/>
+      <w:r>
+        <w:t>, todos los clientes deben ir a la vez. Cuando el primer host falló al intentar leer la partición 3:</w:t>
       </w:r>
     </w:p>
     <w:p>
@@ -4854,12 +9263,21 @@
       <w:r>
         <w:t xml:space="preserve"> Ve a la web de FOG -&gt; </w:t>
       </w:r>
-      <w:r>
-        <w:rPr>
-          <w:b/>
-          <w:bCs/>
-        </w:rPr>
-        <w:t>Task Management</w:t>
+      <w:proofErr w:type="spellStart"/>
+      <w:r>
+        <w:rPr>
+          <w:b/>
+          <w:bCs/>
+        </w:rPr>
+        <w:t>Task</w:t>
+      </w:r>
+      <w:proofErr w:type="spellEnd"/>
+      <w:r>
+        <w:rPr>
+          <w:b/>
+          <w:bCs/>
+        </w:rPr>
+        <w:t xml:space="preserve"> Management</w:t>
       </w:r>
       <w:r>
         <w:t xml:space="preserve"> -&gt; </w:t>
@@ -4869,10 +9287,35 @@
           <w:b/>
           <w:bCs/>
         </w:rPr>
-        <w:t>Active Tasks</w:t>
-      </w:r>
-      <w:r>
-        <w:t xml:space="preserve"> y pulsa en "Cancel all tasks".</w:t>
+        <w:t xml:space="preserve">Active </w:t>
+      </w:r>
+      <w:proofErr w:type="spellStart"/>
+      <w:r>
+        <w:rPr>
+          <w:b/>
+          <w:bCs/>
+        </w:rPr>
+        <w:t>Tasks</w:t>
+      </w:r>
+      <w:proofErr w:type="spellEnd"/>
+      <w:r>
+        <w:t xml:space="preserve"> y pulsa en "Cancel </w:t>
+      </w:r>
+      <w:proofErr w:type="spellStart"/>
+      <w:r>
+        <w:t>all</w:t>
+      </w:r>
+      <w:proofErr w:type="spellEnd"/>
+      <w:r>
+        <w:t xml:space="preserve"> </w:t>
+      </w:r>
+      <w:proofErr w:type="spellStart"/>
+      <w:r>
+        <w:t>tasks</w:t>
+      </w:r>
+      <w:proofErr w:type="spellEnd"/>
+      <w:r>
+        <w:t>".</w:t>
       </w:r>
     </w:p>
     <w:p>
@@ -4887,7 +9330,23 @@
           <w:b/>
           <w:bCs/>
         </w:rPr>
-        <w:t>Reiniciar los servicios de Multicast:</w:t>
+        <w:t xml:space="preserve">Reiniciar los servicios de </w:t>
+      </w:r>
+      <w:proofErr w:type="spellStart"/>
+      <w:r>
+        <w:rPr>
+          <w:b/>
+          <w:bCs/>
+        </w:rPr>
+        <w:t>Multicast</w:t>
+      </w:r>
+      <w:proofErr w:type="spellEnd"/>
+      <w:r>
+        <w:rPr>
+          <w:b/>
+          <w:bCs/>
+        </w:rPr>
+        <w:t>:</w:t>
       </w:r>
     </w:p>
     <w:p>
@@ -4897,8 +9356,29 @@
     </w:p>
     <w:p>
       <w:r>
-        <w:t>sudo systemctl restart FOGMulticastManager</w:t>
-      </w:r>
+        <w:t xml:space="preserve">sudo </w:t>
+      </w:r>
+      <w:proofErr w:type="spellStart"/>
+      <w:r>
+        <w:t>systemctl</w:t>
+      </w:r>
+      <w:proofErr w:type="spellEnd"/>
+      <w:r>
+        <w:t xml:space="preserve"> </w:t>
+      </w:r>
+      <w:proofErr w:type="spellStart"/>
+      <w:r>
+        <w:t>restart</w:t>
+      </w:r>
+      <w:proofErr w:type="spellEnd"/>
+      <w:r>
+        <w:t xml:space="preserve"> </w:t>
+      </w:r>
+      <w:proofErr w:type="spellStart"/>
+      <w:r>
+        <w:t>FOGMulticastManager</w:t>
+      </w:r>
+      <w:proofErr w:type="spellEnd"/>
     </w:p>
     <w:p>
       <w:r>
@@ -4906,6 +9386,7 @@
       </w:r>
     </w:p>
     <w:p>
+      <w:proofErr w:type="gramStart"/>
       <w:r>
         <w:t xml:space="preserve">  </w:t>
       </w:r>
@@ -4914,7 +9395,40 @@
           <w:b/>
           <w:bCs/>
         </w:rPr>
-        <w:t>Verificar el archivo .mntcheck:</w:t>
+        <w:t>Verificar</w:t>
+      </w:r>
+      <w:proofErr w:type="gramEnd"/>
+      <w:r>
+        <w:rPr>
+          <w:b/>
+          <w:bCs/>
+        </w:rPr>
+        <w:t xml:space="preserve"> el </w:t>
+      </w:r>
+      <w:proofErr w:type="gramStart"/>
+      <w:r>
+        <w:rPr>
+          <w:b/>
+          <w:bCs/>
+        </w:rPr>
+        <w:t>archivo .</w:t>
+      </w:r>
+      <w:proofErr w:type="spellStart"/>
+      <w:r>
+        <w:rPr>
+          <w:b/>
+          <w:bCs/>
+        </w:rPr>
+        <w:t>mntcheck</w:t>
+      </w:r>
+      <w:proofErr w:type="spellEnd"/>
+      <w:proofErr w:type="gramEnd"/>
+      <w:r>
+        <w:rPr>
+          <w:b/>
+          <w:bCs/>
+        </w:rPr>
+        <w:t>:</w:t>
       </w:r>
       <w:r>
         <w:t xml:space="preserve"> Asegúrate de que existan los archivos ocultos de control en el directorio raíz de imágenes:</w:t>
@@ -4926,19 +9440,113 @@
       </w:r>
     </w:p>
     <w:p>
-      <w:r>
-        <w:t>touch /images/.mntcheck</w:t>
-      </w:r>
-    </w:p>
-    <w:p>
-      <w:r>
-        <w:t>touch /images/dev/.mntcheck</w:t>
-      </w:r>
-    </w:p>
-    <w:p>
-      <w:r>
-        <w:t>chmod 777 /images/.mntcheck /images/dev/.mntcheck</w:t>
-      </w:r>
+      <w:proofErr w:type="spellStart"/>
+      <w:r>
+        <w:t>touch</w:t>
+      </w:r>
+      <w:proofErr w:type="spellEnd"/>
+      <w:r>
+        <w:t xml:space="preserve"> /</w:t>
+      </w:r>
+      <w:proofErr w:type="spellStart"/>
+      <w:r>
+        <w:t>images</w:t>
+      </w:r>
+      <w:proofErr w:type="spellEnd"/>
+      <w:proofErr w:type="gramStart"/>
+      <w:r>
+        <w:t>/.</w:t>
+      </w:r>
+      <w:proofErr w:type="spellStart"/>
+      <w:r>
+        <w:t>mntcheck</w:t>
+      </w:r>
+      <w:proofErr w:type="spellEnd"/>
+      <w:proofErr w:type="gramEnd"/>
+    </w:p>
+    <w:p>
+      <w:proofErr w:type="spellStart"/>
+      <w:r>
+        <w:t>touch</w:t>
+      </w:r>
+      <w:proofErr w:type="spellEnd"/>
+      <w:r>
+        <w:t xml:space="preserve"> /</w:t>
+      </w:r>
+      <w:proofErr w:type="spellStart"/>
+      <w:r>
+        <w:t>images</w:t>
+      </w:r>
+      <w:proofErr w:type="spellEnd"/>
+      <w:r>
+        <w:t>/</w:t>
+      </w:r>
+      <w:proofErr w:type="spellStart"/>
+      <w:r>
+        <w:t>dev</w:t>
+      </w:r>
+      <w:proofErr w:type="spellEnd"/>
+      <w:proofErr w:type="gramStart"/>
+      <w:r>
+        <w:t>/.</w:t>
+      </w:r>
+      <w:proofErr w:type="spellStart"/>
+      <w:r>
+        <w:t>mntcheck</w:t>
+      </w:r>
+      <w:proofErr w:type="spellEnd"/>
+      <w:proofErr w:type="gramEnd"/>
+    </w:p>
+    <w:p>
+      <w:proofErr w:type="spellStart"/>
+      <w:r>
+        <w:t>chmod</w:t>
+      </w:r>
+      <w:proofErr w:type="spellEnd"/>
+      <w:r>
+        <w:t xml:space="preserve"> 777 /</w:t>
+      </w:r>
+      <w:proofErr w:type="spellStart"/>
+      <w:r>
+        <w:t>images</w:t>
+      </w:r>
+      <w:proofErr w:type="spellEnd"/>
+      <w:proofErr w:type="gramStart"/>
+      <w:r>
+        <w:t>/.</w:t>
+      </w:r>
+      <w:proofErr w:type="spellStart"/>
+      <w:r>
+        <w:t>mntcheck</w:t>
+      </w:r>
+      <w:proofErr w:type="spellEnd"/>
+      <w:proofErr w:type="gramEnd"/>
+      <w:r>
+        <w:t xml:space="preserve"> /</w:t>
+      </w:r>
+      <w:proofErr w:type="spellStart"/>
+      <w:r>
+        <w:t>images</w:t>
+      </w:r>
+      <w:proofErr w:type="spellEnd"/>
+      <w:r>
+        <w:t>/</w:t>
+      </w:r>
+      <w:proofErr w:type="spellStart"/>
+      <w:r>
+        <w:t>dev</w:t>
+      </w:r>
+      <w:proofErr w:type="spellEnd"/>
+      <w:proofErr w:type="gramStart"/>
+      <w:r>
+        <w:t>/.</w:t>
+      </w:r>
+      <w:proofErr w:type="spellStart"/>
+      <w:r>
+        <w:t>mntcheck</w:t>
+      </w:r>
+      <w:proofErr w:type="spellEnd"/>
+      <w:proofErr w:type="gramEnd"/>
     </w:p>
     <w:p>
       <w:pPr>
@@ -4976,8 +9584,17 @@
           <w:b/>
           <w:bCs/>
         </w:rPr>
-        <w:t>FOG Settings</w:t>
-      </w:r>
+        <w:t xml:space="preserve">FOG </w:t>
+      </w:r>
+      <w:proofErr w:type="spellStart"/>
+      <w:r>
+        <w:rPr>
+          <w:b/>
+          <w:bCs/>
+        </w:rPr>
+        <w:t>Settings</w:t>
+      </w:r>
+      <w:proofErr w:type="spellEnd"/>
       <w:r>
         <w:t xml:space="preserve"> -&gt; </w:t>
       </w:r>
@@ -4986,8 +9603,17 @@
           <w:b/>
           <w:bCs/>
         </w:rPr>
-        <w:t>FOG Boot Settings</w:t>
-      </w:r>
+        <w:t xml:space="preserve">FOG Boot </w:t>
+      </w:r>
+      <w:proofErr w:type="spellStart"/>
+      <w:r>
+        <w:rPr>
+          <w:b/>
+          <w:bCs/>
+        </w:rPr>
+        <w:t>Settings</w:t>
+      </w:r>
+      <w:proofErr w:type="spellEnd"/>
       <w:r>
         <w:t>.</w:t>
       </w:r>
@@ -5021,7 +9647,23 @@
         </w:numPr>
       </w:pPr>
       <w:r>
-        <w:t>Añade (si no está): nvme_core.default_ps_max_latency_us=0 (esto ayuda mucho con discos NVMe que dan errores de lectura aleatorios en clonación).</w:t>
+        <w:t xml:space="preserve">Añade (si no está): </w:t>
+      </w:r>
+      <w:proofErr w:type="spellStart"/>
+      <w:r>
+        <w:t>nvme_core.default_ps_max_latency_us</w:t>
+      </w:r>
+      <w:proofErr w:type="spellEnd"/>
+      <w:r>
+        <w:t xml:space="preserve">=0 (esto ayuda mucho con discos </w:t>
+      </w:r>
+      <w:proofErr w:type="spellStart"/>
+      <w:r>
+        <w:t>NVMe</w:t>
+      </w:r>
+      <w:proofErr w:type="spellEnd"/>
+      <w:r>
+        <w:t xml:space="preserve"> que dan errores de lectura aleatorios en clonación).</w:t>
       </w:r>
     </w:p>
     <w:p>
@@ -5078,7 +9720,15 @@
         <w:t>sincronización del NFS</w:t>
       </w:r>
       <w:r>
-        <w:t xml:space="preserve"> o de la tarea de Multicast que se corrompió.</w:t>
+        <w:t xml:space="preserve"> o de la tarea de </w:t>
+      </w:r>
+      <w:proofErr w:type="spellStart"/>
+      <w:r>
+        <w:t>Multicast</w:t>
+      </w:r>
+      <w:proofErr w:type="spellEnd"/>
+      <w:r>
+        <w:t xml:space="preserve"> que se corrompió.</w:t>
       </w:r>
     </w:p>
     <w:p>
@@ -5090,7 +9740,15 @@
         <w:t>Mi consejo:</w:t>
       </w:r>
       <w:r>
-        <w:t xml:space="preserve"> Borra la tarea actual, reinicia el servicio FOGMulticastManager y vuelve a lanzar el despliegue. Si vuelve a fallar exactamente en el mismo punto con el mismo error, la imagen d1p3.img podría estar corrupta y deberías intentar capturarla de nuevo desde el equipo original.</w:t>
+        <w:t xml:space="preserve"> Borra la tarea actual, reinicia el servicio </w:t>
+      </w:r>
+      <w:proofErr w:type="spellStart"/>
+      <w:r>
+        <w:t>FOGMulticastManager</w:t>
+      </w:r>
+      <w:proofErr w:type="spellEnd"/>
+      <w:r>
+        <w:t xml:space="preserve"> y vuelve a lanzar el despliegue. Si vuelve a fallar exactamente en el mismo punto con el mismo error, la imagen d1p3.img podría estar corrupta y deberías intentar capturarla de nuevo desde el equipo original.</w:t>
       </w:r>
     </w:p>
     <w:p/>
@@ -5106,12 +9764,44 @@
           <w:b/>
           <w:bCs/>
         </w:rPr>
-        <w:t>El Problema: El archivo de particiones (d1.partitions)</w:t>
-      </w:r>
-    </w:p>
-    <w:p>
-      <w:r>
-        <w:t>Cuando FOG despliega una imagen, primero lee el archivo d1.partitions para saber qué tamaño debe tener cada partición en el disco de destino. Si ese archivo tiene una discrepancia mínima con el tamaño real de los archivos .img, el cliente PXE puede intentar montar una partición que "cree" que no existe o buscar el archivo en una ruta errónea.</w:t>
+        <w:t>El Problema: El archivo de particiones (d</w:t>
+      </w:r>
+      <w:proofErr w:type="gramStart"/>
+      <w:r>
+        <w:rPr>
+          <w:b/>
+          <w:bCs/>
+        </w:rPr>
+        <w:t>1.partitions</w:t>
+      </w:r>
+      <w:proofErr w:type="gramEnd"/>
+      <w:r>
+        <w:rPr>
+          <w:b/>
+          <w:bCs/>
+        </w:rPr>
+        <w:t>)</w:t>
+      </w:r>
+    </w:p>
+    <w:p>
+      <w:r>
+        <w:t>Cuando FOG despliega una imagen, primero lee el archivo d</w:t>
+      </w:r>
+      <w:proofErr w:type="gramStart"/>
+      <w:r>
+        <w:t>1.partitions</w:t>
+      </w:r>
+      <w:proofErr w:type="gramEnd"/>
+      <w:r>
+        <w:t xml:space="preserve"> para saber qué tamaño debe tener cada partición en el disco de destino. Si ese archivo tiene una discrepancia mínima con el tamaño real de los archivos .</w:t>
+      </w:r>
+      <w:proofErr w:type="spellStart"/>
+      <w:r>
+        <w:t>img</w:t>
+      </w:r>
+      <w:proofErr w:type="spellEnd"/>
+      <w:r>
+        <w:t>, el cliente PXE puede intentar montar una partición que "cree" que no existe o buscar el archivo en una ruta errónea.</w:t>
       </w:r>
     </w:p>
     <w:p>
@@ -5144,7 +9834,15 @@
         <w:t>Sincronización de NFS:</w:t>
       </w:r>
       <w:r>
-        <w:t xml:space="preserve"> El cliente PXE accede a /images a través del protocolo NFS. A veces, el servidor NFS "cachea" la lista de archivos y, si la imagen es reciente, el cliente no la ve. Ejecuta esto en el servidor FOG para refrescar las exportaciones:</w:t>
+        <w:t xml:space="preserve"> El cliente PXE accede a /</w:t>
+      </w:r>
+      <w:proofErr w:type="spellStart"/>
+      <w:r>
+        <w:t>images</w:t>
+      </w:r>
+      <w:proofErr w:type="spellEnd"/>
+      <w:r>
+        <w:t xml:space="preserve"> a través del protocolo NFS. A veces, el servidor NFS "cachea" la lista de archivos y, si la imagen es reciente, el cliente no la ve. Ejecuta esto en el servidor FOG para refrescar las exportaciones:</w:t>
       </w:r>
     </w:p>
     <w:p>
@@ -5154,8 +9852,21 @@
     </w:p>
     <w:p>
       <w:r>
-        <w:t>sudo exportfs -ra</w:t>
-      </w:r>
+        <w:t xml:space="preserve">sudo </w:t>
+      </w:r>
+      <w:proofErr w:type="spellStart"/>
+      <w:r>
+        <w:t>exportfs</w:t>
+      </w:r>
+      <w:proofErr w:type="spellEnd"/>
+      <w:r>
+        <w:t xml:space="preserve"> -</w:t>
+      </w:r>
+      <w:proofErr w:type="spellStart"/>
+      <w:r>
+        <w:t>ra</w:t>
+      </w:r>
+      <w:proofErr w:type="spellEnd"/>
     </w:p>
     <w:p>
       <w:pPr>
@@ -5181,9 +9892,19 @@
       </w:r>
     </w:p>
     <w:p>
-      <w:r>
-        <w:t>df -h /images</w:t>
-      </w:r>
+      <w:proofErr w:type="spellStart"/>
+      <w:r>
+        <w:t>df</w:t>
+      </w:r>
+      <w:proofErr w:type="spellEnd"/>
+      <w:r>
+        <w:t xml:space="preserve"> -h /</w:t>
+      </w:r>
+      <w:proofErr w:type="spellStart"/>
+      <w:r>
+        <w:t>images</w:t>
+      </w:r>
+      <w:proofErr w:type="spellEnd"/>
     </w:p>
     <w:p>
       <w:pPr>
@@ -5218,10 +9939,79 @@
           <w:b/>
           <w:bCs/>
         </w:rPr>
-        <w:t>sudo chmod -R 777 y chown</w:t>
-      </w:r>
-      <w:r>
-        <w:t xml:space="preserve">: Al pasar los archivos de fogproject:fogproject a fogproject:root y darles permisos totales, has eliminado cualquier bloqueo del sistema de archivos. El error No such file or directory que veías antes era, en realidad, un </w:t>
+        <w:t xml:space="preserve">sudo </w:t>
+      </w:r>
+      <w:proofErr w:type="spellStart"/>
+      <w:r>
+        <w:rPr>
+          <w:b/>
+          <w:bCs/>
+        </w:rPr>
+        <w:t>chmod</w:t>
+      </w:r>
+      <w:proofErr w:type="spellEnd"/>
+      <w:r>
+        <w:rPr>
+          <w:b/>
+          <w:bCs/>
+        </w:rPr>
+        <w:t xml:space="preserve"> -R 777 y </w:t>
+      </w:r>
+      <w:proofErr w:type="spellStart"/>
+      <w:r>
+        <w:rPr>
+          <w:b/>
+          <w:bCs/>
+        </w:rPr>
+        <w:t>chown</w:t>
+      </w:r>
+      <w:proofErr w:type="spellEnd"/>
+      <w:r>
+        <w:t xml:space="preserve">: Al pasar los archivos de </w:t>
+      </w:r>
+      <w:proofErr w:type="spellStart"/>
+      <w:proofErr w:type="gramStart"/>
+      <w:r>
+        <w:t>fogproject:fogproject</w:t>
+      </w:r>
+      <w:proofErr w:type="spellEnd"/>
+      <w:proofErr w:type="gramEnd"/>
+      <w:r>
+        <w:t xml:space="preserve"> a </w:t>
+      </w:r>
+      <w:proofErr w:type="spellStart"/>
+      <w:proofErr w:type="gramStart"/>
+      <w:r>
+        <w:t>fogproject:root</w:t>
+      </w:r>
+      <w:proofErr w:type="spellEnd"/>
+      <w:proofErr w:type="gramEnd"/>
+      <w:r>
+        <w:t xml:space="preserve"> y darles permisos totales, has eliminado cualquier bloqueo del sistema de archivos. El error No </w:t>
+      </w:r>
+      <w:proofErr w:type="spellStart"/>
+      <w:r>
+        <w:t>such</w:t>
+      </w:r>
+      <w:proofErr w:type="spellEnd"/>
+      <w:r>
+        <w:t xml:space="preserve"> file </w:t>
+      </w:r>
+      <w:proofErr w:type="spellStart"/>
+      <w:r>
+        <w:t>or</w:t>
+      </w:r>
+      <w:proofErr w:type="spellEnd"/>
+      <w:r>
+        <w:t xml:space="preserve"> </w:t>
+      </w:r>
+      <w:proofErr w:type="spellStart"/>
+      <w:r>
+        <w:t>directory</w:t>
+      </w:r>
+      <w:proofErr w:type="spellEnd"/>
+      <w:r>
+        <w:t xml:space="preserve"> que veías antes era, en realidad, un </w:t>
       </w:r>
       <w:r>
         <w:rPr>
@@ -5246,8 +10036,33 @@
           <w:b/>
           <w:bCs/>
         </w:rPr>
-        <w:t>sudo exportfs -ra</w:t>
-      </w:r>
+        <w:t xml:space="preserve">sudo </w:t>
+      </w:r>
+      <w:proofErr w:type="spellStart"/>
+      <w:r>
+        <w:rPr>
+          <w:b/>
+          <w:bCs/>
+        </w:rPr>
+        <w:t>exportfs</w:t>
+      </w:r>
+      <w:proofErr w:type="spellEnd"/>
+      <w:r>
+        <w:rPr>
+          <w:b/>
+          <w:bCs/>
+        </w:rPr>
+        <w:t xml:space="preserve"> -</w:t>
+      </w:r>
+      <w:proofErr w:type="spellStart"/>
+      <w:r>
+        <w:rPr>
+          <w:b/>
+          <w:bCs/>
+        </w:rPr>
+        <w:t>ra</w:t>
+      </w:r>
+      <w:proofErr w:type="spellEnd"/>
       <w:r>
         <w:t>: Este comando es vital. NFS (el protocolo que usa FOG para enviar los archivos de imagen) a veces se queda con una "foto" antigua de los archivos. Al forzar el refresco, el servidor NFS ha vuelto a publicar la carpeta con los nuevos permisos y archivos, permitiendo que los clientes los vean correctamente.</w:t>
       </w:r>
@@ -5294,18 +10109,45 @@
           <w:b/>
           <w:bCs/>
         </w:rPr>
-        <w:t>FOG Settings</w:t>
-      </w:r>
+        <w:t xml:space="preserve">FOG </w:t>
+      </w:r>
+      <w:proofErr w:type="spellStart"/>
+      <w:r>
+        <w:rPr>
+          <w:b/>
+          <w:bCs/>
+        </w:rPr>
+        <w:t>Settings</w:t>
+      </w:r>
+      <w:proofErr w:type="spellEnd"/>
       <w:r>
         <w:t xml:space="preserve"> -&gt; </w:t>
       </w:r>
-      <w:r>
-        <w:rPr>
-          <w:b/>
-          <w:bCs/>
-        </w:rPr>
-        <w:t>Multicast Settings</w:t>
-      </w:r>
+      <w:proofErr w:type="spellStart"/>
+      <w:r>
+        <w:rPr>
+          <w:b/>
+          <w:bCs/>
+        </w:rPr>
+        <w:t>Multicast</w:t>
+      </w:r>
+      <w:proofErr w:type="spellEnd"/>
+      <w:r>
+        <w:rPr>
+          <w:b/>
+          <w:bCs/>
+        </w:rPr>
+        <w:t xml:space="preserve"> </w:t>
+      </w:r>
+      <w:proofErr w:type="spellStart"/>
+      <w:r>
+        <w:rPr>
+          <w:b/>
+          <w:bCs/>
+        </w:rPr>
+        <w:t>Settings</w:t>
+      </w:r>
+      <w:proofErr w:type="spellEnd"/>
       <w:r>
         <w:t xml:space="preserve"> -&gt; </w:t>
       </w:r>
@@ -5332,7 +10174,15 @@
         <w:t>¿Qué hace realmente?</w:t>
       </w:r>
       <w:r>
-        <w:t>: Aunque su nombre sugiere "espera máxima al inicio", en la práctica es el tiempo que el binario udp-sender mantiene abierta la sesión antes de considerar que un cliente ha muerto o que la sesión ha fallado.</w:t>
+        <w:t xml:space="preserve">: Aunque su nombre sugiere "espera máxima al inicio", en la práctica es el tiempo que el binario </w:t>
+      </w:r>
+      <w:proofErr w:type="spellStart"/>
+      <w:r>
+        <w:t>udp-sender</w:t>
+      </w:r>
+      <w:proofErr w:type="spellEnd"/>
+      <w:r>
+        <w:t xml:space="preserve"> mantiene abierta la sesión antes de considerar que un cliente ha muerto o que la sesión ha fallado.</w:t>
       </w:r>
     </w:p>
     <w:p>
@@ -5448,25 +10298,107 @@
       <w:r>
         <w:t xml:space="preserve">Si no tocaste ese ajuste, lo que ocurrió fue un </w:t>
       </w:r>
-      <w:r>
-        <w:rPr>
-          <w:b/>
-          <w:bCs/>
-        </w:rPr>
-        <w:t>Timeout interno del binario udp-sender</w:t>
-      </w:r>
+      <w:proofErr w:type="spellStart"/>
+      <w:r>
+        <w:rPr>
+          <w:b/>
+          <w:bCs/>
+        </w:rPr>
+        <w:t>Timeout</w:t>
+      </w:r>
+      <w:proofErr w:type="spellEnd"/>
+      <w:r>
+        <w:rPr>
+          <w:b/>
+          <w:bCs/>
+        </w:rPr>
+        <w:t xml:space="preserve"> interno del binario </w:t>
+      </w:r>
+      <w:proofErr w:type="spellStart"/>
+      <w:r>
+        <w:rPr>
+          <w:b/>
+          <w:bCs/>
+        </w:rPr>
+        <w:t>udp-sender</w:t>
+      </w:r>
+      <w:proofErr w:type="spellEnd"/>
       <w:r>
         <w:t>.</w:t>
       </w:r>
     </w:p>
     <w:p>
       <w:r>
-        <w:t>FOG lanza el comando de multicast por debajo usando una línea de comandos similar a esta: udp-sender --file /images/... --mcast-data-address 233.254.7.5 --autostart 3 ...</w:t>
-      </w:r>
-    </w:p>
-    <w:p>
-      <w:r>
-        <w:t>Cuando el host que falló dejó de pedir paquetes (porque su Partclone se cerró con el error que vimos en la foto), el udp-sender del servidor tiene un mecanismo de "retirada":</w:t>
+        <w:t xml:space="preserve">FOG lanza el comando de </w:t>
+      </w:r>
+      <w:proofErr w:type="spellStart"/>
+      <w:r>
+        <w:t>multicast</w:t>
+      </w:r>
+      <w:proofErr w:type="spellEnd"/>
+      <w:r>
+        <w:t xml:space="preserve"> por debajo usando una línea de comandos similar a esta: </w:t>
+      </w:r>
+      <w:proofErr w:type="spellStart"/>
+      <w:r>
+        <w:t>udp-sender</w:t>
+      </w:r>
+      <w:proofErr w:type="spellEnd"/>
+      <w:r>
+        <w:t xml:space="preserve"> --file /</w:t>
+      </w:r>
+      <w:proofErr w:type="spellStart"/>
+      <w:r>
+        <w:t>images</w:t>
+      </w:r>
+      <w:proofErr w:type="spellEnd"/>
+      <w:r>
+        <w:t>/... --</w:t>
+      </w:r>
+      <w:proofErr w:type="spellStart"/>
+      <w:r>
+        <w:t>mcast</w:t>
+      </w:r>
+      <w:proofErr w:type="spellEnd"/>
+      <w:r>
+        <w:t>-data-</w:t>
+      </w:r>
+      <w:proofErr w:type="spellStart"/>
+      <w:r>
+        <w:t>address</w:t>
+      </w:r>
+      <w:proofErr w:type="spellEnd"/>
+      <w:r>
+        <w:t xml:space="preserve"> 233.254.7.5 --</w:t>
+      </w:r>
+      <w:proofErr w:type="spellStart"/>
+      <w:r>
+        <w:t>autostart</w:t>
+      </w:r>
+      <w:proofErr w:type="spellEnd"/>
+      <w:r>
+        <w:t xml:space="preserve"> 3 ...</w:t>
+      </w:r>
+    </w:p>
+    <w:p>
+      <w:r>
+        <w:t xml:space="preserve">Cuando el host que falló dejó de pedir paquetes (porque su </w:t>
+      </w:r>
+      <w:proofErr w:type="spellStart"/>
+      <w:r>
+        <w:t>Partclone</w:t>
+      </w:r>
+      <w:proofErr w:type="spellEnd"/>
+      <w:r>
+        <w:t xml:space="preserve"> se cerró con el error que vimos en la foto), el </w:t>
+      </w:r>
+      <w:proofErr w:type="spellStart"/>
+      <w:r>
+        <w:t>udp-sender</w:t>
+      </w:r>
+      <w:proofErr w:type="spellEnd"/>
+      <w:r>
+        <w:t xml:space="preserve"> del servidor tiene un mecanismo de "retirada":</w:t>
       </w:r>
     </w:p>
     <w:p>
@@ -5636,7 +10568,23 @@
           <w:b/>
           <w:bCs/>
         </w:rPr>
-        <w:t>Host Primary Disk</w:t>
+        <w:t xml:space="preserve">Host </w:t>
+      </w:r>
+      <w:proofErr w:type="spellStart"/>
+      <w:r>
+        <w:rPr>
+          <w:b/>
+          <w:bCs/>
+        </w:rPr>
+        <w:t>Primary</w:t>
+      </w:r>
+      <w:proofErr w:type="spellEnd"/>
+      <w:r>
+        <w:rPr>
+          <w:b/>
+          <w:bCs/>
+        </w:rPr>
+        <w:t xml:space="preserve"> Disk</w:t>
       </w:r>
       <w:r>
         <w:t>”. Ahí debes indicar la unidad de almacenamiento que sea la principal</w:t>
@@ -5750,19 +10698,37 @@
         <w:t xml:space="preserve">Seleccionamos el host: </w:t>
       </w:r>
       <w:r>
-        <w:t xml:space="preserve">Basic Tasks </w:t>
+        <w:t xml:space="preserve">Basic </w:t>
+      </w:r>
+      <w:proofErr w:type="spellStart"/>
+      <w:r>
+        <w:t>Tasks</w:t>
+      </w:r>
+      <w:proofErr w:type="spellEnd"/>
+      <w:r>
+        <w:t xml:space="preserve"> </w:t>
       </w:r>
       <w:r>
         <w:sym w:font="Wingdings" w:char="F0E0"/>
       </w:r>
-      <w:r>
-        <w:t xml:space="preserve">Advanced </w:t>
+      <w:proofErr w:type="spellStart"/>
+      <w:r>
+        <w:t>Advanced</w:t>
+      </w:r>
+      <w:proofErr w:type="spellEnd"/>
+      <w:r>
+        <w:t xml:space="preserve"> </w:t>
       </w:r>
       <w:r>
         <w:sym w:font="Wingdings" w:char="F0E0"/>
       </w:r>
-      <w:r>
-        <w:t>Debug. Activamos la tarea y encendemos el host.</w:t>
+      <w:proofErr w:type="spellStart"/>
+      <w:r>
+        <w:t>Debug</w:t>
+      </w:r>
+      <w:proofErr w:type="spellEnd"/>
+      <w:r>
+        <w:t>. Activamos la tarea y encendemos el host.</w:t>
       </w:r>
     </w:p>
     <w:p>
@@ -5883,6 +10849,7 @@
       <w:r>
         <w:t>podremos usar la terminal. En nuestro caso, para identificar las unidades, usaremos “</w:t>
       </w:r>
+      <w:proofErr w:type="spellStart"/>
       <w:r>
         <w:rPr>
           <w:b/>
@@ -5890,6 +10857,7 @@
         </w:rPr>
         <w:t>lsblk</w:t>
       </w:r>
+      <w:proofErr w:type="spellEnd"/>
       <w:r>
         <w:t>”. Una vez identificadas, podremos indicarlas en el parámetro “</w:t>
       </w:r>
@@ -5898,7 +10866,23 @@
           <w:b/>
           <w:bCs/>
         </w:rPr>
-        <w:t>Host Primary Disk</w:t>
+        <w:t xml:space="preserve">Host </w:t>
+      </w:r>
+      <w:proofErr w:type="spellStart"/>
+      <w:r>
+        <w:rPr>
+          <w:b/>
+          <w:bCs/>
+        </w:rPr>
+        <w:t>Primary</w:t>
+      </w:r>
+      <w:proofErr w:type="spellEnd"/>
+      <w:r>
+        <w:rPr>
+          <w:b/>
+          <w:bCs/>
+        </w:rPr>
+        <w:t xml:space="preserve"> Disk</w:t>
       </w:r>
       <w:r>
         <w:t>” que vimos antes.</w:t>
@@ -5960,24 +10944,60 @@
           <w:bCs/>
           <w:color w:val="EE0000"/>
         </w:rPr>
-        <w:t>VIDEO: Host Primary Disk.mp4</w:t>
-      </w:r>
-    </w:p>
-    <w:p>
-      <w:pPr>
+        <w:t xml:space="preserve">VIDEO: Host </w:t>
+      </w:r>
+      <w:proofErr w:type="spellStart"/>
+      <w:r>
         <w:rPr>
           <w:b/>
           <w:bCs/>
           <w:color w:val="EE0000"/>
         </w:rPr>
-      </w:pPr>
+        <w:t>Primary</w:t>
+      </w:r>
+      <w:proofErr w:type="spellEnd"/>
       <w:r>
         <w:rPr>
           <w:b/>
           <w:bCs/>
           <w:color w:val="EE0000"/>
         </w:rPr>
-        <w:t>VIDEO: Host Primary Disk -2.mp4</w:t>
+        <w:t xml:space="preserve"> Disk.mp4</w:t>
+      </w:r>
+    </w:p>
+    <w:p>
+      <w:pPr>
+        <w:rPr>
+          <w:b/>
+          <w:bCs/>
+          <w:color w:val="EE0000"/>
+        </w:rPr>
+      </w:pPr>
+      <w:r>
+        <w:rPr>
+          <w:b/>
+          <w:bCs/>
+          <w:color w:val="EE0000"/>
+        </w:rPr>
+        <w:t xml:space="preserve">VIDEO: Host </w:t>
+      </w:r>
+      <w:proofErr w:type="spellStart"/>
+      <w:r>
+        <w:rPr>
+          <w:b/>
+          <w:bCs/>
+          <w:color w:val="EE0000"/>
+        </w:rPr>
+        <w:t>Primary</w:t>
+      </w:r>
+      <w:proofErr w:type="spellEnd"/>
+      <w:r>
+        <w:rPr>
+          <w:b/>
+          <w:bCs/>
+          <w:color w:val="EE0000"/>
+        </w:rPr>
+        <w:t xml:space="preserve"> Disk -2.mp4</w:t>
       </w:r>
     </w:p>
     <w:p/>

--- a/Documentacion/05_Despliegue de imagenes.docx
+++ b/Documentacion/05_Despliegue de imagenes.docx
@@ -969,15 +969,7 @@
       </w:r>
       <w:proofErr w:type="spellEnd"/>
       <w:r>
-        <w:t xml:space="preserve"> </w:t>
-      </w:r>
-      <w:proofErr w:type="spellStart"/>
-      <w:r>
-        <w:t>to</w:t>
-      </w:r>
-      <w:proofErr w:type="spellEnd"/>
-      <w:r>
-        <w:t xml:space="preserve"> </w:t>
+        <w:t xml:space="preserve"> to </w:t>
       </w:r>
       <w:proofErr w:type="spellStart"/>
       <w:r>
@@ -7448,7 +7440,48 @@
         <w:t xml:space="preserve"> de los alumnos.</w:t>
       </w:r>
     </w:p>
-    <w:p/>
+    <w:p>
+      <w:r>
+        <w:t xml:space="preserve">Usa: </w:t>
+      </w:r>
+      <w:r>
+        <w:t xml:space="preserve">sudo </w:t>
+      </w:r>
+      <w:proofErr w:type="spellStart"/>
+      <w:r>
+        <w:t>tcpdump</w:t>
+      </w:r>
+      <w:proofErr w:type="spellEnd"/>
+      <w:r>
+        <w:t xml:space="preserve"> -i eth207 -n host 10.2.7.5 and </w:t>
+      </w:r>
+      <w:proofErr w:type="spellStart"/>
+      <w:r>
+        <w:t>udp</w:t>
+      </w:r>
+      <w:proofErr w:type="spellEnd"/>
+      <w:r>
+        <w:t xml:space="preserve"> -</w:t>
+      </w:r>
+      <w:proofErr w:type="spellStart"/>
+      <w:r>
+        <w:t>vv</w:t>
+      </w:r>
+      <w:proofErr w:type="spellEnd"/>
+    </w:p>
+    <w:p>
+      <w:r>
+        <w:t xml:space="preserve">Para ver el </w:t>
+      </w:r>
+      <w:proofErr w:type="spellStart"/>
+      <w:r>
+        <w:t>ttl</w:t>
+      </w:r>
+      <w:proofErr w:type="spellEnd"/>
+      <w:r>
+        <w:t xml:space="preserve"> que manda FOG.</w:t>
+      </w:r>
+    </w:p>
     <w:p>
       <w:pPr>
         <w:rPr>
@@ -7694,36 +7727,30 @@
       </w:r>
     </w:p>
     <w:p>
-      <w:pPr>
+      <w:r>
         <w:rPr>
           <w:b/>
           <w:bCs/>
           <w:color w:val="EE0000"/>
         </w:rPr>
-      </w:pPr>
-      <w:r>
-        <w:rPr>
-          <w:b/>
-          <w:bCs/>
-          <w:color w:val="EE0000"/>
-        </w:rPr>
-        <w:t xml:space="preserve">NOTA: Check </w:t>
-      </w:r>
-      <w:proofErr w:type="spellStart"/>
-      <w:r>
-        <w:rPr>
-          <w:b/>
-          <w:bCs/>
-          <w:color w:val="EE0000"/>
-        </w:rPr>
-        <w:t>your</w:t>
-      </w:r>
-      <w:proofErr w:type="spellEnd"/>
-      <w:r>
-        <w:rPr>
-          <w:b/>
-          <w:bCs/>
-          <w:color w:val="EE0000"/>
+        <w:t xml:space="preserve">NOTA: </w:t>
+      </w:r>
+      <w:r>
+        <w:t xml:space="preserve">Verifica el estado de tus interfaces con el comando </w:t>
+      </w:r>
+      <w:proofErr w:type="spellStart"/>
+      <w:r>
+        <w:rPr>
+          <w:b/>
+          <w:bCs/>
+        </w:rPr>
+        <w:t>ip</w:t>
+      </w:r>
+      <w:proofErr w:type="spellEnd"/>
+      <w:r>
+        <w:rPr>
+          <w:b/>
+          <w:bCs/>
         </w:rPr>
         <w:t xml:space="preserve"> </w:t>
       </w:r>
@@ -7732,16 +7759,14 @@
         <w:rPr>
           <w:b/>
           <w:bCs/>
-          <w:color w:val="EE0000"/>
-        </w:rPr>
-        <w:t>interface</w:t>
+        </w:rPr>
+        <w:t>link</w:t>
       </w:r>
       <w:proofErr w:type="gramEnd"/>
       <w:r>
         <w:rPr>
           <w:b/>
           <w:bCs/>
-          <w:color w:val="EE0000"/>
         </w:rPr>
         <w:t xml:space="preserve"> </w:t>
       </w:r>
@@ -7750,244 +7775,32 @@
         <w:rPr>
           <w:b/>
           <w:bCs/>
-          <w:color w:val="EE0000"/>
-        </w:rPr>
-        <w:t>status</w:t>
+        </w:rPr>
+        <w:t>show</w:t>
       </w:r>
       <w:proofErr w:type="gramEnd"/>
       <w:r>
-        <w:rPr>
-          <w:b/>
-          <w:bCs/>
-          <w:color w:val="EE0000"/>
-        </w:rPr>
-        <w:t xml:space="preserve">: </w:t>
-      </w:r>
-      <w:proofErr w:type="spellStart"/>
-      <w:r>
-        <w:rPr>
-          <w:b/>
-          <w:bCs/>
-          <w:color w:val="EE0000"/>
-        </w:rPr>
-        <w:t>ip</w:t>
-      </w:r>
-      <w:proofErr w:type="spellEnd"/>
-      <w:r>
-        <w:rPr>
-          <w:b/>
-          <w:bCs/>
-          <w:color w:val="EE0000"/>
-        </w:rPr>
+        <w:t xml:space="preserve">. Si no visualizas el </w:t>
+      </w:r>
+      <w:proofErr w:type="spellStart"/>
+      <w:r>
+        <w:t>flag</w:t>
+      </w:r>
+      <w:proofErr w:type="spellEnd"/>
+      <w:r>
         <w:t xml:space="preserve"> </w:t>
       </w:r>
-      <w:proofErr w:type="gramStart"/>
-      <w:r>
-        <w:rPr>
-          <w:b/>
-          <w:bCs/>
-          <w:color w:val="EE0000"/>
-        </w:rPr>
-        <w:t>link</w:t>
-      </w:r>
-      <w:proofErr w:type="gramEnd"/>
-      <w:r>
-        <w:rPr>
-          <w:b/>
-          <w:bCs/>
-          <w:color w:val="EE0000"/>
-        </w:rPr>
-        <w:t xml:space="preserve"> </w:t>
-      </w:r>
-      <w:proofErr w:type="gramStart"/>
-      <w:r>
-        <w:rPr>
-          <w:b/>
-          <w:bCs/>
-          <w:color w:val="EE0000"/>
-        </w:rPr>
-        <w:t>show</w:t>
-      </w:r>
-      <w:proofErr w:type="gramEnd"/>
-    </w:p>
-    <w:p>
-      <w:pPr>
-        <w:rPr>
-          <w:b/>
-          <w:bCs/>
-        </w:rPr>
-      </w:pPr>
-      <w:proofErr w:type="spellStart"/>
-      <w:r>
-        <w:t>If</w:t>
-      </w:r>
-      <w:proofErr w:type="spellEnd"/>
-      <w:r>
-        <w:t xml:space="preserve"> </w:t>
-      </w:r>
-      <w:proofErr w:type="spellStart"/>
-      <w:r>
-        <w:t>you</w:t>
-      </w:r>
-      <w:proofErr w:type="spellEnd"/>
-      <w:r>
-        <w:t xml:space="preserve"> </w:t>
-      </w:r>
-      <w:proofErr w:type="spellStart"/>
-      <w:r>
-        <w:t>don't</w:t>
-      </w:r>
-      <w:proofErr w:type="spellEnd"/>
-      <w:r>
-        <w:t xml:space="preserve"> </w:t>
-      </w:r>
-      <w:proofErr w:type="spellStart"/>
-      <w:r>
-        <w:t>see</w:t>
-      </w:r>
-      <w:proofErr w:type="spellEnd"/>
-      <w:r>
-        <w:t xml:space="preserve"> MULTICAST in </w:t>
-      </w:r>
-      <w:proofErr w:type="spellStart"/>
-      <w:r>
-        <w:t>the</w:t>
-      </w:r>
-      <w:proofErr w:type="spellEnd"/>
-      <w:r>
-        <w:t xml:space="preserve"> </w:t>
-      </w:r>
-      <w:proofErr w:type="spellStart"/>
-      <w:r>
-        <w:t>flags</w:t>
-      </w:r>
-      <w:proofErr w:type="spellEnd"/>
-      <w:r>
-        <w:t xml:space="preserve">, </w:t>
-      </w:r>
-      <w:proofErr w:type="spellStart"/>
-      <w:r>
-        <w:t>enable</w:t>
-      </w:r>
-      <w:proofErr w:type="spellEnd"/>
-      <w:r>
-        <w:t xml:space="preserve"> </w:t>
-      </w:r>
-      <w:proofErr w:type="spellStart"/>
-      <w:r>
-        <w:t>it</w:t>
-      </w:r>
-      <w:proofErr w:type="spellEnd"/>
-      <w:r>
-        <w:t xml:space="preserve">: </w:t>
-      </w:r>
-      <w:r>
-        <w:rPr>
-          <w:b/>
-          <w:bCs/>
-        </w:rPr>
-        <w:t xml:space="preserve">sudo </w:t>
-      </w:r>
-      <w:proofErr w:type="spellStart"/>
-      <w:r>
-        <w:rPr>
-          <w:b/>
-          <w:bCs/>
-        </w:rPr>
-        <w:t>ip</w:t>
-      </w:r>
-      <w:proofErr w:type="spellEnd"/>
-      <w:r>
-        <w:rPr>
-          <w:b/>
-          <w:bCs/>
-        </w:rPr>
-        <w:t xml:space="preserve"> </w:t>
-      </w:r>
-      <w:proofErr w:type="gramStart"/>
-      <w:r>
-        <w:rPr>
-          <w:b/>
-          <w:bCs/>
-        </w:rPr>
-        <w:t>link</w:t>
-      </w:r>
-      <w:proofErr w:type="gramEnd"/>
-      <w:r>
-        <w:rPr>
-          <w:b/>
-          <w:bCs/>
-        </w:rPr>
-        <w:t xml:space="preserve"> set </w:t>
-      </w:r>
-      <w:proofErr w:type="spellStart"/>
-      <w:r>
-        <w:rPr>
-          <w:b/>
-          <w:bCs/>
-        </w:rPr>
-        <w:t>dev</w:t>
-      </w:r>
-      <w:proofErr w:type="spellEnd"/>
-      <w:r>
-        <w:rPr>
-          <w:b/>
-          <w:bCs/>
-        </w:rPr>
-        <w:t xml:space="preserve"> &lt;</w:t>
-      </w:r>
-      <w:proofErr w:type="spellStart"/>
-      <w:proofErr w:type="gramStart"/>
-      <w:r>
-        <w:rPr>
-          <w:b/>
-          <w:bCs/>
-        </w:rPr>
-        <w:t>interface</w:t>
-      </w:r>
-      <w:proofErr w:type="gramEnd"/>
-      <w:r>
-        <w:rPr>
-          <w:b/>
-          <w:bCs/>
-        </w:rPr>
-        <w:t>_name</w:t>
-      </w:r>
-      <w:proofErr w:type="spellEnd"/>
-      <w:r>
-        <w:rPr>
-          <w:b/>
-          <w:bCs/>
-        </w:rPr>
-        <w:t xml:space="preserve">&gt; </w:t>
-      </w:r>
-      <w:proofErr w:type="spellStart"/>
-      <w:r>
-        <w:rPr>
-          <w:b/>
-          <w:bCs/>
-        </w:rPr>
-        <w:t>multicast</w:t>
-      </w:r>
-      <w:proofErr w:type="spellEnd"/>
-      <w:r>
-        <w:rPr>
-          <w:b/>
-          <w:bCs/>
-        </w:rPr>
-        <w:t xml:space="preserve"> </w:t>
-      </w:r>
-      <w:proofErr w:type="spellStart"/>
-      <w:r>
-        <w:rPr>
-          <w:b/>
-          <w:bCs/>
-        </w:rPr>
-        <w:t>on</w:t>
-      </w:r>
-      <w:proofErr w:type="spellEnd"/>
-    </w:p>
-    <w:p/>
+      <w:r>
+        <w:rPr>
+          <w:b/>
+          <w:bCs/>
+        </w:rPr>
+        <w:t>MULTICAST</w:t>
+      </w:r>
+      <w:r>
+        <w:t xml:space="preserve"> en las etiquetas de la interfaz, actívalo manualmente ejecutando: </w:t>
+      </w:r>
+    </w:p>
     <w:p>
       <w:pPr>
         <w:sectPr>
@@ -7997,6 +7810,54 @@
           <w:docGrid w:linePitch="360"/>
         </w:sectPr>
       </w:pPr>
+      <w:r>
+        <w:t xml:space="preserve">sudo </w:t>
+      </w:r>
+      <w:proofErr w:type="spellStart"/>
+      <w:r>
+        <w:t>ip</w:t>
+      </w:r>
+      <w:proofErr w:type="spellEnd"/>
+      <w:r>
+        <w:t xml:space="preserve"> </w:t>
+      </w:r>
+      <w:proofErr w:type="gramStart"/>
+      <w:r>
+        <w:t>link</w:t>
+      </w:r>
+      <w:proofErr w:type="gramEnd"/>
+      <w:r>
+        <w:t xml:space="preserve"> set </w:t>
+      </w:r>
+      <w:proofErr w:type="spellStart"/>
+      <w:r>
+        <w:t>dev</w:t>
+      </w:r>
+      <w:proofErr w:type="spellEnd"/>
+      <w:r>
+        <w:t xml:space="preserve"> &lt;</w:t>
+      </w:r>
+      <w:proofErr w:type="spellStart"/>
+      <w:r>
+        <w:t>nombre_interfaz</w:t>
+      </w:r>
+      <w:proofErr w:type="spellEnd"/>
+      <w:r>
+        <w:t xml:space="preserve">&gt; </w:t>
+      </w:r>
+      <w:proofErr w:type="spellStart"/>
+      <w:r>
+        <w:t>multicast</w:t>
+      </w:r>
+      <w:proofErr w:type="spellEnd"/>
+      <w:r>
+        <w:t xml:space="preserve"> </w:t>
+      </w:r>
+      <w:proofErr w:type="spellStart"/>
+      <w:r>
+        <w:t>on</w:t>
+      </w:r>
+      <w:proofErr w:type="spellEnd"/>
     </w:p>
     <w:p>
       <w:pPr>
@@ -15183,7 +15044,6 @@
   <w:style w:type="character" w:default="1" w:styleId="Fuentedeprrafopredeter">
     <w:name w:val="Default Paragraph Font"/>
     <w:uiPriority w:val="1"/>
-    <w:semiHidden/>
     <w:unhideWhenUsed/>
   </w:style>
   <w:style w:type="table" w:default="1" w:styleId="Tablanormal">

--- a/Documentacion/05_Despliegue de imagenes.docx
+++ b/Documentacion/05_Despliegue de imagenes.docx
@@ -10862,6 +10862,3191 @@
       </w:r>
     </w:p>
     <w:p/>
+    <w:p>
+      <w:pPr>
+        <w:sectPr>
+          <w:pgSz w:w="12240" w:h="15840"/>
+          <w:pgMar w:top="1440" w:right="1440" w:bottom="1440" w:left="1440" w:header="708" w:footer="708" w:gutter="0"/>
+          <w:cols w:space="708"/>
+          <w:docGrid w:linePitch="360"/>
+        </w:sectPr>
+      </w:pPr>
+    </w:p>
+    <w:p/>
+    <w:p>
+      <w:r>
+        <w:t xml:space="preserve">Configurar </w:t>
+      </w:r>
+      <w:proofErr w:type="spellStart"/>
+      <w:r>
+        <w:t>igmpproxy</w:t>
+      </w:r>
+      <w:proofErr w:type="spellEnd"/>
+      <w:r>
+        <w:t xml:space="preserve"> es la evolución lógica para tu escenario. A diferencia de </w:t>
+      </w:r>
+      <w:proofErr w:type="spellStart"/>
+      <w:r>
+        <w:t>smcroute</w:t>
+      </w:r>
+      <w:proofErr w:type="spellEnd"/>
+      <w:r>
+        <w:t xml:space="preserve">, que es como un "puente fijo", </w:t>
+      </w:r>
+      <w:proofErr w:type="spellStart"/>
+      <w:r>
+        <w:t>igmpproxy</w:t>
+      </w:r>
+      <w:proofErr w:type="spellEnd"/>
+      <w:r>
+        <w:t xml:space="preserve"> es un </w:t>
+      </w:r>
+      <w:r>
+        <w:rPr>
+          <w:b/>
+          <w:bCs/>
+        </w:rPr>
+        <w:t>gestor dinámico</w:t>
+      </w:r>
+      <w:r>
+        <w:t>: escucha las peticiones de los clientes y abre el camino solo cuando es necesario.</w:t>
+      </w:r>
+    </w:p>
+    <w:p>
+      <w:r>
+        <w:t xml:space="preserve">Aquí tienes los pasos para implementarlo en tu contenedor </w:t>
+      </w:r>
+      <w:r>
+        <w:rPr>
+          <w:b/>
+          <w:bCs/>
+        </w:rPr>
+        <w:t>R1-ubuntu</w:t>
+      </w:r>
+      <w:r>
+        <w:t>:</w:t>
+      </w:r>
+    </w:p>
+    <w:p>
+      <w:pPr>
+        <w:rPr>
+          <w:b/>
+          <w:bCs/>
+        </w:rPr>
+      </w:pPr>
+      <w:r>
+        <w:rPr>
+          <w:b/>
+          <w:bCs/>
+        </w:rPr>
+        <w:t>1. Preparación</w:t>
+      </w:r>
+    </w:p>
+    <w:p>
+      <w:r>
+        <w:t xml:space="preserve">Antes de empezar, debes detener y deshabilitar </w:t>
+      </w:r>
+      <w:proofErr w:type="spellStart"/>
+      <w:r>
+        <w:t>smcroute</w:t>
+      </w:r>
+      <w:proofErr w:type="spellEnd"/>
+      <w:r>
+        <w:t xml:space="preserve"> para que no haya conflictos, ya que ambos intentarán gestionar las rutas </w:t>
+      </w:r>
+      <w:proofErr w:type="spellStart"/>
+      <w:r>
+        <w:t>multicast</w:t>
+      </w:r>
+      <w:proofErr w:type="spellEnd"/>
+      <w:r>
+        <w:t xml:space="preserve"> del </w:t>
+      </w:r>
+      <w:proofErr w:type="spellStart"/>
+      <w:r>
+        <w:t>kernel</w:t>
+      </w:r>
+      <w:proofErr w:type="spellEnd"/>
+      <w:r>
+        <w:t>.</w:t>
+      </w:r>
+    </w:p>
+    <w:p>
+      <w:r>
+        <w:t>Bash</w:t>
+      </w:r>
+    </w:p>
+    <w:p>
+      <w:r>
+        <w:t xml:space="preserve">sudo </w:t>
+      </w:r>
+      <w:proofErr w:type="spellStart"/>
+      <w:r>
+        <w:t>systemctl</w:t>
+      </w:r>
+      <w:proofErr w:type="spellEnd"/>
+      <w:r>
+        <w:t xml:space="preserve"> stop </w:t>
+      </w:r>
+      <w:proofErr w:type="spellStart"/>
+      <w:r>
+        <w:t>smcroute</w:t>
+      </w:r>
+      <w:proofErr w:type="spellEnd"/>
+    </w:p>
+    <w:p>
+      <w:r>
+        <w:t xml:space="preserve">sudo </w:t>
+      </w:r>
+      <w:proofErr w:type="spellStart"/>
+      <w:r>
+        <w:t>systemctl</w:t>
+      </w:r>
+      <w:proofErr w:type="spellEnd"/>
+      <w:r>
+        <w:t xml:space="preserve"> </w:t>
+      </w:r>
+      <w:proofErr w:type="spellStart"/>
+      <w:r>
+        <w:t>disable</w:t>
+      </w:r>
+      <w:proofErr w:type="spellEnd"/>
+      <w:r>
+        <w:t xml:space="preserve"> </w:t>
+      </w:r>
+      <w:proofErr w:type="spellStart"/>
+      <w:r>
+        <w:t>smcroute</w:t>
+      </w:r>
+      <w:proofErr w:type="spellEnd"/>
+    </w:p>
+    <w:p>
+      <w:pPr>
+        <w:rPr>
+          <w:b/>
+          <w:bCs/>
+        </w:rPr>
+      </w:pPr>
+      <w:r>
+        <w:rPr>
+          <w:b/>
+          <w:bCs/>
+        </w:rPr>
+        <w:t>2. Instalación</w:t>
+      </w:r>
+    </w:p>
+    <w:p>
+      <w:r>
+        <w:t>Instala el paquete oficial:</w:t>
+      </w:r>
+    </w:p>
+    <w:p>
+      <w:r>
+        <w:t>Bash</w:t>
+      </w:r>
+    </w:p>
+    <w:p>
+      <w:r>
+        <w:t xml:space="preserve">sudo </w:t>
+      </w:r>
+      <w:proofErr w:type="spellStart"/>
+      <w:r>
+        <w:t>apt</w:t>
+      </w:r>
+      <w:proofErr w:type="spellEnd"/>
+      <w:r>
+        <w:t xml:space="preserve"> </w:t>
+      </w:r>
+      <w:proofErr w:type="spellStart"/>
+      <w:r>
+        <w:t>update</w:t>
+      </w:r>
+      <w:proofErr w:type="spellEnd"/>
+      <w:r>
+        <w:t xml:space="preserve"> &amp;&amp; sudo </w:t>
+      </w:r>
+      <w:proofErr w:type="spellStart"/>
+      <w:r>
+        <w:t>apt</w:t>
+      </w:r>
+      <w:proofErr w:type="spellEnd"/>
+      <w:r>
+        <w:t xml:space="preserve"> </w:t>
+      </w:r>
+      <w:proofErr w:type="spellStart"/>
+      <w:r>
+        <w:t>install</w:t>
+      </w:r>
+      <w:proofErr w:type="spellEnd"/>
+      <w:r>
+        <w:t xml:space="preserve"> -y </w:t>
+      </w:r>
+      <w:proofErr w:type="spellStart"/>
+      <w:r>
+        <w:t>igmpproxy</w:t>
+      </w:r>
+      <w:proofErr w:type="spellEnd"/>
+    </w:p>
+    <w:p>
+      <w:pPr>
+        <w:rPr>
+          <w:b/>
+          <w:bCs/>
+        </w:rPr>
+      </w:pPr>
+      <w:r>
+        <w:rPr>
+          <w:b/>
+          <w:bCs/>
+        </w:rPr>
+        <w:t>3. Configuración del archivo /</w:t>
+      </w:r>
+      <w:proofErr w:type="spellStart"/>
+      <w:r>
+        <w:rPr>
+          <w:b/>
+          <w:bCs/>
+        </w:rPr>
+        <w:t>etc</w:t>
+      </w:r>
+      <w:proofErr w:type="spellEnd"/>
+      <w:r>
+        <w:rPr>
+          <w:b/>
+          <w:bCs/>
+        </w:rPr>
+        <w:t>/</w:t>
+      </w:r>
+      <w:proofErr w:type="spellStart"/>
+      <w:r>
+        <w:rPr>
+          <w:b/>
+          <w:bCs/>
+        </w:rPr>
+        <w:t>igmpproxy.conf</w:t>
+      </w:r>
+      <w:proofErr w:type="spellEnd"/>
+    </w:p>
+    <w:p>
+      <w:r>
+        <w:t xml:space="preserve">Este es el corazón del servicio. Debes definir cuál es la interfaz </w:t>
+      </w:r>
+      <w:r>
+        <w:rPr>
+          <w:b/>
+          <w:bCs/>
+        </w:rPr>
+        <w:t>"</w:t>
+      </w:r>
+      <w:proofErr w:type="spellStart"/>
+      <w:r>
+        <w:rPr>
+          <w:b/>
+          <w:bCs/>
+        </w:rPr>
+        <w:t>Upstream</w:t>
+      </w:r>
+      <w:proofErr w:type="spellEnd"/>
+      <w:r>
+        <w:rPr>
+          <w:b/>
+          <w:bCs/>
+        </w:rPr>
+        <w:t>"</w:t>
+      </w:r>
+      <w:r>
+        <w:t xml:space="preserve"> (la que mira al servidor FOG) y cuáles son las </w:t>
+      </w:r>
+      <w:r>
+        <w:rPr>
+          <w:b/>
+          <w:bCs/>
+        </w:rPr>
+        <w:t>"</w:t>
+      </w:r>
+      <w:proofErr w:type="spellStart"/>
+      <w:r>
+        <w:rPr>
+          <w:b/>
+          <w:bCs/>
+        </w:rPr>
+        <w:t>Downstream</w:t>
+      </w:r>
+      <w:proofErr w:type="spellEnd"/>
+      <w:r>
+        <w:rPr>
+          <w:b/>
+          <w:bCs/>
+        </w:rPr>
+        <w:t>"</w:t>
+      </w:r>
+      <w:r>
+        <w:t xml:space="preserve"> (las que miran a los laboratorios).</w:t>
+      </w:r>
+    </w:p>
+    <w:p>
+      <w:r>
+        <w:t>Edita el archivo: sudo nano /</w:t>
+      </w:r>
+      <w:proofErr w:type="spellStart"/>
+      <w:r>
+        <w:t>etc</w:t>
+      </w:r>
+      <w:proofErr w:type="spellEnd"/>
+      <w:r>
+        <w:t>/</w:t>
+      </w:r>
+      <w:proofErr w:type="spellStart"/>
+      <w:r>
+        <w:t>igmpproxy.conf</w:t>
+      </w:r>
+      <w:proofErr w:type="spellEnd"/>
+    </w:p>
+    <w:p>
+      <w:r>
+        <w:t>Borra el contenido de ejemplo y adáptalo así (usando tus interfaces):</w:t>
+      </w:r>
+    </w:p>
+    <w:p/>
+    <w:p>
+      <w:r>
+        <w:t>##------------------------------------------------------</w:t>
+      </w:r>
+    </w:p>
+    <w:p>
+      <w:r>
+        <w:t xml:space="preserve">## Configuración para R1-ubuntu (FOG </w:t>
+      </w:r>
+      <w:proofErr w:type="spellStart"/>
+      <w:r>
+        <w:t>Multicast</w:t>
+      </w:r>
+      <w:proofErr w:type="spellEnd"/>
+      <w:r>
+        <w:t>)</w:t>
+      </w:r>
+    </w:p>
+    <w:p>
+      <w:r>
+        <w:t>##------------------------------------------------------</w:t>
+      </w:r>
+    </w:p>
+    <w:p/>
+    <w:p>
+      <w:r>
+        <w:t># Interfaz que recibe el tráfico desde el servidor FOG</w:t>
+      </w:r>
+    </w:p>
+    <w:p>
+      <w:proofErr w:type="spellStart"/>
+      <w:r>
+        <w:t>phyint</w:t>
+      </w:r>
+      <w:proofErr w:type="spellEnd"/>
+      <w:r>
+        <w:t xml:space="preserve"> eth207 </w:t>
+      </w:r>
+      <w:proofErr w:type="spellStart"/>
+      <w:r>
+        <w:t>upstream</w:t>
+      </w:r>
+      <w:proofErr w:type="spellEnd"/>
+      <w:r>
+        <w:t xml:space="preserve"> </w:t>
+      </w:r>
+      <w:proofErr w:type="spellStart"/>
+      <w:r>
+        <w:t>ratelimit</w:t>
+      </w:r>
+      <w:proofErr w:type="spellEnd"/>
+      <w:r>
+        <w:t xml:space="preserve"> 0 </w:t>
+      </w:r>
+      <w:proofErr w:type="spellStart"/>
+      <w:r>
+        <w:t>threshold</w:t>
+      </w:r>
+      <w:proofErr w:type="spellEnd"/>
+      <w:r>
+        <w:t xml:space="preserve"> 1</w:t>
+      </w:r>
+    </w:p>
+    <w:p>
+      <w:r>
+        <w:lastRenderedPageBreak/>
+        <w:t xml:space="preserve">    </w:t>
+      </w:r>
+      <w:proofErr w:type="spellStart"/>
+      <w:r>
+        <w:t>altnet</w:t>
+      </w:r>
+      <w:proofErr w:type="spellEnd"/>
+      <w:r>
+        <w:t xml:space="preserve"> 10.2.7.0/24</w:t>
+      </w:r>
+    </w:p>
+    <w:p>
+      <w:r>
+        <w:t xml:space="preserve">    </w:t>
+      </w:r>
+      <w:proofErr w:type="spellStart"/>
+      <w:r>
+        <w:t>altnet</w:t>
+      </w:r>
+      <w:proofErr w:type="spellEnd"/>
+      <w:r>
+        <w:t xml:space="preserve"> 233.254.7.0/</w:t>
+      </w:r>
+      <w:proofErr w:type="gramStart"/>
+      <w:r>
+        <w:t>24  #</w:t>
+      </w:r>
+      <w:proofErr w:type="gramEnd"/>
+      <w:r>
+        <w:t xml:space="preserve"> Rango de FOG (puedes poner 224.0.0.0/4 para ser más genérico)</w:t>
+      </w:r>
+    </w:p>
+    <w:p/>
+    <w:p>
+      <w:r>
+        <w:t># Interfaces que envían el tráfico a los clientes (Laboratorios)</w:t>
+      </w:r>
+    </w:p>
+    <w:p>
+      <w:proofErr w:type="spellStart"/>
+      <w:r>
+        <w:t>phyint</w:t>
+      </w:r>
+      <w:proofErr w:type="spellEnd"/>
+      <w:r>
+        <w:t xml:space="preserve"> eth217 </w:t>
+      </w:r>
+      <w:proofErr w:type="spellStart"/>
+      <w:r>
+        <w:t>downstream</w:t>
+      </w:r>
+      <w:proofErr w:type="spellEnd"/>
+      <w:r>
+        <w:t xml:space="preserve"> </w:t>
+      </w:r>
+      <w:proofErr w:type="spellStart"/>
+      <w:r>
+        <w:t>ratelimit</w:t>
+      </w:r>
+      <w:proofErr w:type="spellEnd"/>
+      <w:r>
+        <w:t xml:space="preserve"> 0 </w:t>
+      </w:r>
+      <w:proofErr w:type="spellStart"/>
+      <w:r>
+        <w:t>threshold</w:t>
+      </w:r>
+      <w:proofErr w:type="spellEnd"/>
+      <w:r>
+        <w:t xml:space="preserve"> 1</w:t>
+      </w:r>
+    </w:p>
+    <w:p>
+      <w:proofErr w:type="spellStart"/>
+      <w:r>
+        <w:t>phyint</w:t>
+      </w:r>
+      <w:proofErr w:type="spellEnd"/>
+      <w:r>
+        <w:t xml:space="preserve"> eth227 </w:t>
+      </w:r>
+      <w:proofErr w:type="spellStart"/>
+      <w:r>
+        <w:t>downstream</w:t>
+      </w:r>
+      <w:proofErr w:type="spellEnd"/>
+      <w:r>
+        <w:t xml:space="preserve"> </w:t>
+      </w:r>
+      <w:proofErr w:type="spellStart"/>
+      <w:r>
+        <w:t>ratelimit</w:t>
+      </w:r>
+      <w:proofErr w:type="spellEnd"/>
+      <w:r>
+        <w:t xml:space="preserve"> 0 </w:t>
+      </w:r>
+      <w:proofErr w:type="spellStart"/>
+      <w:r>
+        <w:t>threshold</w:t>
+      </w:r>
+      <w:proofErr w:type="spellEnd"/>
+      <w:r>
+        <w:t xml:space="preserve"> 1</w:t>
+      </w:r>
+    </w:p>
+    <w:p>
+      <w:proofErr w:type="spellStart"/>
+      <w:r>
+        <w:t>phyint</w:t>
+      </w:r>
+      <w:proofErr w:type="spellEnd"/>
+      <w:r>
+        <w:t xml:space="preserve"> eth237 </w:t>
+      </w:r>
+      <w:proofErr w:type="spellStart"/>
+      <w:r>
+        <w:t>downstream</w:t>
+      </w:r>
+      <w:proofErr w:type="spellEnd"/>
+      <w:r>
+        <w:t xml:space="preserve"> </w:t>
+      </w:r>
+      <w:proofErr w:type="spellStart"/>
+      <w:r>
+        <w:t>ratelimit</w:t>
+      </w:r>
+      <w:proofErr w:type="spellEnd"/>
+      <w:r>
+        <w:t xml:space="preserve"> 0 </w:t>
+      </w:r>
+      <w:proofErr w:type="spellStart"/>
+      <w:r>
+        <w:t>threshold</w:t>
+      </w:r>
+      <w:proofErr w:type="spellEnd"/>
+      <w:r>
+        <w:t xml:space="preserve"> 1</w:t>
+      </w:r>
+    </w:p>
+    <w:p/>
+    <w:p>
+      <w:r>
+        <w:t># Deshabilitar interfaces que no participan (importante para evitar errores)</w:t>
+      </w:r>
+    </w:p>
+    <w:p>
+      <w:proofErr w:type="spellStart"/>
+      <w:r>
+        <w:t>phyint</w:t>
+      </w:r>
+      <w:proofErr w:type="spellEnd"/>
+      <w:r>
+        <w:t xml:space="preserve"> lo </w:t>
+      </w:r>
+      <w:proofErr w:type="spellStart"/>
+      <w:r>
+        <w:t>disabled</w:t>
+      </w:r>
+      <w:proofErr w:type="spellEnd"/>
+    </w:p>
+    <w:p>
+      <w:r>
+        <w:t xml:space="preserve"># Si tienes eth0 o alguna de gestión que no sea de </w:t>
+      </w:r>
+      <w:proofErr w:type="spellStart"/>
+      <w:r>
+        <w:t>multicast</w:t>
+      </w:r>
+      <w:proofErr w:type="spellEnd"/>
+      <w:r>
+        <w:t>, desactívala:</w:t>
+      </w:r>
+    </w:p>
+    <w:p>
+      <w:r>
+        <w:t xml:space="preserve"># </w:t>
+      </w:r>
+      <w:proofErr w:type="spellStart"/>
+      <w:r>
+        <w:t>phyint</w:t>
+      </w:r>
+      <w:proofErr w:type="spellEnd"/>
+      <w:r>
+        <w:t xml:space="preserve"> </w:t>
+      </w:r>
+      <w:proofErr w:type="spellStart"/>
+      <w:r>
+        <w:t>ethX</w:t>
+      </w:r>
+      <w:proofErr w:type="spellEnd"/>
+      <w:r>
+        <w:t xml:space="preserve"> </w:t>
+      </w:r>
+      <w:proofErr w:type="spellStart"/>
+      <w:r>
+        <w:t>disabled</w:t>
+      </w:r>
+      <w:proofErr w:type="spellEnd"/>
+    </w:p>
+    <w:p>
+      <w:r>
+        <w:t xml:space="preserve">Configurar </w:t>
+      </w:r>
+      <w:proofErr w:type="spellStart"/>
+      <w:r>
+        <w:t>igmpproxy</w:t>
+      </w:r>
+      <w:proofErr w:type="spellEnd"/>
+      <w:r>
+        <w:t xml:space="preserve"> es la evolución lógica para tu escenario. A diferencia de </w:t>
+      </w:r>
+      <w:proofErr w:type="spellStart"/>
+      <w:r>
+        <w:t>smcroute</w:t>
+      </w:r>
+      <w:proofErr w:type="spellEnd"/>
+      <w:r>
+        <w:t xml:space="preserve">, que es como un "puente fijo", </w:t>
+      </w:r>
+      <w:proofErr w:type="spellStart"/>
+      <w:r>
+        <w:t>igmpproxy</w:t>
+      </w:r>
+      <w:proofErr w:type="spellEnd"/>
+      <w:r>
+        <w:t xml:space="preserve"> es un </w:t>
+      </w:r>
+      <w:r>
+        <w:rPr>
+          <w:b/>
+          <w:bCs/>
+        </w:rPr>
+        <w:t>gestor dinámico</w:t>
+      </w:r>
+      <w:r>
+        <w:t>: escucha las peticiones de los clientes y abre el camino solo cuando es necesario.</w:t>
+      </w:r>
+    </w:p>
+    <w:p>
+      <w:r>
+        <w:t xml:space="preserve">Aquí tienes los pasos para implementarlo en tu contenedor </w:t>
+      </w:r>
+      <w:r>
+        <w:rPr>
+          <w:b/>
+          <w:bCs/>
+        </w:rPr>
+        <w:t>R1-ubuntu</w:t>
+      </w:r>
+      <w:r>
+        <w:t>:</w:t>
+      </w:r>
+    </w:p>
+    <w:p>
+      <w:pPr>
+        <w:rPr>
+          <w:b/>
+          <w:bCs/>
+        </w:rPr>
+      </w:pPr>
+      <w:r>
+        <w:rPr>
+          <w:b/>
+          <w:bCs/>
+        </w:rPr>
+        <w:t>1. Preparación</w:t>
+      </w:r>
+    </w:p>
+    <w:p>
+      <w:r>
+        <w:t xml:space="preserve">Antes de empezar, debes detener y deshabilitar </w:t>
+      </w:r>
+      <w:proofErr w:type="spellStart"/>
+      <w:r>
+        <w:t>smcroute</w:t>
+      </w:r>
+      <w:proofErr w:type="spellEnd"/>
+      <w:r>
+        <w:t xml:space="preserve"> para que no haya conflictos, ya que ambos intentarán gestionar las rutas </w:t>
+      </w:r>
+      <w:proofErr w:type="spellStart"/>
+      <w:r>
+        <w:t>multicast</w:t>
+      </w:r>
+      <w:proofErr w:type="spellEnd"/>
+      <w:r>
+        <w:t xml:space="preserve"> del </w:t>
+      </w:r>
+      <w:proofErr w:type="spellStart"/>
+      <w:r>
+        <w:t>kernel</w:t>
+      </w:r>
+      <w:proofErr w:type="spellEnd"/>
+      <w:r>
+        <w:t>.</w:t>
+      </w:r>
+    </w:p>
+    <w:p>
+      <w:r>
+        <w:t>Bash</w:t>
+      </w:r>
+    </w:p>
+    <w:p>
+      <w:r>
+        <w:t xml:space="preserve">sudo </w:t>
+      </w:r>
+      <w:proofErr w:type="spellStart"/>
+      <w:r>
+        <w:t>systemctl</w:t>
+      </w:r>
+      <w:proofErr w:type="spellEnd"/>
+      <w:r>
+        <w:t xml:space="preserve"> stop </w:t>
+      </w:r>
+      <w:proofErr w:type="spellStart"/>
+      <w:r>
+        <w:t>smcroute</w:t>
+      </w:r>
+      <w:proofErr w:type="spellEnd"/>
+    </w:p>
+    <w:p>
+      <w:r>
+        <w:t xml:space="preserve">sudo </w:t>
+      </w:r>
+      <w:proofErr w:type="spellStart"/>
+      <w:r>
+        <w:t>systemctl</w:t>
+      </w:r>
+      <w:proofErr w:type="spellEnd"/>
+      <w:r>
+        <w:t xml:space="preserve"> </w:t>
+      </w:r>
+      <w:proofErr w:type="spellStart"/>
+      <w:r>
+        <w:t>disable</w:t>
+      </w:r>
+      <w:proofErr w:type="spellEnd"/>
+      <w:r>
+        <w:t xml:space="preserve"> </w:t>
+      </w:r>
+      <w:proofErr w:type="spellStart"/>
+      <w:r>
+        <w:t>smcroute</w:t>
+      </w:r>
+      <w:proofErr w:type="spellEnd"/>
+    </w:p>
+    <w:p>
+      <w:pPr>
+        <w:rPr>
+          <w:b/>
+          <w:bCs/>
+        </w:rPr>
+      </w:pPr>
+      <w:r>
+        <w:rPr>
+          <w:b/>
+          <w:bCs/>
+        </w:rPr>
+        <w:t>2. Instalación</w:t>
+      </w:r>
+    </w:p>
+    <w:p>
+      <w:r>
+        <w:t>Instala el paquete oficial:</w:t>
+      </w:r>
+    </w:p>
+    <w:p>
+      <w:r>
+        <w:t>Bash</w:t>
+      </w:r>
+    </w:p>
+    <w:p>
+      <w:r>
+        <w:t xml:space="preserve">sudo </w:t>
+      </w:r>
+      <w:proofErr w:type="spellStart"/>
+      <w:r>
+        <w:t>apt</w:t>
+      </w:r>
+      <w:proofErr w:type="spellEnd"/>
+      <w:r>
+        <w:t xml:space="preserve"> </w:t>
+      </w:r>
+      <w:proofErr w:type="spellStart"/>
+      <w:r>
+        <w:t>update</w:t>
+      </w:r>
+      <w:proofErr w:type="spellEnd"/>
+    </w:p>
+    <w:p>
+      <w:r>
+        <w:t xml:space="preserve">sudo </w:t>
+      </w:r>
+      <w:proofErr w:type="spellStart"/>
+      <w:r>
+        <w:t>apt</w:t>
+      </w:r>
+      <w:proofErr w:type="spellEnd"/>
+      <w:r>
+        <w:t xml:space="preserve"> </w:t>
+      </w:r>
+      <w:proofErr w:type="spellStart"/>
+      <w:r>
+        <w:t>install</w:t>
+      </w:r>
+      <w:proofErr w:type="spellEnd"/>
+      <w:r>
+        <w:t xml:space="preserve"> </w:t>
+      </w:r>
+      <w:proofErr w:type="spellStart"/>
+      <w:r>
+        <w:t>igmpproxy</w:t>
+      </w:r>
+      <w:proofErr w:type="spellEnd"/>
+      <w:r>
+        <w:t xml:space="preserve"> -y</w:t>
+      </w:r>
+    </w:p>
+    <w:p>
+      <w:pPr>
+        <w:rPr>
+          <w:b/>
+          <w:bCs/>
+        </w:rPr>
+      </w:pPr>
+      <w:r>
+        <w:rPr>
+          <w:b/>
+          <w:bCs/>
+        </w:rPr>
+        <w:lastRenderedPageBreak/>
+        <w:t>3. Configuración del archivo /</w:t>
+      </w:r>
+      <w:proofErr w:type="spellStart"/>
+      <w:r>
+        <w:rPr>
+          <w:b/>
+          <w:bCs/>
+        </w:rPr>
+        <w:t>etc</w:t>
+      </w:r>
+      <w:proofErr w:type="spellEnd"/>
+      <w:r>
+        <w:rPr>
+          <w:b/>
+          <w:bCs/>
+        </w:rPr>
+        <w:t>/</w:t>
+      </w:r>
+      <w:proofErr w:type="spellStart"/>
+      <w:r>
+        <w:rPr>
+          <w:b/>
+          <w:bCs/>
+        </w:rPr>
+        <w:t>igmpproxy.conf</w:t>
+      </w:r>
+      <w:proofErr w:type="spellEnd"/>
+    </w:p>
+    <w:p>
+      <w:r>
+        <w:t xml:space="preserve">Este es el corazón del servicio. Debes definir cuál es la interfaz </w:t>
+      </w:r>
+      <w:r>
+        <w:rPr>
+          <w:b/>
+          <w:bCs/>
+        </w:rPr>
+        <w:t>"</w:t>
+      </w:r>
+      <w:proofErr w:type="spellStart"/>
+      <w:r>
+        <w:rPr>
+          <w:b/>
+          <w:bCs/>
+        </w:rPr>
+        <w:t>Upstream</w:t>
+      </w:r>
+      <w:proofErr w:type="spellEnd"/>
+      <w:r>
+        <w:rPr>
+          <w:b/>
+          <w:bCs/>
+        </w:rPr>
+        <w:t>"</w:t>
+      </w:r>
+      <w:r>
+        <w:t xml:space="preserve"> (la que mira al servidor FOG) y cuáles son las </w:t>
+      </w:r>
+      <w:r>
+        <w:rPr>
+          <w:b/>
+          <w:bCs/>
+        </w:rPr>
+        <w:t>"</w:t>
+      </w:r>
+      <w:proofErr w:type="spellStart"/>
+      <w:r>
+        <w:rPr>
+          <w:b/>
+          <w:bCs/>
+        </w:rPr>
+        <w:t>Downstream</w:t>
+      </w:r>
+      <w:proofErr w:type="spellEnd"/>
+      <w:r>
+        <w:rPr>
+          <w:b/>
+          <w:bCs/>
+        </w:rPr>
+        <w:t>"</w:t>
+      </w:r>
+      <w:r>
+        <w:t xml:space="preserve"> (las que miran a los laboratorios).</w:t>
+      </w:r>
+    </w:p>
+    <w:p>
+      <w:r>
+        <w:t>Edita el archivo: sudo nano /</w:t>
+      </w:r>
+      <w:proofErr w:type="spellStart"/>
+      <w:r>
+        <w:t>etc</w:t>
+      </w:r>
+      <w:proofErr w:type="spellEnd"/>
+      <w:r>
+        <w:t>/</w:t>
+      </w:r>
+      <w:proofErr w:type="spellStart"/>
+      <w:r>
+        <w:t>igmpproxy.conf</w:t>
+      </w:r>
+      <w:proofErr w:type="spellEnd"/>
+    </w:p>
+    <w:p>
+      <w:r>
+        <w:t>Borra el contenido de ejemplo y adáptalo así (usando tus interfaces):</w:t>
+      </w:r>
+    </w:p>
+    <w:p>
+      <w:r>
+        <w:t>Fragmento de código</w:t>
+      </w:r>
+    </w:p>
+    <w:p>
+      <w:r>
+        <w:t>##------------------------------------------------------</w:t>
+      </w:r>
+    </w:p>
+    <w:p>
+      <w:r>
+        <w:t xml:space="preserve">## Configuración para R1-ubuntu (FOG </w:t>
+      </w:r>
+      <w:proofErr w:type="spellStart"/>
+      <w:r>
+        <w:t>Multicast</w:t>
+      </w:r>
+      <w:proofErr w:type="spellEnd"/>
+      <w:r>
+        <w:t>)</w:t>
+      </w:r>
+    </w:p>
+    <w:p>
+      <w:r>
+        <w:t>##------------------------------------------------------</w:t>
+      </w:r>
+    </w:p>
+    <w:p/>
+    <w:p>
+      <w:r>
+        <w:t># Interfaz que recibe el tráfico desde el servidor FOG</w:t>
+      </w:r>
+    </w:p>
+    <w:p>
+      <w:proofErr w:type="spellStart"/>
+      <w:r>
+        <w:t>phyint</w:t>
+      </w:r>
+      <w:proofErr w:type="spellEnd"/>
+      <w:r>
+        <w:t xml:space="preserve"> eth207 </w:t>
+      </w:r>
+      <w:proofErr w:type="spellStart"/>
+      <w:r>
+        <w:t>upstream</w:t>
+      </w:r>
+      <w:proofErr w:type="spellEnd"/>
+      <w:r>
+        <w:t xml:space="preserve"> </w:t>
+      </w:r>
+      <w:proofErr w:type="spellStart"/>
+      <w:r>
+        <w:t>ratelimit</w:t>
+      </w:r>
+      <w:proofErr w:type="spellEnd"/>
+      <w:r>
+        <w:t xml:space="preserve"> 0 </w:t>
+      </w:r>
+      <w:proofErr w:type="spellStart"/>
+      <w:r>
+        <w:t>threshold</w:t>
+      </w:r>
+      <w:proofErr w:type="spellEnd"/>
+      <w:r>
+        <w:t xml:space="preserve"> 1</w:t>
+      </w:r>
+    </w:p>
+    <w:p>
+      <w:r>
+        <w:t xml:space="preserve">    </w:t>
+      </w:r>
+      <w:proofErr w:type="spellStart"/>
+      <w:r>
+        <w:t>altnet</w:t>
+      </w:r>
+      <w:proofErr w:type="spellEnd"/>
+      <w:r>
+        <w:t xml:space="preserve"> 10.2.7.0/24</w:t>
+      </w:r>
+    </w:p>
+    <w:p>
+      <w:r>
+        <w:t xml:space="preserve">    </w:t>
+      </w:r>
+      <w:proofErr w:type="spellStart"/>
+      <w:r>
+        <w:t>altnet</w:t>
+      </w:r>
+      <w:proofErr w:type="spellEnd"/>
+      <w:r>
+        <w:t xml:space="preserve"> 233.254.7.0/</w:t>
+      </w:r>
+      <w:proofErr w:type="gramStart"/>
+      <w:r>
+        <w:t>24  #</w:t>
+      </w:r>
+      <w:proofErr w:type="gramEnd"/>
+      <w:r>
+        <w:t xml:space="preserve"> Rango de FOG (puedes poner 224.0.0.0/4 para ser más genérico)</w:t>
+      </w:r>
+    </w:p>
+    <w:p/>
+    <w:p>
+      <w:r>
+        <w:t># Interfaces que envían el tráfico a los clientes (Laboratorios)</w:t>
+      </w:r>
+    </w:p>
+    <w:p>
+      <w:proofErr w:type="spellStart"/>
+      <w:r>
+        <w:t>phyint</w:t>
+      </w:r>
+      <w:proofErr w:type="spellEnd"/>
+      <w:r>
+        <w:t xml:space="preserve"> eth217 </w:t>
+      </w:r>
+      <w:proofErr w:type="spellStart"/>
+      <w:r>
+        <w:t>downstream</w:t>
+      </w:r>
+      <w:proofErr w:type="spellEnd"/>
+      <w:r>
+        <w:t xml:space="preserve"> </w:t>
+      </w:r>
+      <w:proofErr w:type="spellStart"/>
+      <w:r>
+        <w:t>ratelimit</w:t>
+      </w:r>
+      <w:proofErr w:type="spellEnd"/>
+      <w:r>
+        <w:t xml:space="preserve"> 0 </w:t>
+      </w:r>
+      <w:proofErr w:type="spellStart"/>
+      <w:r>
+        <w:t>threshold</w:t>
+      </w:r>
+      <w:proofErr w:type="spellEnd"/>
+      <w:r>
+        <w:t xml:space="preserve"> 1</w:t>
+      </w:r>
+    </w:p>
+    <w:p>
+      <w:proofErr w:type="spellStart"/>
+      <w:r>
+        <w:t>phyint</w:t>
+      </w:r>
+      <w:proofErr w:type="spellEnd"/>
+      <w:r>
+        <w:t xml:space="preserve"> eth227 </w:t>
+      </w:r>
+      <w:proofErr w:type="spellStart"/>
+      <w:r>
+        <w:t>downstream</w:t>
+      </w:r>
+      <w:proofErr w:type="spellEnd"/>
+      <w:r>
+        <w:t xml:space="preserve"> </w:t>
+      </w:r>
+      <w:proofErr w:type="spellStart"/>
+      <w:r>
+        <w:t>ratelimit</w:t>
+      </w:r>
+      <w:proofErr w:type="spellEnd"/>
+      <w:r>
+        <w:t xml:space="preserve"> 0 </w:t>
+      </w:r>
+      <w:proofErr w:type="spellStart"/>
+      <w:r>
+        <w:t>threshold</w:t>
+      </w:r>
+      <w:proofErr w:type="spellEnd"/>
+      <w:r>
+        <w:t xml:space="preserve"> 1</w:t>
+      </w:r>
+    </w:p>
+    <w:p>
+      <w:proofErr w:type="spellStart"/>
+      <w:r>
+        <w:t>phyint</w:t>
+      </w:r>
+      <w:proofErr w:type="spellEnd"/>
+      <w:r>
+        <w:t xml:space="preserve"> eth237 </w:t>
+      </w:r>
+      <w:proofErr w:type="spellStart"/>
+      <w:r>
+        <w:t>downstream</w:t>
+      </w:r>
+      <w:proofErr w:type="spellEnd"/>
+      <w:r>
+        <w:t xml:space="preserve"> </w:t>
+      </w:r>
+      <w:proofErr w:type="spellStart"/>
+      <w:r>
+        <w:t>ratelimit</w:t>
+      </w:r>
+      <w:proofErr w:type="spellEnd"/>
+      <w:r>
+        <w:t xml:space="preserve"> 0 </w:t>
+      </w:r>
+      <w:proofErr w:type="spellStart"/>
+      <w:r>
+        <w:t>threshold</w:t>
+      </w:r>
+      <w:proofErr w:type="spellEnd"/>
+      <w:r>
+        <w:t xml:space="preserve"> 1</w:t>
+      </w:r>
+    </w:p>
+    <w:p/>
+    <w:p>
+      <w:r>
+        <w:t># Deshabilitar interfaces que no participan (importante para evitar errores)</w:t>
+      </w:r>
+    </w:p>
+    <w:p>
+      <w:proofErr w:type="spellStart"/>
+      <w:r>
+        <w:t>phyint</w:t>
+      </w:r>
+      <w:proofErr w:type="spellEnd"/>
+      <w:r>
+        <w:t xml:space="preserve"> lo </w:t>
+      </w:r>
+      <w:proofErr w:type="spellStart"/>
+      <w:r>
+        <w:t>disabled</w:t>
+      </w:r>
+      <w:proofErr w:type="spellEnd"/>
+    </w:p>
+    <w:p>
+      <w:r>
+        <w:t xml:space="preserve"># Si tienes eth0 o alguna de gestión que no sea de </w:t>
+      </w:r>
+      <w:proofErr w:type="spellStart"/>
+      <w:r>
+        <w:t>multicast</w:t>
+      </w:r>
+      <w:proofErr w:type="spellEnd"/>
+      <w:r>
+        <w:t>, desactívala:</w:t>
+      </w:r>
+    </w:p>
+    <w:p>
+      <w:r>
+        <w:t xml:space="preserve"># </w:t>
+      </w:r>
+      <w:proofErr w:type="spellStart"/>
+      <w:r>
+        <w:t>phyint</w:t>
+      </w:r>
+      <w:proofErr w:type="spellEnd"/>
+      <w:r>
+        <w:t xml:space="preserve"> </w:t>
+      </w:r>
+      <w:proofErr w:type="spellStart"/>
+      <w:r>
+        <w:t>ethX</w:t>
+      </w:r>
+      <w:proofErr w:type="spellEnd"/>
+      <w:r>
+        <w:t xml:space="preserve"> </w:t>
+      </w:r>
+      <w:proofErr w:type="spellStart"/>
+      <w:r>
+        <w:t>disabled</w:t>
+      </w:r>
+      <w:proofErr w:type="spellEnd"/>
+    </w:p>
+    <w:p>
+      <w:pPr>
+        <w:rPr>
+          <w:b/>
+          <w:bCs/>
+        </w:rPr>
+      </w:pPr>
+      <w:r>
+        <w:rPr>
+          <w:b/>
+          <w:bCs/>
+        </w:rPr>
+        <w:t>4. Detalles clave de la configuración</w:t>
+      </w:r>
+    </w:p>
+    <w:p>
+      <w:pPr>
+        <w:numPr>
+          <w:ilvl w:val="0"/>
+          <w:numId w:val="28"/>
+        </w:numPr>
+      </w:pPr>
+      <w:proofErr w:type="spellStart"/>
+      <w:r>
+        <w:rPr>
+          <w:b/>
+          <w:bCs/>
+        </w:rPr>
+        <w:t>altnet</w:t>
+      </w:r>
+      <w:proofErr w:type="spellEnd"/>
+      <w:r>
+        <w:rPr>
+          <w:b/>
+          <w:bCs/>
+        </w:rPr>
+        <w:t>:</w:t>
+      </w:r>
+      <w:r>
+        <w:t xml:space="preserve"> Es fundamental. Aquí le dices al proxy qué redes de origen son "de confianza". Debes poner la red de tu servidor FOG (10.2.7.0/24).</w:t>
+      </w:r>
+    </w:p>
+    <w:p>
+      <w:pPr>
+        <w:numPr>
+          <w:ilvl w:val="0"/>
+          <w:numId w:val="28"/>
+        </w:numPr>
+      </w:pPr>
+      <w:proofErr w:type="spellStart"/>
+      <w:r>
+        <w:rPr>
+          <w:b/>
+          <w:bCs/>
+        </w:rPr>
+        <w:lastRenderedPageBreak/>
+        <w:t>threshold</w:t>
+      </w:r>
+      <w:proofErr w:type="spellEnd"/>
+      <w:r>
+        <w:rPr>
+          <w:b/>
+          <w:bCs/>
+        </w:rPr>
+        <w:t xml:space="preserve"> 1:</w:t>
+      </w:r>
+      <w:r>
+        <w:t xml:space="preserve"> Define cuántos saltos (TTL) se permiten. Con 1 es suficiente si el paquete ya llega con el TTL modificado por tus reglas de </w:t>
+      </w:r>
+      <w:proofErr w:type="spellStart"/>
+      <w:r>
+        <w:t>iptables</w:t>
+      </w:r>
+      <w:proofErr w:type="spellEnd"/>
+      <w:r>
+        <w:t>.</w:t>
+      </w:r>
+    </w:p>
+    <w:p>
+      <w:pPr>
+        <w:rPr>
+          <w:b/>
+          <w:bCs/>
+        </w:rPr>
+      </w:pPr>
+      <w:r>
+        <w:rPr>
+          <w:b/>
+          <w:bCs/>
+        </w:rPr>
+        <w:t>5. Activación y comprobación</w:t>
+      </w:r>
+    </w:p>
+    <w:p>
+      <w:r>
+        <w:t>Una vez guardado el archivo, reinicia el servicio:</w:t>
+      </w:r>
+    </w:p>
+    <w:p>
+      <w:r>
+        <w:t>Bash</w:t>
+      </w:r>
+    </w:p>
+    <w:p>
+      <w:r>
+        <w:t xml:space="preserve">sudo </w:t>
+      </w:r>
+      <w:proofErr w:type="spellStart"/>
+      <w:r>
+        <w:t>systemctl</w:t>
+      </w:r>
+      <w:proofErr w:type="spellEnd"/>
+      <w:r>
+        <w:t xml:space="preserve"> </w:t>
+      </w:r>
+      <w:proofErr w:type="spellStart"/>
+      <w:r>
+        <w:t>restart</w:t>
+      </w:r>
+      <w:proofErr w:type="spellEnd"/>
+      <w:r>
+        <w:t xml:space="preserve"> </w:t>
+      </w:r>
+      <w:proofErr w:type="spellStart"/>
+      <w:r>
+        <w:t>igmpproxy</w:t>
+      </w:r>
+      <w:proofErr w:type="spellEnd"/>
+    </w:p>
+    <w:p>
+      <w:r>
+        <w:t xml:space="preserve">sudo </w:t>
+      </w:r>
+      <w:proofErr w:type="spellStart"/>
+      <w:r>
+        <w:t>systemctl</w:t>
+      </w:r>
+      <w:proofErr w:type="spellEnd"/>
+      <w:r>
+        <w:t xml:space="preserve"> </w:t>
+      </w:r>
+      <w:proofErr w:type="gramStart"/>
+      <w:r>
+        <w:t>status</w:t>
+      </w:r>
+      <w:proofErr w:type="gramEnd"/>
+      <w:r>
+        <w:t xml:space="preserve"> </w:t>
+      </w:r>
+      <w:proofErr w:type="spellStart"/>
+      <w:r>
+        <w:t>igmpproxy</w:t>
+      </w:r>
+      <w:proofErr w:type="spellEnd"/>
+    </w:p>
+    <w:p>
+      <w:r>
+        <w:rPr>
+          <w:b/>
+          <w:bCs/>
+        </w:rPr>
+        <w:t>Para verificar si está funcionando en tiempo real:</w:t>
+      </w:r>
+      <w:r>
+        <w:t xml:space="preserve"> Ejecuta el proxy en modo "</w:t>
+      </w:r>
+      <w:proofErr w:type="spellStart"/>
+      <w:r>
+        <w:t>debug</w:t>
+      </w:r>
+      <w:proofErr w:type="spellEnd"/>
+      <w:r>
+        <w:t>" para ver cómo reacciona cuando un cliente pide una imagen:</w:t>
+      </w:r>
+    </w:p>
+    <w:p>
+      <w:r>
+        <w:t>Bash</w:t>
+      </w:r>
+    </w:p>
+    <w:p>
+      <w:r>
+        <w:t xml:space="preserve">sudo </w:t>
+      </w:r>
+      <w:proofErr w:type="spellStart"/>
+      <w:r>
+        <w:t>igmpproxy</w:t>
+      </w:r>
+      <w:proofErr w:type="spellEnd"/>
+      <w:r>
+        <w:t xml:space="preserve"> -d -v /</w:t>
+      </w:r>
+      <w:proofErr w:type="spellStart"/>
+      <w:r>
+        <w:t>etc</w:t>
+      </w:r>
+      <w:proofErr w:type="spellEnd"/>
+      <w:r>
+        <w:t>/</w:t>
+      </w:r>
+      <w:proofErr w:type="spellStart"/>
+      <w:r>
+        <w:t>igmpproxy.conf</w:t>
+      </w:r>
+      <w:proofErr w:type="spellEnd"/>
+    </w:p>
+    <w:p>
+      <w:r>
+        <w:t xml:space="preserve">Cuando los clientes arranquen en modo </w:t>
+      </w:r>
+      <w:proofErr w:type="spellStart"/>
+      <w:r>
+        <w:t>Multicast</w:t>
+      </w:r>
+      <w:proofErr w:type="spellEnd"/>
+      <w:r>
+        <w:t xml:space="preserve">, verás mensajes tipo RECV IGMP </w:t>
+      </w:r>
+      <w:proofErr w:type="spellStart"/>
+      <w:r>
+        <w:t>report</w:t>
+      </w:r>
+      <w:proofErr w:type="spellEnd"/>
+      <w:r>
+        <w:t xml:space="preserve"> y cómo el proxy añade las rutas automáticamente al </w:t>
+      </w:r>
+      <w:proofErr w:type="spellStart"/>
+      <w:r>
+        <w:t>kernel</w:t>
+      </w:r>
+      <w:proofErr w:type="spellEnd"/>
+      <w:r>
+        <w:t>.</w:t>
+      </w:r>
+    </w:p>
+    <w:p>
+      <w:r>
+        <w:pict w14:anchorId="4651BA57">
+          <v:rect id="_x0000_i1033" style="width:0;height:1.5pt" o:hralign="center" o:hrstd="t" o:hr="t" fillcolor="#a0a0a0" stroked="f"/>
+        </w:pict>
+      </w:r>
+    </w:p>
+    <w:p>
+      <w:pPr>
+        <w:rPr>
+          <w:b/>
+          <w:bCs/>
+        </w:rPr>
+      </w:pPr>
+      <w:r>
+        <w:rPr>
+          <w:b/>
+          <w:bCs/>
+        </w:rPr>
+        <w:t>¿Por qué esto es mejor para tu proyecto?</w:t>
+      </w:r>
+    </w:p>
+    <w:p>
+      <w:r>
+        <w:t xml:space="preserve">Si mañana FOG decide cambiar la IP del grupo de 233.254.7.5 a 233.254.7.10, </w:t>
+      </w:r>
+      <w:r>
+        <w:rPr>
+          <w:b/>
+          <w:bCs/>
+        </w:rPr>
+        <w:t>no tendrás que tocar nada</w:t>
+      </w:r>
+      <w:r>
+        <w:t xml:space="preserve">. </w:t>
+      </w:r>
+      <w:proofErr w:type="spellStart"/>
+      <w:r>
+        <w:t>igmpproxy</w:t>
+      </w:r>
+      <w:proofErr w:type="spellEnd"/>
+      <w:r>
+        <w:t xml:space="preserve"> detectará que los clientes están pidiendo la nueva IP y actualizará la tabla de rutas del </w:t>
+      </w:r>
+      <w:proofErr w:type="spellStart"/>
+      <w:r>
+        <w:t>kernel</w:t>
+      </w:r>
+      <w:proofErr w:type="spellEnd"/>
+      <w:r>
+        <w:t xml:space="preserve"> al vuelo.</w:t>
+      </w:r>
+    </w:p>
+    <w:p>
+      <w:r>
+        <w:rPr>
+          <w:b/>
+          <w:bCs/>
+        </w:rPr>
+        <w:t>Ojo con el Firewall (UFW/</w:t>
+      </w:r>
+      <w:proofErr w:type="spellStart"/>
+      <w:r>
+        <w:rPr>
+          <w:b/>
+          <w:bCs/>
+        </w:rPr>
+        <w:t>Iptables</w:t>
+      </w:r>
+      <w:proofErr w:type="spellEnd"/>
+      <w:r>
+        <w:rPr>
+          <w:b/>
+          <w:bCs/>
+        </w:rPr>
+        <w:t>):</w:t>
+      </w:r>
+      <w:r>
+        <w:t xml:space="preserve"> Para que el proxy funcione, debes permitir el tráfico IGMP (protocolo 2) en tu </w:t>
+      </w:r>
+      <w:proofErr w:type="spellStart"/>
+      <w:r>
+        <w:t>router</w:t>
+      </w:r>
+      <w:proofErr w:type="spellEnd"/>
+      <w:r>
+        <w:t>:</w:t>
+      </w:r>
+    </w:p>
+    <w:p>
+      <w:r>
+        <w:t>Bash</w:t>
+      </w:r>
+    </w:p>
+    <w:p>
+      <w:r>
+        <w:t xml:space="preserve">sudo </w:t>
+      </w:r>
+      <w:proofErr w:type="spellStart"/>
+      <w:r>
+        <w:t>ufw</w:t>
+      </w:r>
+      <w:proofErr w:type="spellEnd"/>
+      <w:r>
+        <w:t xml:space="preserve"> </w:t>
+      </w:r>
+      <w:proofErr w:type="spellStart"/>
+      <w:r>
+        <w:t>allow</w:t>
+      </w:r>
+      <w:proofErr w:type="spellEnd"/>
+      <w:r>
+        <w:t xml:space="preserve"> in proto </w:t>
+      </w:r>
+      <w:proofErr w:type="spellStart"/>
+      <w:r>
+        <w:t>igmp</w:t>
+      </w:r>
+      <w:proofErr w:type="spellEnd"/>
+    </w:p>
+    <w:p>
+      <w:r>
+        <w:t xml:space="preserve">sudo </w:t>
+      </w:r>
+      <w:proofErr w:type="spellStart"/>
+      <w:r>
+        <w:t>ufw</w:t>
+      </w:r>
+      <w:proofErr w:type="spellEnd"/>
+      <w:r>
+        <w:t xml:space="preserve"> </w:t>
+      </w:r>
+      <w:proofErr w:type="spellStart"/>
+      <w:r>
+        <w:t>allow</w:t>
+      </w:r>
+      <w:proofErr w:type="spellEnd"/>
+      <w:r>
+        <w:t xml:space="preserve"> in </w:t>
+      </w:r>
+      <w:proofErr w:type="spellStart"/>
+      <w:r>
+        <w:t>on</w:t>
+      </w:r>
+      <w:proofErr w:type="spellEnd"/>
+      <w:r>
+        <w:t xml:space="preserve"> eth207 </w:t>
+      </w:r>
+      <w:proofErr w:type="spellStart"/>
+      <w:r>
+        <w:t>to</w:t>
+      </w:r>
+      <w:proofErr w:type="spellEnd"/>
+      <w:r>
+        <w:t xml:space="preserve"> 224.0.0.0/4 proto </w:t>
+      </w:r>
+      <w:proofErr w:type="spellStart"/>
+      <w:r>
+        <w:t>udp</w:t>
+      </w:r>
+      <w:proofErr w:type="spellEnd"/>
+    </w:p>
+    <w:p>
+      <w:pPr>
+        <w:rPr>
+          <w:b/>
+          <w:bCs/>
+        </w:rPr>
+      </w:pPr>
+      <w:r>
+        <w:rPr>
+          <w:b/>
+          <w:bCs/>
+        </w:rPr>
+        <w:t>¿Cómo comprobar que realmente está funcionando?</w:t>
+      </w:r>
+    </w:p>
+    <w:p>
+      <w:r>
+        <w:t xml:space="preserve">Como el servicio ya dice active (running), ahora puedes verificarlo sin detenerlo usando las herramientas del </w:t>
+      </w:r>
+      <w:proofErr w:type="spellStart"/>
+      <w:r>
+        <w:t>kernel</w:t>
+      </w:r>
+      <w:proofErr w:type="spellEnd"/>
+      <w:r>
+        <w:t xml:space="preserve"> que ya conoces:</w:t>
+      </w:r>
+    </w:p>
+    <w:p>
+      <w:pPr>
+        <w:numPr>
+          <w:ilvl w:val="0"/>
+          <w:numId w:val="29"/>
+        </w:numPr>
+      </w:pPr>
+      <w:r>
+        <w:rPr>
+          <w:b/>
+          <w:bCs/>
+        </w:rPr>
+        <w:t>Ver las interfaces registradas:</w:t>
+      </w:r>
+      <w:r>
+        <w:t xml:space="preserve"> Ejecuta </w:t>
+      </w:r>
+      <w:proofErr w:type="spellStart"/>
+      <w:r>
+        <w:t>ip</w:t>
+      </w:r>
+      <w:proofErr w:type="spellEnd"/>
+      <w:r>
+        <w:t xml:space="preserve"> </w:t>
+      </w:r>
+      <w:proofErr w:type="spellStart"/>
+      <w:r>
+        <w:t>maddr</w:t>
+      </w:r>
+      <w:proofErr w:type="spellEnd"/>
+      <w:r>
+        <w:t>. Deberías ver tus interfaces (eth207, eth217, etc.) suscritas a grupos como 224.0.0.1.</w:t>
+      </w:r>
+    </w:p>
+    <w:p>
+      <w:pPr>
+        <w:numPr>
+          <w:ilvl w:val="0"/>
+          <w:numId w:val="29"/>
+        </w:numPr>
+      </w:pPr>
+      <w:r>
+        <w:rPr>
+          <w:b/>
+          <w:bCs/>
+        </w:rPr>
+        <w:lastRenderedPageBreak/>
+        <w:t>Ver el estado del proxy:</w:t>
+      </w:r>
+      <w:r>
+        <w:t xml:space="preserve"> En lugar de lanzarlo con -d -v (que falla porque ya existe), mira el log del sistema para ver si hay errores de suscripción: </w:t>
+      </w:r>
+      <w:proofErr w:type="spellStart"/>
+      <w:r>
+        <w:t>journalctl</w:t>
+      </w:r>
+      <w:proofErr w:type="spellEnd"/>
+      <w:r>
+        <w:t xml:space="preserve"> -u </w:t>
+      </w:r>
+      <w:proofErr w:type="spellStart"/>
+      <w:r>
+        <w:t>igmpproxy</w:t>
+      </w:r>
+      <w:proofErr w:type="spellEnd"/>
+      <w:r>
+        <w:t xml:space="preserve"> | </w:t>
+      </w:r>
+      <w:proofErr w:type="spellStart"/>
+      <w:r>
+        <w:t>tail</w:t>
+      </w:r>
+      <w:proofErr w:type="spellEnd"/>
+      <w:r>
+        <w:t xml:space="preserve"> -n 20</w:t>
+      </w:r>
+    </w:p>
+    <w:p>
+      <w:pPr>
+        <w:numPr>
+          <w:ilvl w:val="0"/>
+          <w:numId w:val="29"/>
+        </w:numPr>
+      </w:pPr>
+      <w:r>
+        <w:rPr>
+          <w:b/>
+          <w:bCs/>
+        </w:rPr>
+        <w:t>La prueba de fuego (</w:t>
+      </w:r>
+      <w:proofErr w:type="spellStart"/>
+      <w:r>
+        <w:rPr>
+          <w:b/>
+          <w:bCs/>
+        </w:rPr>
+        <w:t>tcpdump</w:t>
+      </w:r>
+      <w:proofErr w:type="spellEnd"/>
+      <w:r>
+        <w:rPr>
+          <w:b/>
+          <w:bCs/>
+        </w:rPr>
+        <w:t>):</w:t>
+      </w:r>
+      <w:r>
+        <w:t xml:space="preserve"> Inicia una tarea de </w:t>
+      </w:r>
+      <w:proofErr w:type="spellStart"/>
+      <w:r>
+        <w:t>Multicast</w:t>
+      </w:r>
+      <w:proofErr w:type="spellEnd"/>
+      <w:r>
+        <w:t xml:space="preserve"> en FOG para dos o tres máquinas. Mientras las máquinas están en la pantalla de "</w:t>
+      </w:r>
+      <w:proofErr w:type="spellStart"/>
+      <w:r>
+        <w:t>Partclone</w:t>
+      </w:r>
+      <w:proofErr w:type="spellEnd"/>
+      <w:r>
+        <w:t xml:space="preserve">" esperando, ejecuta en tu </w:t>
+      </w:r>
+      <w:proofErr w:type="spellStart"/>
+      <w:r>
+        <w:t>router</w:t>
+      </w:r>
+      <w:proofErr w:type="spellEnd"/>
+      <w:r>
+        <w:t xml:space="preserve">: </w:t>
+      </w:r>
+      <w:proofErr w:type="spellStart"/>
+      <w:r>
+        <w:t>ip</w:t>
+      </w:r>
+      <w:proofErr w:type="spellEnd"/>
+      <w:r>
+        <w:t xml:space="preserve"> </w:t>
+      </w:r>
+      <w:proofErr w:type="spellStart"/>
+      <w:r>
+        <w:t>mroute</w:t>
+      </w:r>
+      <w:proofErr w:type="spellEnd"/>
+      <w:r>
+        <w:t xml:space="preserve"> </w:t>
+      </w:r>
+      <w:proofErr w:type="gramStart"/>
+      <w:r>
+        <w:t>show</w:t>
+      </w:r>
+      <w:proofErr w:type="gramEnd"/>
+    </w:p>
+    <w:p>
+      <w:r>
+        <w:t xml:space="preserve">Si </w:t>
+      </w:r>
+      <w:proofErr w:type="spellStart"/>
+      <w:r>
+        <w:t>igmpproxy</w:t>
+      </w:r>
+      <w:proofErr w:type="spellEnd"/>
+      <w:r>
+        <w:t xml:space="preserve"> está haciendo su trabajo, verás que la ruta aparece </w:t>
+      </w:r>
+      <w:r>
+        <w:rPr>
+          <w:b/>
+          <w:bCs/>
+        </w:rPr>
+        <w:t>automáticamente</w:t>
+      </w:r>
+      <w:r>
+        <w:t xml:space="preserve"> sin que tú hayas escrito ningún comando de </w:t>
+      </w:r>
+      <w:proofErr w:type="spellStart"/>
+      <w:r>
+        <w:t>smcroute</w:t>
+      </w:r>
+      <w:proofErr w:type="spellEnd"/>
+      <w:r>
+        <w:t>.</w:t>
+      </w:r>
+    </w:p>
+    <w:p>
+      <w:pPr>
+        <w:rPr>
+          <w:b/>
+          <w:bCs/>
+        </w:rPr>
+      </w:pPr>
+      <w:r>
+        <w:rPr>
+          <w:b/>
+          <w:bCs/>
+        </w:rPr>
+        <w:t>Un detalle importante: Las reglas de Firewall</w:t>
+      </w:r>
+    </w:p>
+    <w:p>
+      <w:r>
+        <w:t>Ahora que el proxy es el que gestiona las peticiones, asegúrate de que el tráfico IGMP pueda pasar por R1-ubuntu. Si notas que los clientes se quedan en "</w:t>
+      </w:r>
+      <w:proofErr w:type="spellStart"/>
+      <w:r>
+        <w:t>Waiting</w:t>
+      </w:r>
+      <w:proofErr w:type="spellEnd"/>
+      <w:r>
+        <w:t xml:space="preserve"> </w:t>
+      </w:r>
+      <w:proofErr w:type="spellStart"/>
+      <w:r>
+        <w:t>for</w:t>
+      </w:r>
+      <w:proofErr w:type="spellEnd"/>
+      <w:r>
+        <w:t xml:space="preserve"> slots" y nunca empiezan a descargar, es que el </w:t>
+      </w:r>
+      <w:proofErr w:type="spellStart"/>
+      <w:r>
+        <w:t>router</w:t>
+      </w:r>
+      <w:proofErr w:type="spellEnd"/>
+      <w:r>
+        <w:t xml:space="preserve"> está bloqueando la "petición de unión" (IGMP </w:t>
+      </w:r>
+      <w:proofErr w:type="spellStart"/>
+      <w:r>
+        <w:t>Report</w:t>
+      </w:r>
+      <w:proofErr w:type="spellEnd"/>
+      <w:r>
+        <w:t>) de los clientes.</w:t>
+      </w:r>
+    </w:p>
+    <w:p>
+      <w:r>
+        <w:t xml:space="preserve">Ejecuta estas reglas por si acaso (si usas </w:t>
+      </w:r>
+      <w:proofErr w:type="spellStart"/>
+      <w:r>
+        <w:t>iptables</w:t>
+      </w:r>
+      <w:proofErr w:type="spellEnd"/>
+      <w:r>
+        <w:t>):</w:t>
+      </w:r>
+    </w:p>
+    <w:p>
+      <w:r>
+        <w:t>Bash</w:t>
+      </w:r>
+    </w:p>
+    <w:p>
+      <w:r>
+        <w:t xml:space="preserve">sudo </w:t>
+      </w:r>
+      <w:proofErr w:type="spellStart"/>
+      <w:r>
+        <w:t>iptables</w:t>
+      </w:r>
+      <w:proofErr w:type="spellEnd"/>
+      <w:r>
+        <w:t xml:space="preserve"> -A INPUT -p </w:t>
+      </w:r>
+      <w:proofErr w:type="spellStart"/>
+      <w:r>
+        <w:t>igmp</w:t>
+      </w:r>
+      <w:proofErr w:type="spellEnd"/>
+      <w:r>
+        <w:t xml:space="preserve"> -j ACCEPT</w:t>
+      </w:r>
+    </w:p>
+    <w:p>
+      <w:r>
+        <w:t xml:space="preserve">sudo </w:t>
+      </w:r>
+      <w:proofErr w:type="spellStart"/>
+      <w:r>
+        <w:t>iptables</w:t>
+      </w:r>
+      <w:proofErr w:type="spellEnd"/>
+      <w:r>
+        <w:t xml:space="preserve"> -A INPUT -p </w:t>
+      </w:r>
+      <w:proofErr w:type="spellStart"/>
+      <w:r>
+        <w:t>udp</w:t>
+      </w:r>
+      <w:proofErr w:type="spellEnd"/>
+      <w:r>
+        <w:t xml:space="preserve"> -d 224.0.0.0/4 -j ACCEPT</w:t>
+      </w:r>
+    </w:p>
+    <w:p>
+      <w:r>
+        <w:t xml:space="preserve">sudo </w:t>
+      </w:r>
+      <w:proofErr w:type="spellStart"/>
+      <w:r>
+        <w:t>iptables</w:t>
+      </w:r>
+      <w:proofErr w:type="spellEnd"/>
+      <w:r>
+        <w:t xml:space="preserve"> -A FORWARD -p </w:t>
+      </w:r>
+      <w:proofErr w:type="spellStart"/>
+      <w:r>
+        <w:t>udp</w:t>
+      </w:r>
+      <w:proofErr w:type="spellEnd"/>
+      <w:r>
+        <w:t xml:space="preserve"> -d 224.0.0.0/4 -j ACCEPT</w:t>
+      </w:r>
+    </w:p>
+    <w:p>
+      <w:pPr>
+        <w:rPr>
+          <w:b/>
+          <w:bCs/>
+        </w:rPr>
+      </w:pPr>
+      <w:r>
+        <w:rPr>
+          <w:b/>
+          <w:bCs/>
+        </w:rPr>
+        <w:t xml:space="preserve">¿Qué pasa con el script de </w:t>
+      </w:r>
+      <w:proofErr w:type="spellStart"/>
+      <w:r>
+        <w:rPr>
+          <w:b/>
+          <w:bCs/>
+        </w:rPr>
+        <w:t>smcroute</w:t>
+      </w:r>
+      <w:proofErr w:type="spellEnd"/>
+      <w:r>
+        <w:rPr>
+          <w:b/>
+          <w:bCs/>
+        </w:rPr>
+        <w:t>?</w:t>
+      </w:r>
+    </w:p>
+    <w:p>
+      <w:r>
+        <w:t xml:space="preserve">Como ya deshabilitaste </w:t>
+      </w:r>
+      <w:proofErr w:type="spellStart"/>
+      <w:r>
+        <w:t>smcroute</w:t>
+      </w:r>
+      <w:proofErr w:type="spellEnd"/>
+      <w:r>
+        <w:t xml:space="preserve">, recuerda también </w:t>
+      </w:r>
+      <w:r>
+        <w:rPr>
+          <w:b/>
+          <w:bCs/>
+        </w:rPr>
+        <w:t xml:space="preserve">quitar la línea del </w:t>
+      </w:r>
+      <w:proofErr w:type="spellStart"/>
+      <w:r>
+        <w:rPr>
+          <w:b/>
+          <w:bCs/>
+        </w:rPr>
+        <w:t>crontab</w:t>
+      </w:r>
+      <w:proofErr w:type="spellEnd"/>
+      <w:r>
+        <w:t xml:space="preserve"> (@reboot /</w:t>
+      </w:r>
+      <w:proofErr w:type="spellStart"/>
+      <w:r>
+        <w:t>usr</w:t>
+      </w:r>
+      <w:proofErr w:type="spellEnd"/>
+      <w:r>
+        <w:t>/local/</w:t>
+      </w:r>
+      <w:proofErr w:type="spellStart"/>
+      <w:r>
+        <w:t>bin</w:t>
+      </w:r>
+      <w:proofErr w:type="spellEnd"/>
+      <w:r>
+        <w:t xml:space="preserve">/fix-multicast.sh) para que no intente ejecutarse al reiniciar y cree un conflicto con tu nuevo </w:t>
+      </w:r>
+      <w:proofErr w:type="spellStart"/>
+      <w:r>
+        <w:t>igmpproxy</w:t>
+      </w:r>
+      <w:proofErr w:type="spellEnd"/>
+      <w:r>
+        <w:t>.</w:t>
+      </w:r>
+    </w:p>
+    <w:p/>
+    <w:p>
+      <w:r>
+        <w:t xml:space="preserve">Ese error </w:t>
+      </w:r>
+      <w:proofErr w:type="spellStart"/>
+      <w:r>
+        <w:t>can't</w:t>
+      </w:r>
+      <w:proofErr w:type="spellEnd"/>
+      <w:r>
+        <w:t xml:space="preserve"> </w:t>
+      </w:r>
+      <w:proofErr w:type="spellStart"/>
+      <w:r>
+        <w:t>join</w:t>
+      </w:r>
+      <w:proofErr w:type="spellEnd"/>
+      <w:r>
+        <w:t xml:space="preserve"> </w:t>
+      </w:r>
+      <w:proofErr w:type="spellStart"/>
+      <w:r>
+        <w:t>group</w:t>
+      </w:r>
+      <w:proofErr w:type="spellEnd"/>
+      <w:r>
+        <w:t xml:space="preserve"> 233.254.7.5 </w:t>
+      </w:r>
+      <w:proofErr w:type="spellStart"/>
+      <w:r>
+        <w:t>on</w:t>
+      </w:r>
+      <w:proofErr w:type="spellEnd"/>
+      <w:r>
+        <w:t xml:space="preserve"> </w:t>
+      </w:r>
+      <w:proofErr w:type="gramStart"/>
+      <w:r>
+        <w:t>interface</w:t>
+      </w:r>
+      <w:proofErr w:type="gramEnd"/>
+      <w:r>
+        <w:t xml:space="preserve"> eth207; </w:t>
+      </w:r>
+      <w:proofErr w:type="spellStart"/>
+      <w:proofErr w:type="gramStart"/>
+      <w:r>
+        <w:t>Errno</w:t>
+      </w:r>
+      <w:proofErr w:type="spellEnd"/>
+      <w:r>
+        <w:t>(</w:t>
+      </w:r>
+      <w:proofErr w:type="gramEnd"/>
+      <w:r>
+        <w:t xml:space="preserve">98): </w:t>
+      </w:r>
+      <w:proofErr w:type="spellStart"/>
+      <w:r>
+        <w:t>Address</w:t>
+      </w:r>
+      <w:proofErr w:type="spellEnd"/>
+      <w:r>
+        <w:t xml:space="preserve"> </w:t>
+      </w:r>
+      <w:proofErr w:type="spellStart"/>
+      <w:r>
+        <w:t>already</w:t>
+      </w:r>
+      <w:proofErr w:type="spellEnd"/>
+      <w:r>
+        <w:t xml:space="preserve"> in use es muy específico. Nos está diciendo que </w:t>
+      </w:r>
+      <w:r>
+        <w:rPr>
+          <w:b/>
+          <w:bCs/>
+        </w:rPr>
+        <w:t>otra cosa</w:t>
+      </w:r>
+      <w:r>
+        <w:t xml:space="preserve"> ya está intentando escuchar o manejar ese grupo </w:t>
+      </w:r>
+      <w:proofErr w:type="spellStart"/>
+      <w:r>
+        <w:t>multicast</w:t>
+      </w:r>
+      <w:proofErr w:type="spellEnd"/>
+      <w:r>
+        <w:t xml:space="preserve"> en esa interfaz, y le está bloqueando el paso a </w:t>
+      </w:r>
+      <w:proofErr w:type="spellStart"/>
+      <w:r>
+        <w:t>igmpproxy</w:t>
+      </w:r>
+      <w:proofErr w:type="spellEnd"/>
+      <w:r>
+        <w:t>.</w:t>
+      </w:r>
+    </w:p>
+    <w:p>
+      <w:r>
+        <w:t xml:space="preserve">Lo más probable es que, aunque detuviste el servicio, todavía haya </w:t>
+      </w:r>
+      <w:r>
+        <w:rPr>
+          <w:b/>
+          <w:bCs/>
+        </w:rPr>
+        <w:t>rutas estáticas o procesos "</w:t>
+      </w:r>
+      <w:proofErr w:type="spellStart"/>
+      <w:proofErr w:type="gramStart"/>
+      <w:r>
+        <w:rPr>
+          <w:b/>
+          <w:bCs/>
+        </w:rPr>
+        <w:t>zombie</w:t>
+      </w:r>
+      <w:proofErr w:type="spellEnd"/>
+      <w:proofErr w:type="gramEnd"/>
+      <w:r>
+        <w:rPr>
+          <w:b/>
+          <w:bCs/>
+        </w:rPr>
+        <w:t>"</w:t>
+      </w:r>
+      <w:r>
+        <w:t xml:space="preserve"> de tu configuración anterior (</w:t>
+      </w:r>
+      <w:proofErr w:type="spellStart"/>
+      <w:r>
+        <w:t>smcroute</w:t>
+      </w:r>
+      <w:proofErr w:type="spellEnd"/>
+      <w:r>
+        <w:t xml:space="preserve">) en el </w:t>
+      </w:r>
+      <w:proofErr w:type="spellStart"/>
+      <w:r>
+        <w:t>kernel</w:t>
+      </w:r>
+      <w:proofErr w:type="spellEnd"/>
+      <w:r>
+        <w:t xml:space="preserve"> de Linux.</w:t>
+      </w:r>
+    </w:p>
+    <w:p>
+      <w:pPr>
+        <w:rPr>
+          <w:b/>
+          <w:bCs/>
+        </w:rPr>
+      </w:pPr>
+      <w:r>
+        <w:rPr>
+          <w:b/>
+          <w:bCs/>
+        </w:rPr>
+        <w:t>Pasos para "limpiar" el camino:</w:t>
+      </w:r>
+    </w:p>
+    <w:p>
+      <w:pPr>
+        <w:rPr>
+          <w:b/>
+          <w:bCs/>
+        </w:rPr>
+      </w:pPr>
+      <w:r>
+        <w:rPr>
+          <w:b/>
+          <w:bCs/>
+        </w:rPr>
+        <w:t xml:space="preserve">1. Limpiar la tabla de rutas </w:t>
+      </w:r>
+      <w:proofErr w:type="spellStart"/>
+      <w:r>
+        <w:rPr>
+          <w:b/>
+          <w:bCs/>
+        </w:rPr>
+        <w:t>multicast</w:t>
+      </w:r>
+      <w:proofErr w:type="spellEnd"/>
+      <w:r>
+        <w:rPr>
+          <w:b/>
+          <w:bCs/>
+        </w:rPr>
+        <w:t xml:space="preserve"> del </w:t>
+      </w:r>
+      <w:proofErr w:type="spellStart"/>
+      <w:r>
+        <w:rPr>
+          <w:b/>
+          <w:bCs/>
+        </w:rPr>
+        <w:t>Kernel</w:t>
+      </w:r>
+      <w:proofErr w:type="spellEnd"/>
+    </w:p>
+    <w:p>
+      <w:r>
+        <w:lastRenderedPageBreak/>
+        <w:t>Vamos a borrar cualquier ruta que se haya quedado grabada a fuego:</w:t>
+      </w:r>
+    </w:p>
+    <w:p>
+      <w:r>
+        <w:t>Bash</w:t>
+      </w:r>
+    </w:p>
+    <w:p>
+      <w:r>
+        <w:t xml:space="preserve">sudo </w:t>
+      </w:r>
+      <w:proofErr w:type="spellStart"/>
+      <w:r>
+        <w:t>ip</w:t>
+      </w:r>
+      <w:proofErr w:type="spellEnd"/>
+      <w:r>
+        <w:t xml:space="preserve"> </w:t>
+      </w:r>
+      <w:proofErr w:type="spellStart"/>
+      <w:r>
+        <w:t>mroute</w:t>
+      </w:r>
+      <w:proofErr w:type="spellEnd"/>
+      <w:r>
+        <w:t xml:space="preserve"> </w:t>
+      </w:r>
+      <w:proofErr w:type="spellStart"/>
+      <w:r>
+        <w:t>flush</w:t>
+      </w:r>
+      <w:proofErr w:type="spellEnd"/>
+    </w:p>
+    <w:p>
+      <w:r>
+        <w:rPr>
+          <w:i/>
+          <w:iCs/>
+        </w:rPr>
+        <w:t>Si esto te da un error de "</w:t>
+      </w:r>
+      <w:proofErr w:type="spellStart"/>
+      <w:r>
+        <w:rPr>
+          <w:i/>
+          <w:iCs/>
+        </w:rPr>
+        <w:t>not</w:t>
+      </w:r>
+      <w:proofErr w:type="spellEnd"/>
+      <w:r>
+        <w:rPr>
+          <w:i/>
+          <w:iCs/>
+        </w:rPr>
+        <w:t xml:space="preserve"> </w:t>
+      </w:r>
+      <w:proofErr w:type="spellStart"/>
+      <w:r>
+        <w:rPr>
+          <w:i/>
+          <w:iCs/>
+        </w:rPr>
+        <w:t>found</w:t>
+      </w:r>
+      <w:proofErr w:type="spellEnd"/>
+      <w:r>
+        <w:rPr>
+          <w:i/>
+          <w:iCs/>
+        </w:rPr>
+        <w:t>" o similar, no te preocupes, simplemente intenta limpiar la tabla.</w:t>
+      </w:r>
+    </w:p>
+    <w:p>
+      <w:pPr>
+        <w:rPr>
+          <w:b/>
+          <w:bCs/>
+        </w:rPr>
+      </w:pPr>
+      <w:r>
+        <w:rPr>
+          <w:b/>
+          <w:bCs/>
+        </w:rPr>
+        <w:t xml:space="preserve">2. Verificar si hay algún proceso de </w:t>
+      </w:r>
+      <w:proofErr w:type="spellStart"/>
+      <w:r>
+        <w:rPr>
+          <w:b/>
+          <w:bCs/>
+        </w:rPr>
+        <w:t>smcroute</w:t>
+      </w:r>
+      <w:proofErr w:type="spellEnd"/>
+      <w:r>
+        <w:rPr>
+          <w:b/>
+          <w:bCs/>
+        </w:rPr>
+        <w:t xml:space="preserve"> escondido</w:t>
+      </w:r>
+    </w:p>
+    <w:p>
+      <w:r>
+        <w:t xml:space="preserve">A veces </w:t>
+      </w:r>
+      <w:proofErr w:type="spellStart"/>
+      <w:r>
+        <w:t>systemctl</w:t>
+      </w:r>
+      <w:proofErr w:type="spellEnd"/>
+      <w:r>
+        <w:t xml:space="preserve"> stop no mata todos los procesos hijos.</w:t>
+      </w:r>
+    </w:p>
+    <w:p>
+      <w:r>
+        <w:t>Bash</w:t>
+      </w:r>
+    </w:p>
+    <w:p>
+      <w:r>
+        <w:t xml:space="preserve">sudo </w:t>
+      </w:r>
+      <w:proofErr w:type="spellStart"/>
+      <w:r>
+        <w:t>killall</w:t>
+      </w:r>
+      <w:proofErr w:type="spellEnd"/>
+      <w:r>
+        <w:t xml:space="preserve"> </w:t>
+      </w:r>
+      <w:proofErr w:type="spellStart"/>
+      <w:r>
+        <w:t>smcroute</w:t>
+      </w:r>
+      <w:proofErr w:type="spellEnd"/>
+      <w:r>
+        <w:t xml:space="preserve"> </w:t>
+      </w:r>
+      <w:proofErr w:type="spellStart"/>
+      <w:r>
+        <w:t>smcroutectl</w:t>
+      </w:r>
+      <w:proofErr w:type="spellEnd"/>
+      <w:r>
+        <w:t xml:space="preserve"> 2&gt;/</w:t>
+      </w:r>
+      <w:proofErr w:type="spellStart"/>
+      <w:r>
+        <w:t>dev</w:t>
+      </w:r>
+      <w:proofErr w:type="spellEnd"/>
+      <w:r>
+        <w:t>/</w:t>
+      </w:r>
+      <w:proofErr w:type="spellStart"/>
+      <w:r>
+        <w:t>null</w:t>
+      </w:r>
+      <w:proofErr w:type="spellEnd"/>
+    </w:p>
+    <w:p>
+      <w:pPr>
+        <w:rPr>
+          <w:b/>
+          <w:bCs/>
+        </w:rPr>
+      </w:pPr>
+      <w:r>
+        <w:rPr>
+          <w:b/>
+          <w:bCs/>
+        </w:rPr>
+        <w:t xml:space="preserve">3. Reiniciar el servicio de </w:t>
+      </w:r>
+      <w:proofErr w:type="spellStart"/>
+      <w:r>
+        <w:rPr>
+          <w:b/>
+          <w:bCs/>
+        </w:rPr>
+        <w:t>igmpproxy</w:t>
+      </w:r>
+      <w:proofErr w:type="spellEnd"/>
+    </w:p>
+    <w:p>
+      <w:r>
+        <w:t xml:space="preserve">Ahora que el </w:t>
+      </w:r>
+      <w:proofErr w:type="spellStart"/>
+      <w:r>
+        <w:t>kernel</w:t>
+      </w:r>
+      <w:proofErr w:type="spellEnd"/>
+      <w:r>
+        <w:t xml:space="preserve"> debería estar limpio, reinicia el proxy para que tome el control desde cero:</w:t>
+      </w:r>
+    </w:p>
+    <w:p>
+      <w:r>
+        <w:t>Bash</w:t>
+      </w:r>
+    </w:p>
+    <w:p>
+      <w:r>
+        <w:t xml:space="preserve">sudo </w:t>
+      </w:r>
+      <w:proofErr w:type="spellStart"/>
+      <w:r>
+        <w:t>systemctl</w:t>
+      </w:r>
+      <w:proofErr w:type="spellEnd"/>
+      <w:r>
+        <w:t xml:space="preserve"> </w:t>
+      </w:r>
+      <w:proofErr w:type="spellStart"/>
+      <w:r>
+        <w:t>restart</w:t>
+      </w:r>
+      <w:proofErr w:type="spellEnd"/>
+      <w:r>
+        <w:t xml:space="preserve"> </w:t>
+      </w:r>
+      <w:proofErr w:type="spellStart"/>
+      <w:r>
+        <w:t>igmpproxy</w:t>
+      </w:r>
+      <w:proofErr w:type="spellEnd"/>
+    </w:p>
+    <w:p>
+      <w:pPr>
+        <w:rPr>
+          <w:b/>
+          <w:bCs/>
+        </w:rPr>
+      </w:pPr>
+      <w:r>
+        <w:rPr>
+          <w:b/>
+          <w:bCs/>
+        </w:rPr>
+        <w:t>4. Comprobar de nuevo el log</w:t>
+      </w:r>
+    </w:p>
+    <w:p>
+      <w:r>
+        <w:t>Mira si el mensaje de "</w:t>
+      </w:r>
+      <w:proofErr w:type="spellStart"/>
+      <w:r>
+        <w:t>Address</w:t>
+      </w:r>
+      <w:proofErr w:type="spellEnd"/>
+      <w:r>
+        <w:t xml:space="preserve"> </w:t>
+      </w:r>
+      <w:proofErr w:type="spellStart"/>
+      <w:r>
+        <w:t>already</w:t>
+      </w:r>
+      <w:proofErr w:type="spellEnd"/>
+      <w:r>
+        <w:t xml:space="preserve"> in use" ha desaparecido:</w:t>
+      </w:r>
+    </w:p>
+    <w:p>
+      <w:r>
+        <w:t>Bash</w:t>
+      </w:r>
+    </w:p>
+    <w:p>
+      <w:proofErr w:type="spellStart"/>
+      <w:r>
+        <w:t>journalctl</w:t>
+      </w:r>
+      <w:proofErr w:type="spellEnd"/>
+      <w:r>
+        <w:t xml:space="preserve"> -u </w:t>
+      </w:r>
+      <w:proofErr w:type="spellStart"/>
+      <w:r>
+        <w:t>igmpproxy</w:t>
+      </w:r>
+      <w:proofErr w:type="spellEnd"/>
+      <w:r>
+        <w:t xml:space="preserve"> -f</w:t>
+      </w:r>
+    </w:p>
+    <w:p>
+      <w:r>
+        <w:pict w14:anchorId="211425BE">
+          <v:rect id="_x0000_i1041" style="width:0;height:1.5pt" o:hralign="center" o:hrstd="t" o:hr="t" fillcolor="#a0a0a0" stroked="f"/>
+        </w:pict>
+      </w:r>
+    </w:p>
+    <w:p>
+      <w:pPr>
+        <w:rPr>
+          <w:b/>
+          <w:bCs/>
+        </w:rPr>
+      </w:pPr>
+      <w:r>
+        <w:rPr>
+          <w:b/>
+          <w:bCs/>
+        </w:rPr>
+        <w:t>¿Por qué sucede esto?</w:t>
+      </w:r>
+    </w:p>
+    <w:p>
+      <w:r>
+        <w:t xml:space="preserve">El </w:t>
+      </w:r>
+      <w:proofErr w:type="spellStart"/>
+      <w:r>
+        <w:t>kernel</w:t>
+      </w:r>
+      <w:proofErr w:type="spellEnd"/>
+      <w:r>
+        <w:t xml:space="preserve"> de Linux solo permite un "propietario" por grupo </w:t>
+      </w:r>
+      <w:proofErr w:type="spellStart"/>
+      <w:r>
+        <w:t>multicast</w:t>
+      </w:r>
+      <w:proofErr w:type="spellEnd"/>
+      <w:r>
+        <w:t xml:space="preserve">. Si lanzaste el despliegue cuando </w:t>
+      </w:r>
+      <w:proofErr w:type="spellStart"/>
+      <w:r>
+        <w:t>smcroute</w:t>
+      </w:r>
+      <w:proofErr w:type="spellEnd"/>
+      <w:r>
+        <w:t xml:space="preserve"> todavía tenía una regla activa para la IP 233.254.7.5, el </w:t>
+      </w:r>
+      <w:proofErr w:type="spellStart"/>
+      <w:r>
+        <w:t>kernel</w:t>
+      </w:r>
+      <w:proofErr w:type="spellEnd"/>
+      <w:r>
+        <w:t xml:space="preserve"> le dice a </w:t>
+      </w:r>
+      <w:proofErr w:type="spellStart"/>
+      <w:r>
+        <w:t>igmpproxy</w:t>
+      </w:r>
+      <w:proofErr w:type="spellEnd"/>
+      <w:r>
+        <w:t xml:space="preserve">: </w:t>
+      </w:r>
+      <w:r>
+        <w:rPr>
+          <w:i/>
+          <w:iCs/>
+        </w:rPr>
+        <w:t>"Lo siento, esa dirección ya está reservada"</w:t>
+      </w:r>
+      <w:r>
+        <w:t>.</w:t>
+      </w:r>
+    </w:p>
+    <w:p>
+      <w:r>
+        <w:rPr>
+          <w:b/>
+          <w:bCs/>
+        </w:rPr>
+        <w:t>Si después de esto sigue saliendo el error:</w:t>
+      </w:r>
+      <w:r>
+        <w:t xml:space="preserve"> Revisa si en tu archivo /</w:t>
+      </w:r>
+      <w:proofErr w:type="spellStart"/>
+      <w:r>
+        <w:t>etc</w:t>
+      </w:r>
+      <w:proofErr w:type="spellEnd"/>
+      <w:r>
+        <w:t>/</w:t>
+      </w:r>
+      <w:proofErr w:type="spellStart"/>
+      <w:r>
+        <w:t>sysctl.conf</w:t>
+      </w:r>
+      <w:proofErr w:type="spellEnd"/>
+      <w:r>
+        <w:t xml:space="preserve"> dejaste alguna configuración de </w:t>
+      </w:r>
+      <w:proofErr w:type="spellStart"/>
+      <w:r>
+        <w:t>mc_forwarding</w:t>
+      </w:r>
+      <w:proofErr w:type="spellEnd"/>
+      <w:r>
+        <w:t xml:space="preserve"> o similar que pueda estar interfiriendo. Pero normalmente, con </w:t>
+      </w:r>
+      <w:proofErr w:type="spellStart"/>
+      <w:r>
+        <w:t>ip</w:t>
+      </w:r>
+      <w:proofErr w:type="spellEnd"/>
+      <w:r>
+        <w:t xml:space="preserve"> </w:t>
+      </w:r>
+      <w:proofErr w:type="spellStart"/>
+      <w:r>
+        <w:t>mroute</w:t>
+      </w:r>
+      <w:proofErr w:type="spellEnd"/>
+      <w:r>
+        <w:t xml:space="preserve"> </w:t>
+      </w:r>
+      <w:proofErr w:type="spellStart"/>
+      <w:r>
+        <w:t>flush</w:t>
+      </w:r>
+      <w:proofErr w:type="spellEnd"/>
+      <w:r>
+        <w:t xml:space="preserve"> y el reinicio del servicio se soluciona.</w:t>
+      </w:r>
+    </w:p>
+    <w:p>
+      <w:r>
+        <w:lastRenderedPageBreak/>
+        <w:t xml:space="preserve">Sigue saliendo la ruta ahí, y eso es lo que está "bloqueando" a </w:t>
+      </w:r>
+      <w:proofErr w:type="spellStart"/>
+      <w:r>
+        <w:t>igmpproxy</w:t>
+      </w:r>
+      <w:proofErr w:type="spellEnd"/>
+      <w:r>
+        <w:t xml:space="preserve">. Mientras esa línea aparezca en </w:t>
+      </w:r>
+      <w:proofErr w:type="spellStart"/>
+      <w:r>
+        <w:t>ip</w:t>
+      </w:r>
+      <w:proofErr w:type="spellEnd"/>
+      <w:r>
+        <w:t xml:space="preserve"> </w:t>
+      </w:r>
+      <w:proofErr w:type="spellStart"/>
+      <w:r>
+        <w:t>mroute</w:t>
+      </w:r>
+      <w:proofErr w:type="spellEnd"/>
+      <w:r>
+        <w:t xml:space="preserve"> </w:t>
+      </w:r>
+      <w:proofErr w:type="gramStart"/>
+      <w:r>
+        <w:t>show</w:t>
+      </w:r>
+      <w:proofErr w:type="gramEnd"/>
+      <w:r>
+        <w:t xml:space="preserve"> sin que haya una tarea activa de FOG fluyendo, significa que el </w:t>
+      </w:r>
+      <w:proofErr w:type="spellStart"/>
+      <w:r>
+        <w:t>Kernel</w:t>
+      </w:r>
+      <w:proofErr w:type="spellEnd"/>
+      <w:r>
+        <w:t xml:space="preserve"> tiene una </w:t>
+      </w:r>
+      <w:r>
+        <w:rPr>
+          <w:b/>
+          <w:bCs/>
+        </w:rPr>
+        <w:t>ruta estática</w:t>
+      </w:r>
+      <w:r>
+        <w:t xml:space="preserve"> grabada que no deja trabajar al demonio dinámico.</w:t>
+      </w:r>
+    </w:p>
+    <w:p>
+      <w:r>
+        <w:t xml:space="preserve">Para que </w:t>
+      </w:r>
+      <w:proofErr w:type="spellStart"/>
+      <w:r>
+        <w:t>igmpproxy</w:t>
+      </w:r>
+      <w:proofErr w:type="spellEnd"/>
+      <w:r>
+        <w:t xml:space="preserve"> tome el control total, tienes que "limpiar el terreno" de forma manual. Ejecuta estos tres comandos en orden:</w:t>
+      </w:r>
+    </w:p>
+    <w:p>
+      <w:pPr>
+        <w:rPr>
+          <w:b/>
+          <w:bCs/>
+        </w:rPr>
+      </w:pPr>
+      <w:r>
+        <w:rPr>
+          <w:b/>
+          <w:bCs/>
+        </w:rPr>
+        <w:t>1. Borra la ruta persistente</w:t>
+      </w:r>
+    </w:p>
+    <w:p>
+      <w:r>
+        <w:t>Usa este comando para forzar la eliminación de esa ruta que aparece en tu terminal:</w:t>
+      </w:r>
+    </w:p>
+    <w:p>
+      <w:r>
+        <w:t>Bash</w:t>
+      </w:r>
+    </w:p>
+    <w:p>
+      <w:r>
+        <w:t xml:space="preserve">sudo </w:t>
+      </w:r>
+      <w:proofErr w:type="spellStart"/>
+      <w:r>
+        <w:t>ip</w:t>
+      </w:r>
+      <w:proofErr w:type="spellEnd"/>
+      <w:r>
+        <w:t xml:space="preserve"> </w:t>
+      </w:r>
+      <w:proofErr w:type="spellStart"/>
+      <w:r>
+        <w:t>mroute</w:t>
+      </w:r>
+      <w:proofErr w:type="spellEnd"/>
+      <w:r>
+        <w:t xml:space="preserve"> del 10.2.7.5 </w:t>
+      </w:r>
+      <w:proofErr w:type="spellStart"/>
+      <w:r>
+        <w:t>group</w:t>
+      </w:r>
+      <w:proofErr w:type="spellEnd"/>
+      <w:r>
+        <w:t xml:space="preserve"> 233.254.7.5 </w:t>
+      </w:r>
+      <w:proofErr w:type="spellStart"/>
+      <w:r>
+        <w:t>iif</w:t>
+      </w:r>
+      <w:proofErr w:type="spellEnd"/>
+      <w:r>
+        <w:t xml:space="preserve"> eth207</w:t>
+      </w:r>
+    </w:p>
+    <w:p>
+      <w:r>
+        <w:rPr>
+          <w:i/>
+          <w:iCs/>
+        </w:rPr>
+        <w:t xml:space="preserve">(Si te da error, prueba con sudo </w:t>
+      </w:r>
+      <w:proofErr w:type="spellStart"/>
+      <w:r>
+        <w:rPr>
+          <w:i/>
+          <w:iCs/>
+        </w:rPr>
+        <w:t>ip</w:t>
+      </w:r>
+      <w:proofErr w:type="spellEnd"/>
+      <w:r>
+        <w:rPr>
+          <w:i/>
+          <w:iCs/>
+        </w:rPr>
+        <w:t xml:space="preserve"> </w:t>
+      </w:r>
+      <w:proofErr w:type="spellStart"/>
+      <w:r>
+        <w:rPr>
+          <w:i/>
+          <w:iCs/>
+        </w:rPr>
+        <w:t>mroute</w:t>
+      </w:r>
+      <w:proofErr w:type="spellEnd"/>
+      <w:r>
+        <w:rPr>
+          <w:i/>
+          <w:iCs/>
+        </w:rPr>
+        <w:t xml:space="preserve"> </w:t>
+      </w:r>
+      <w:proofErr w:type="spellStart"/>
+      <w:r>
+        <w:rPr>
+          <w:i/>
+          <w:iCs/>
+        </w:rPr>
+        <w:t>flush</w:t>
+      </w:r>
+      <w:proofErr w:type="spellEnd"/>
+      <w:r>
+        <w:rPr>
+          <w:i/>
+          <w:iCs/>
+        </w:rPr>
+        <w:t xml:space="preserve"> para vaciar la tabla entera).</w:t>
+      </w:r>
+    </w:p>
+    <w:p>
+      <w:pPr>
+        <w:rPr>
+          <w:b/>
+          <w:bCs/>
+        </w:rPr>
+      </w:pPr>
+      <w:r>
+        <w:rPr>
+          <w:b/>
+          <w:bCs/>
+        </w:rPr>
+        <w:t xml:space="preserve">2. Detén cualquier resto de </w:t>
+      </w:r>
+      <w:proofErr w:type="spellStart"/>
+      <w:r>
+        <w:rPr>
+          <w:b/>
+          <w:bCs/>
+        </w:rPr>
+        <w:t>smcroute</w:t>
+      </w:r>
+      <w:proofErr w:type="spellEnd"/>
+    </w:p>
+    <w:p>
+      <w:r>
+        <w:t xml:space="preserve">Es muy probable que </w:t>
+      </w:r>
+      <w:proofErr w:type="spellStart"/>
+      <w:r>
+        <w:t>smcroute</w:t>
+      </w:r>
+      <w:proofErr w:type="spellEnd"/>
+      <w:r>
+        <w:t xml:space="preserve"> siga intentando meter esa ruta. Asegúrate de que esté bien muerto:</w:t>
+      </w:r>
+    </w:p>
+    <w:p>
+      <w:r>
+        <w:t>Bash</w:t>
+      </w:r>
+    </w:p>
+    <w:p>
+      <w:r>
+        <w:t xml:space="preserve">sudo </w:t>
+      </w:r>
+      <w:proofErr w:type="spellStart"/>
+      <w:r>
+        <w:t>systemctl</w:t>
+      </w:r>
+      <w:proofErr w:type="spellEnd"/>
+      <w:r>
+        <w:t xml:space="preserve"> stop </w:t>
+      </w:r>
+      <w:proofErr w:type="spellStart"/>
+      <w:r>
+        <w:t>smcroute</w:t>
+      </w:r>
+      <w:proofErr w:type="spellEnd"/>
+    </w:p>
+    <w:p>
+      <w:r>
+        <w:t xml:space="preserve">sudo </w:t>
+      </w:r>
+      <w:proofErr w:type="spellStart"/>
+      <w:r>
+        <w:t>killall</w:t>
+      </w:r>
+      <w:proofErr w:type="spellEnd"/>
+      <w:r>
+        <w:t xml:space="preserve"> </w:t>
+      </w:r>
+      <w:proofErr w:type="spellStart"/>
+      <w:r>
+        <w:t>smcroute</w:t>
+      </w:r>
+      <w:proofErr w:type="spellEnd"/>
+      <w:r>
+        <w:t xml:space="preserve"> </w:t>
+      </w:r>
+      <w:proofErr w:type="spellStart"/>
+      <w:r>
+        <w:t>smcroutectl</w:t>
+      </w:r>
+      <w:proofErr w:type="spellEnd"/>
+      <w:r>
+        <w:t xml:space="preserve"> 2&gt;/</w:t>
+      </w:r>
+      <w:proofErr w:type="spellStart"/>
+      <w:r>
+        <w:t>dev</w:t>
+      </w:r>
+      <w:proofErr w:type="spellEnd"/>
+      <w:r>
+        <w:t>/</w:t>
+      </w:r>
+      <w:proofErr w:type="spellStart"/>
+      <w:r>
+        <w:t>null</w:t>
+      </w:r>
+      <w:proofErr w:type="spellEnd"/>
+    </w:p>
+    <w:p>
+      <w:pPr>
+        <w:rPr>
+          <w:b/>
+          <w:bCs/>
+        </w:rPr>
+      </w:pPr>
+      <w:r>
+        <w:rPr>
+          <w:b/>
+          <w:bCs/>
+        </w:rPr>
+        <w:t xml:space="preserve">3. Reinicia </w:t>
+      </w:r>
+      <w:proofErr w:type="spellStart"/>
+      <w:r>
+        <w:rPr>
+          <w:b/>
+          <w:bCs/>
+        </w:rPr>
+        <w:t>igmpproxy</w:t>
+      </w:r>
+      <w:proofErr w:type="spellEnd"/>
+      <w:r>
+        <w:rPr>
+          <w:b/>
+          <w:bCs/>
+        </w:rPr>
+        <w:t xml:space="preserve"> y verifica</w:t>
+      </w:r>
+    </w:p>
+    <w:p>
+      <w:r>
+        <w:t>Ahora que la tabla debería estar vacía, reinicia el proxy:</w:t>
+      </w:r>
+    </w:p>
+    <w:p>
+      <w:r>
+        <w:t>Bash</w:t>
+      </w:r>
+    </w:p>
+    <w:p>
+      <w:r>
+        <w:t xml:space="preserve">sudo </w:t>
+      </w:r>
+      <w:proofErr w:type="spellStart"/>
+      <w:r>
+        <w:t>systemctl</w:t>
+      </w:r>
+      <w:proofErr w:type="spellEnd"/>
+      <w:r>
+        <w:t xml:space="preserve"> </w:t>
+      </w:r>
+      <w:proofErr w:type="spellStart"/>
+      <w:r>
+        <w:t>restart</w:t>
+      </w:r>
+      <w:proofErr w:type="spellEnd"/>
+      <w:r>
+        <w:t xml:space="preserve"> </w:t>
+      </w:r>
+      <w:proofErr w:type="spellStart"/>
+      <w:r>
+        <w:t>igmpproxy</w:t>
+      </w:r>
+      <w:proofErr w:type="spellEnd"/>
+    </w:p>
+    <w:p>
+      <w:r>
+        <w:pict w14:anchorId="001930F9">
+          <v:rect id="_x0000_i1049" style="width:0;height:1.5pt" o:hralign="center" o:hrstd="t" o:hr="t" fillcolor="#a0a0a0" stroked="f"/>
+        </w:pict>
+      </w:r>
+    </w:p>
+    <w:p>
+      <w:pPr>
+        <w:rPr>
+          <w:b/>
+          <w:bCs/>
+        </w:rPr>
+      </w:pPr>
+      <w:r>
+        <w:rPr>
+          <w:b/>
+          <w:bCs/>
+        </w:rPr>
+        <w:t>La prueba del éxito</w:t>
+      </w:r>
+    </w:p>
+    <w:p>
+      <w:r>
+        <w:t>Vuelve a ejecutar:</w:t>
+      </w:r>
+    </w:p>
+    <w:p>
+      <w:r>
+        <w:t>Bash</w:t>
+      </w:r>
+    </w:p>
+    <w:p>
+      <w:proofErr w:type="spellStart"/>
+      <w:r>
+        <w:t>ip</w:t>
+      </w:r>
+      <w:proofErr w:type="spellEnd"/>
+      <w:r>
+        <w:t xml:space="preserve"> </w:t>
+      </w:r>
+      <w:proofErr w:type="spellStart"/>
+      <w:r>
+        <w:t>mroute</w:t>
+      </w:r>
+      <w:proofErr w:type="spellEnd"/>
+      <w:r>
+        <w:t xml:space="preserve"> </w:t>
+      </w:r>
+      <w:proofErr w:type="gramStart"/>
+      <w:r>
+        <w:t>show</w:t>
+      </w:r>
+      <w:proofErr w:type="gramEnd"/>
+    </w:p>
+    <w:p>
+      <w:r>
+        <w:rPr>
+          <w:b/>
+          <w:bCs/>
+        </w:rPr>
+        <w:t>Si el resultado es NADA (vacío), ¡has ganado!</w:t>
+      </w:r>
+      <w:r>
+        <w:t xml:space="preserve"> Eso significa que el </w:t>
+      </w:r>
+      <w:proofErr w:type="spellStart"/>
+      <w:r>
+        <w:t>kernel</w:t>
+      </w:r>
+      <w:proofErr w:type="spellEnd"/>
+      <w:r>
+        <w:t xml:space="preserve"> está limpio y esperando a que </w:t>
+      </w:r>
+      <w:proofErr w:type="spellStart"/>
+      <w:r>
+        <w:t>igmpproxy</w:t>
+      </w:r>
+      <w:proofErr w:type="spellEnd"/>
+      <w:r>
+        <w:t xml:space="preserve"> cree las rutas solo cuando los clientes las pidan.</w:t>
+      </w:r>
+    </w:p>
+    <w:p>
+      <w:r>
+        <w:rPr>
+          <w:b/>
+          <w:bCs/>
+        </w:rPr>
+        <w:lastRenderedPageBreak/>
+        <w:t>¿Por qué es importante esto?</w:t>
+      </w:r>
+      <w:r>
+        <w:t xml:space="preserve"> Si dejas la ruta fija (State: resolved), el tráfico siempre </w:t>
+      </w:r>
+      <w:proofErr w:type="gramStart"/>
+      <w:r>
+        <w:t>fluye</w:t>
+      </w:r>
+      <w:proofErr w:type="gramEnd"/>
+      <w:r>
+        <w:t xml:space="preserve"> aunque no haya nadie escuchando, lo que puede saturar tus bridges de </w:t>
+      </w:r>
+      <w:proofErr w:type="spellStart"/>
+      <w:r>
+        <w:t>Proxmox</w:t>
+      </w:r>
+      <w:proofErr w:type="spellEnd"/>
+      <w:r>
+        <w:t xml:space="preserve">. Con </w:t>
+      </w:r>
+      <w:proofErr w:type="spellStart"/>
+      <w:r>
+        <w:t>igmpproxy</w:t>
+      </w:r>
+      <w:proofErr w:type="spellEnd"/>
+      <w:r>
+        <w:t>, la ruta solo aparecerá cuando le des a "</w:t>
+      </w:r>
+      <w:proofErr w:type="spellStart"/>
+      <w:r>
+        <w:t>Deploy</w:t>
+      </w:r>
+      <w:proofErr w:type="spellEnd"/>
+      <w:r>
+        <w:t xml:space="preserve">" en FOG y los </w:t>
+      </w:r>
+      <w:proofErr w:type="spellStart"/>
+      <w:r>
+        <w:t>PCs</w:t>
+      </w:r>
+      <w:proofErr w:type="spellEnd"/>
+      <w:r>
+        <w:t xml:space="preserve"> se conecten.</w:t>
+      </w:r>
+    </w:p>
     <w:p/>
     <w:sectPr>
       <w:pgSz w:w="12240" w:h="15840"/>
@@ -12105,6 +15290,155 @@
     </w:lvl>
   </w:abstractNum>
   <w:abstractNum w:abstractNumId="9" w15:restartNumberingAfterBreak="0">
+    <w:nsid w:val="2DC22433"/>
+    <w:multiLevelType w:val="multilevel"/>
+    <w:tmpl w:val="019E73B4"/>
+    <w:lvl w:ilvl="0">
+      <w:start w:val="1"/>
+      <w:numFmt w:val="bullet"/>
+      <w:lvlText w:val=""/>
+      <w:lvlJc w:val="left"/>
+      <w:pPr>
+        <w:tabs>
+          <w:tab w:val="num" w:pos="720"/>
+        </w:tabs>
+        <w:ind w:left="720" w:hanging="360"/>
+      </w:pPr>
+      <w:rPr>
+        <w:rFonts w:ascii="Symbol" w:hAnsi="Symbol" w:hint="default"/>
+        <w:sz w:val="20"/>
+      </w:rPr>
+    </w:lvl>
+    <w:lvl w:ilvl="1" w:tentative="1">
+      <w:start w:val="1"/>
+      <w:numFmt w:val="bullet"/>
+      <w:lvlText w:val="o"/>
+      <w:lvlJc w:val="left"/>
+      <w:pPr>
+        <w:tabs>
+          <w:tab w:val="num" w:pos="1440"/>
+        </w:tabs>
+        <w:ind w:left="1440" w:hanging="360"/>
+      </w:pPr>
+      <w:rPr>
+        <w:rFonts w:ascii="Courier New" w:hAnsi="Courier New" w:hint="default"/>
+        <w:sz w:val="20"/>
+      </w:rPr>
+    </w:lvl>
+    <w:lvl w:ilvl="2" w:tentative="1">
+      <w:start w:val="1"/>
+      <w:numFmt w:val="bullet"/>
+      <w:lvlText w:val=""/>
+      <w:lvlJc w:val="left"/>
+      <w:pPr>
+        <w:tabs>
+          <w:tab w:val="num" w:pos="2160"/>
+        </w:tabs>
+        <w:ind w:left="2160" w:hanging="360"/>
+      </w:pPr>
+      <w:rPr>
+        <w:rFonts w:ascii="Wingdings" w:hAnsi="Wingdings" w:hint="default"/>
+        <w:sz w:val="20"/>
+      </w:rPr>
+    </w:lvl>
+    <w:lvl w:ilvl="3" w:tentative="1">
+      <w:start w:val="1"/>
+      <w:numFmt w:val="bullet"/>
+      <w:lvlText w:val=""/>
+      <w:lvlJc w:val="left"/>
+      <w:pPr>
+        <w:tabs>
+          <w:tab w:val="num" w:pos="2880"/>
+        </w:tabs>
+        <w:ind w:left="2880" w:hanging="360"/>
+      </w:pPr>
+      <w:rPr>
+        <w:rFonts w:ascii="Wingdings" w:hAnsi="Wingdings" w:hint="default"/>
+        <w:sz w:val="20"/>
+      </w:rPr>
+    </w:lvl>
+    <w:lvl w:ilvl="4" w:tentative="1">
+      <w:start w:val="1"/>
+      <w:numFmt w:val="bullet"/>
+      <w:lvlText w:val=""/>
+      <w:lvlJc w:val="left"/>
+      <w:pPr>
+        <w:tabs>
+          <w:tab w:val="num" w:pos="3600"/>
+        </w:tabs>
+        <w:ind w:left="3600" w:hanging="360"/>
+      </w:pPr>
+      <w:rPr>
+        <w:rFonts w:ascii="Wingdings" w:hAnsi="Wingdings" w:hint="default"/>
+        <w:sz w:val="20"/>
+      </w:rPr>
+    </w:lvl>
+    <w:lvl w:ilvl="5" w:tentative="1">
+      <w:start w:val="1"/>
+      <w:numFmt w:val="bullet"/>
+      <w:lvlText w:val=""/>
+      <w:lvlJc w:val="left"/>
+      <w:pPr>
+        <w:tabs>
+          <w:tab w:val="num" w:pos="4320"/>
+        </w:tabs>
+        <w:ind w:left="4320" w:hanging="360"/>
+      </w:pPr>
+      <w:rPr>
+        <w:rFonts w:ascii="Wingdings" w:hAnsi="Wingdings" w:hint="default"/>
+        <w:sz w:val="20"/>
+      </w:rPr>
+    </w:lvl>
+    <w:lvl w:ilvl="6" w:tentative="1">
+      <w:start w:val="1"/>
+      <w:numFmt w:val="bullet"/>
+      <w:lvlText w:val=""/>
+      <w:lvlJc w:val="left"/>
+      <w:pPr>
+        <w:tabs>
+          <w:tab w:val="num" w:pos="5040"/>
+        </w:tabs>
+        <w:ind w:left="5040" w:hanging="360"/>
+      </w:pPr>
+      <w:rPr>
+        <w:rFonts w:ascii="Wingdings" w:hAnsi="Wingdings" w:hint="default"/>
+        <w:sz w:val="20"/>
+      </w:rPr>
+    </w:lvl>
+    <w:lvl w:ilvl="7" w:tentative="1">
+      <w:start w:val="1"/>
+      <w:numFmt w:val="bullet"/>
+      <w:lvlText w:val=""/>
+      <w:lvlJc w:val="left"/>
+      <w:pPr>
+        <w:tabs>
+          <w:tab w:val="num" w:pos="5760"/>
+        </w:tabs>
+        <w:ind w:left="5760" w:hanging="360"/>
+      </w:pPr>
+      <w:rPr>
+        <w:rFonts w:ascii="Wingdings" w:hAnsi="Wingdings" w:hint="default"/>
+        <w:sz w:val="20"/>
+      </w:rPr>
+    </w:lvl>
+    <w:lvl w:ilvl="8" w:tentative="1">
+      <w:start w:val="1"/>
+      <w:numFmt w:val="bullet"/>
+      <w:lvlText w:val=""/>
+      <w:lvlJc w:val="left"/>
+      <w:pPr>
+        <w:tabs>
+          <w:tab w:val="num" w:pos="6480"/>
+        </w:tabs>
+        <w:ind w:left="6480" w:hanging="360"/>
+      </w:pPr>
+      <w:rPr>
+        <w:rFonts w:ascii="Wingdings" w:hAnsi="Wingdings" w:hint="default"/>
+        <w:sz w:val="20"/>
+      </w:rPr>
+    </w:lvl>
+  </w:abstractNum>
+  <w:abstractNum w:abstractNumId="10" w15:restartNumberingAfterBreak="0">
     <w:nsid w:val="32923800"/>
     <w:multiLevelType w:val="multilevel"/>
     <w:tmpl w:val="40C2AFB2"/>
@@ -12217,7 +15551,7 @@
       </w:pPr>
     </w:lvl>
   </w:abstractNum>
-  <w:abstractNum w:abstractNumId="10" w15:restartNumberingAfterBreak="0">
+  <w:abstractNum w:abstractNumId="11" w15:restartNumberingAfterBreak="0">
     <w:nsid w:val="394308A6"/>
     <w:multiLevelType w:val="multilevel"/>
     <w:tmpl w:val="CE4CE8F6"/>
@@ -12330,7 +15664,7 @@
       </w:pPr>
     </w:lvl>
   </w:abstractNum>
-  <w:abstractNum w:abstractNumId="11" w15:restartNumberingAfterBreak="0">
+  <w:abstractNum w:abstractNumId="12" w15:restartNumberingAfterBreak="0">
     <w:nsid w:val="3B2F3BDB"/>
     <w:multiLevelType w:val="multilevel"/>
     <w:tmpl w:val="12EEBB94"/>
@@ -12479,7 +15813,7 @@
       </w:rPr>
     </w:lvl>
   </w:abstractNum>
-  <w:abstractNum w:abstractNumId="12" w15:restartNumberingAfterBreak="0">
+  <w:abstractNum w:abstractNumId="13" w15:restartNumberingAfterBreak="0">
     <w:nsid w:val="3E631B5F"/>
     <w:multiLevelType w:val="multilevel"/>
     <w:tmpl w:val="6B2CE496"/>
@@ -12592,7 +15926,120 @@
       </w:pPr>
     </w:lvl>
   </w:abstractNum>
-  <w:abstractNum w:abstractNumId="13" w15:restartNumberingAfterBreak="0">
+  <w:abstractNum w:abstractNumId="14" w15:restartNumberingAfterBreak="0">
+    <w:nsid w:val="4864671B"/>
+    <w:multiLevelType w:val="multilevel"/>
+    <w:tmpl w:val="8D209A2E"/>
+    <w:lvl w:ilvl="0">
+      <w:start w:val="1"/>
+      <w:numFmt w:val="decimal"/>
+      <w:lvlText w:val="%1."/>
+      <w:lvlJc w:val="left"/>
+      <w:pPr>
+        <w:tabs>
+          <w:tab w:val="num" w:pos="720"/>
+        </w:tabs>
+        <w:ind w:left="720" w:hanging="360"/>
+      </w:pPr>
+    </w:lvl>
+    <w:lvl w:ilvl="1" w:tentative="1">
+      <w:start w:val="1"/>
+      <w:numFmt w:val="decimal"/>
+      <w:lvlText w:val="%2."/>
+      <w:lvlJc w:val="left"/>
+      <w:pPr>
+        <w:tabs>
+          <w:tab w:val="num" w:pos="1440"/>
+        </w:tabs>
+        <w:ind w:left="1440" w:hanging="360"/>
+      </w:pPr>
+    </w:lvl>
+    <w:lvl w:ilvl="2" w:tentative="1">
+      <w:start w:val="1"/>
+      <w:numFmt w:val="decimal"/>
+      <w:lvlText w:val="%3."/>
+      <w:lvlJc w:val="left"/>
+      <w:pPr>
+        <w:tabs>
+          <w:tab w:val="num" w:pos="2160"/>
+        </w:tabs>
+        <w:ind w:left="2160" w:hanging="360"/>
+      </w:pPr>
+    </w:lvl>
+    <w:lvl w:ilvl="3" w:tentative="1">
+      <w:start w:val="1"/>
+      <w:numFmt w:val="decimal"/>
+      <w:lvlText w:val="%4."/>
+      <w:lvlJc w:val="left"/>
+      <w:pPr>
+        <w:tabs>
+          <w:tab w:val="num" w:pos="2880"/>
+        </w:tabs>
+        <w:ind w:left="2880" w:hanging="360"/>
+      </w:pPr>
+    </w:lvl>
+    <w:lvl w:ilvl="4" w:tentative="1">
+      <w:start w:val="1"/>
+      <w:numFmt w:val="decimal"/>
+      <w:lvlText w:val="%5."/>
+      <w:lvlJc w:val="left"/>
+      <w:pPr>
+        <w:tabs>
+          <w:tab w:val="num" w:pos="3600"/>
+        </w:tabs>
+        <w:ind w:left="3600" w:hanging="360"/>
+      </w:pPr>
+    </w:lvl>
+    <w:lvl w:ilvl="5" w:tentative="1">
+      <w:start w:val="1"/>
+      <w:numFmt w:val="decimal"/>
+      <w:lvlText w:val="%6."/>
+      <w:lvlJc w:val="left"/>
+      <w:pPr>
+        <w:tabs>
+          <w:tab w:val="num" w:pos="4320"/>
+        </w:tabs>
+        <w:ind w:left="4320" w:hanging="360"/>
+      </w:pPr>
+    </w:lvl>
+    <w:lvl w:ilvl="6" w:tentative="1">
+      <w:start w:val="1"/>
+      <w:numFmt w:val="decimal"/>
+      <w:lvlText w:val="%7."/>
+      <w:lvlJc w:val="left"/>
+      <w:pPr>
+        <w:tabs>
+          <w:tab w:val="num" w:pos="5040"/>
+        </w:tabs>
+        <w:ind w:left="5040" w:hanging="360"/>
+      </w:pPr>
+    </w:lvl>
+    <w:lvl w:ilvl="7" w:tentative="1">
+      <w:start w:val="1"/>
+      <w:numFmt w:val="decimal"/>
+      <w:lvlText w:val="%8."/>
+      <w:lvlJc w:val="left"/>
+      <w:pPr>
+        <w:tabs>
+          <w:tab w:val="num" w:pos="5760"/>
+        </w:tabs>
+        <w:ind w:left="5760" w:hanging="360"/>
+      </w:pPr>
+    </w:lvl>
+    <w:lvl w:ilvl="8" w:tentative="1">
+      <w:start w:val="1"/>
+      <w:numFmt w:val="decimal"/>
+      <w:lvlText w:val="%9."/>
+      <w:lvlJc w:val="left"/>
+      <w:pPr>
+        <w:tabs>
+          <w:tab w:val="num" w:pos="6480"/>
+        </w:tabs>
+        <w:ind w:left="6480" w:hanging="360"/>
+      </w:pPr>
+    </w:lvl>
+  </w:abstractNum>
+  <w:abstractNum w:abstractNumId="15" w15:restartNumberingAfterBreak="0">
     <w:nsid w:val="4CDD11DF"/>
     <w:multiLevelType w:val="hybridMultilevel"/>
     <w:tmpl w:val="4EAEF2AE"/>
@@ -12704,7 +16151,7 @@
       </w:rPr>
     </w:lvl>
   </w:abstractNum>
-  <w:abstractNum w:abstractNumId="14" w15:restartNumberingAfterBreak="0">
+  <w:abstractNum w:abstractNumId="16" w15:restartNumberingAfterBreak="0">
     <w:nsid w:val="505812D6"/>
     <w:multiLevelType w:val="multilevel"/>
     <w:tmpl w:val="870E83D4"/>
@@ -12817,7 +16264,7 @@
       </w:pPr>
     </w:lvl>
   </w:abstractNum>
-  <w:abstractNum w:abstractNumId="15" w15:restartNumberingAfterBreak="0">
+  <w:abstractNum w:abstractNumId="17" w15:restartNumberingAfterBreak="0">
     <w:nsid w:val="51FC7BD3"/>
     <w:multiLevelType w:val="multilevel"/>
     <w:tmpl w:val="3064C5F0"/>
@@ -12966,7 +16413,7 @@
       </w:rPr>
     </w:lvl>
   </w:abstractNum>
-  <w:abstractNum w:abstractNumId="16" w15:restartNumberingAfterBreak="0">
+  <w:abstractNum w:abstractNumId="18" w15:restartNumberingAfterBreak="0">
     <w:nsid w:val="56680D1D"/>
     <w:multiLevelType w:val="multilevel"/>
     <w:tmpl w:val="97F89DBA"/>
@@ -13079,7 +16526,7 @@
       </w:pPr>
     </w:lvl>
   </w:abstractNum>
-  <w:abstractNum w:abstractNumId="17" w15:restartNumberingAfterBreak="0">
+  <w:abstractNum w:abstractNumId="19" w15:restartNumberingAfterBreak="0">
     <w:nsid w:val="574835DB"/>
     <w:multiLevelType w:val="multilevel"/>
     <w:tmpl w:val="9038487C"/>
@@ -13228,7 +16675,7 @@
       </w:rPr>
     </w:lvl>
   </w:abstractNum>
-  <w:abstractNum w:abstractNumId="18" w15:restartNumberingAfterBreak="0">
+  <w:abstractNum w:abstractNumId="20" w15:restartNumberingAfterBreak="0">
     <w:nsid w:val="5AA52546"/>
     <w:multiLevelType w:val="multilevel"/>
     <w:tmpl w:val="64CEAA9A"/>
@@ -13341,7 +16788,7 @@
       </w:pPr>
     </w:lvl>
   </w:abstractNum>
-  <w:abstractNum w:abstractNumId="19" w15:restartNumberingAfterBreak="0">
+  <w:abstractNum w:abstractNumId="21" w15:restartNumberingAfterBreak="0">
     <w:nsid w:val="5EEF4BC5"/>
     <w:multiLevelType w:val="multilevel"/>
     <w:tmpl w:val="2FA64E6A"/>
@@ -13454,7 +16901,7 @@
       </w:pPr>
     </w:lvl>
   </w:abstractNum>
-  <w:abstractNum w:abstractNumId="20" w15:restartNumberingAfterBreak="0">
+  <w:abstractNum w:abstractNumId="22" w15:restartNumberingAfterBreak="0">
     <w:nsid w:val="60D228A3"/>
     <w:multiLevelType w:val="multilevel"/>
     <w:tmpl w:val="4E5450D6"/>
@@ -13603,7 +17050,7 @@
       </w:rPr>
     </w:lvl>
   </w:abstractNum>
-  <w:abstractNum w:abstractNumId="21" w15:restartNumberingAfterBreak="0">
+  <w:abstractNum w:abstractNumId="23" w15:restartNumberingAfterBreak="0">
     <w:nsid w:val="64392F60"/>
     <w:multiLevelType w:val="multilevel"/>
     <w:tmpl w:val="67B652F8"/>
@@ -13752,7 +17199,7 @@
       </w:rPr>
     </w:lvl>
   </w:abstractNum>
-  <w:abstractNum w:abstractNumId="22" w15:restartNumberingAfterBreak="0">
+  <w:abstractNum w:abstractNumId="24" w15:restartNumberingAfterBreak="0">
     <w:nsid w:val="66423360"/>
     <w:multiLevelType w:val="multilevel"/>
     <w:tmpl w:val="623649D8"/>
@@ -13865,7 +17312,7 @@
       </w:pPr>
     </w:lvl>
   </w:abstractNum>
-  <w:abstractNum w:abstractNumId="23" w15:restartNumberingAfterBreak="0">
+  <w:abstractNum w:abstractNumId="25" w15:restartNumberingAfterBreak="0">
     <w:nsid w:val="6FF612B9"/>
     <w:multiLevelType w:val="multilevel"/>
     <w:tmpl w:val="D3305DE8"/>
@@ -13978,7 +17425,7 @@
       </w:pPr>
     </w:lvl>
   </w:abstractNum>
-  <w:abstractNum w:abstractNumId="24" w15:restartNumberingAfterBreak="0">
+  <w:abstractNum w:abstractNumId="26" w15:restartNumberingAfterBreak="0">
     <w:nsid w:val="70670243"/>
     <w:multiLevelType w:val="multilevel"/>
     <w:tmpl w:val="C38E9CA0"/>
@@ -14127,7 +17574,7 @@
       </w:rPr>
     </w:lvl>
   </w:abstractNum>
-  <w:abstractNum w:abstractNumId="25" w15:restartNumberingAfterBreak="0">
+  <w:abstractNum w:abstractNumId="27" w15:restartNumberingAfterBreak="0">
     <w:nsid w:val="742F092D"/>
     <w:multiLevelType w:val="multilevel"/>
     <w:tmpl w:val="6EB44804"/>
@@ -14240,7 +17687,7 @@
       </w:pPr>
     </w:lvl>
   </w:abstractNum>
-  <w:abstractNum w:abstractNumId="26" w15:restartNumberingAfterBreak="0">
+  <w:abstractNum w:abstractNumId="28" w15:restartNumberingAfterBreak="0">
     <w:nsid w:val="7D0B6DAB"/>
     <w:multiLevelType w:val="multilevel"/>
     <w:tmpl w:val="1C4E62F4"/>
@@ -14354,43 +17801,43 @@
     </w:lvl>
   </w:abstractNum>
   <w:num w:numId="1" w16cid:durableId="40985297">
-    <w:abstractNumId w:val="13"/>
+    <w:abstractNumId w:val="15"/>
   </w:num>
   <w:num w:numId="2" w16cid:durableId="608201180">
-    <w:abstractNumId w:val="24"/>
+    <w:abstractNumId w:val="26"/>
   </w:num>
   <w:num w:numId="3" w16cid:durableId="1324744758">
-    <w:abstractNumId w:val="20"/>
+    <w:abstractNumId w:val="22"/>
   </w:num>
   <w:num w:numId="4" w16cid:durableId="1870020506">
     <w:abstractNumId w:val="4"/>
   </w:num>
   <w:num w:numId="5" w16cid:durableId="1793135115">
-    <w:abstractNumId w:val="11"/>
+    <w:abstractNumId w:val="12"/>
   </w:num>
   <w:num w:numId="6" w16cid:durableId="893740901">
+    <w:abstractNumId w:val="23"/>
+  </w:num>
+  <w:num w:numId="7" w16cid:durableId="596980067">
+    <w:abstractNumId w:val="19"/>
+  </w:num>
+  <w:num w:numId="8" w16cid:durableId="894974900">
+    <w:abstractNumId w:val="20"/>
+  </w:num>
+  <w:num w:numId="9" w16cid:durableId="1521551149">
+    <w:abstractNumId w:val="28"/>
+  </w:num>
+  <w:num w:numId="10" w16cid:durableId="1528713890">
     <w:abstractNumId w:val="21"/>
   </w:num>
-  <w:num w:numId="7" w16cid:durableId="596980067">
-    <w:abstractNumId w:val="17"/>
-  </w:num>
-  <w:num w:numId="8" w16cid:durableId="894974900">
-    <w:abstractNumId w:val="18"/>
-  </w:num>
-  <w:num w:numId="9" w16cid:durableId="1521551149">
-    <w:abstractNumId w:val="26"/>
-  </w:num>
-  <w:num w:numId="10" w16cid:durableId="1528713890">
-    <w:abstractNumId w:val="19"/>
-  </w:num>
   <w:num w:numId="11" w16cid:durableId="526413683">
-    <w:abstractNumId w:val="25"/>
+    <w:abstractNumId w:val="27"/>
   </w:num>
   <w:num w:numId="12" w16cid:durableId="830219606">
     <w:abstractNumId w:val="0"/>
   </w:num>
   <w:num w:numId="13" w16cid:durableId="712198607">
-    <w:abstractNumId w:val="22"/>
+    <w:abstractNumId w:val="24"/>
   </w:num>
   <w:num w:numId="14" w16cid:durableId="1004436747">
     <w:abstractNumId w:val="2"/>
@@ -14405,16 +17852,16 @@
     <w:abstractNumId w:val="6"/>
   </w:num>
   <w:num w:numId="18" w16cid:durableId="1714840380">
-    <w:abstractNumId w:val="12"/>
+    <w:abstractNumId w:val="13"/>
   </w:num>
   <w:num w:numId="19" w16cid:durableId="1865245638">
     <w:abstractNumId w:val="8"/>
   </w:num>
   <w:num w:numId="20" w16cid:durableId="358312361">
-    <w:abstractNumId w:val="15"/>
+    <w:abstractNumId w:val="17"/>
   </w:num>
   <w:num w:numId="21" w16cid:durableId="1203900018">
-    <w:abstractNumId w:val="16"/>
+    <w:abstractNumId w:val="18"/>
   </w:num>
   <w:num w:numId="22" w16cid:durableId="1264537989">
     <w:abstractNumId w:val="1"/>
@@ -14423,16 +17870,22 @@
     <w:abstractNumId w:val="5"/>
   </w:num>
   <w:num w:numId="24" w16cid:durableId="1696416571">
+    <w:abstractNumId w:val="11"/>
+  </w:num>
+  <w:num w:numId="25" w16cid:durableId="1744570756">
+    <w:abstractNumId w:val="16"/>
+  </w:num>
+  <w:num w:numId="26" w16cid:durableId="1652753052">
     <w:abstractNumId w:val="10"/>
   </w:num>
-  <w:num w:numId="25" w16cid:durableId="1744570756">
-    <w:abstractNumId w:val="14"/>
+  <w:num w:numId="27" w16cid:durableId="2114546992">
+    <w:abstractNumId w:val="25"/>
   </w:num>
-  <w:num w:numId="26" w16cid:durableId="1652753052">
+  <w:num w:numId="28" w16cid:durableId="265314435">
     <w:abstractNumId w:val="9"/>
   </w:num>
-  <w:num w:numId="27" w16cid:durableId="2114546992">
-    <w:abstractNumId w:val="23"/>
+  <w:num w:numId="29" w16cid:durableId="645939480">
+    <w:abstractNumId w:val="14"/>
   </w:num>
 </w:numbering>
 </file>
